--- a/docs/entrega4/TFM_Entrega4_UNIR.docx
+++ b/docs/entrega4/TFM_Entrega4_UNIR.docx
@@ -804,7 +804,7 @@
         </w:rPr>
         <w:fldChar w:fldCharType="separate"/>
       </w:r>
-      <w:hyperlink w:anchor="_Toc234313336" w:history="1">
+      <w:hyperlink w:anchor="_Toc234933498" w:history="1">
         <w:r>
           <w:rPr>
             <w:rStyle w:val="Hyperlink"/>
@@ -848,7 +848,7 @@
             <w:noProof/>
             <w:webHidden/>
           </w:rPr>
-          <w:instrText xml:space="preserve"> PAGEREF _Toc234313336 \h </w:instrText>
+          <w:instrText xml:space="preserve"> PAGEREF _Toc234933498 \h </w:instrText>
         </w:r>
         <w:r>
           <w:rPr>
@@ -894,7 +894,7 @@
           <w14:ligatures w14:val="standardContextual"/>
         </w:rPr>
       </w:pPr>
-      <w:hyperlink w:anchor="_Toc234313337" w:history="1">
+      <w:hyperlink w:anchor="_Toc234933499" w:history="1">
         <w:r>
           <w:rPr>
             <w:rStyle w:val="Hyperlink"/>
@@ -938,7 +938,7 @@
             <w:noProof/>
             <w:webHidden/>
           </w:rPr>
-          <w:instrText xml:space="preserve"> PAGEREF _Toc234313337 \h </w:instrText>
+          <w:instrText xml:space="preserve"> PAGEREF _Toc234933499 \h </w:instrText>
         </w:r>
         <w:r>
           <w:rPr>
@@ -984,7 +984,7 @@
           <w14:ligatures w14:val="standardContextual"/>
         </w:rPr>
       </w:pPr>
-      <w:hyperlink w:anchor="_Toc234313338" w:history="1">
+      <w:hyperlink w:anchor="_Toc234933500" w:history="1">
         <w:r>
           <w:rPr>
             <w:rStyle w:val="Hyperlink"/>
@@ -1028,7 +1028,7 @@
             <w:noProof/>
             <w:webHidden/>
           </w:rPr>
-          <w:instrText xml:space="preserve"> PAGEREF _Toc234313338 \h </w:instrText>
+          <w:instrText xml:space="preserve"> PAGEREF _Toc234933500 \h </w:instrText>
         </w:r>
         <w:r>
           <w:rPr>
@@ -1074,7 +1074,7 @@
           <w14:ligatures w14:val="standardContextual"/>
         </w:rPr>
       </w:pPr>
-      <w:hyperlink w:anchor="_Toc234313339" w:history="1">
+      <w:hyperlink w:anchor="_Toc234933501" w:history="1">
         <w:r>
           <w:rPr>
             <w:rStyle w:val="Hyperlink"/>
@@ -1118,7 +1118,7 @@
             <w:noProof/>
             <w:webHidden/>
           </w:rPr>
-          <w:instrText xml:space="preserve"> PAGEREF _Toc234313339 \h </w:instrText>
+          <w:instrText xml:space="preserve"> PAGEREF _Toc234933501 \h </w:instrText>
         </w:r>
         <w:r>
           <w:rPr>
@@ -1164,7 +1164,7 @@
           <w14:ligatures w14:val="standardContextual"/>
         </w:rPr>
       </w:pPr>
-      <w:hyperlink w:anchor="_Toc234313340" w:history="1">
+      <w:hyperlink w:anchor="_Toc234933502" w:history="1">
         <w:r>
           <w:rPr>
             <w:rStyle w:val="Hyperlink"/>
@@ -1208,7 +1208,7 @@
             <w:noProof/>
             <w:webHidden/>
           </w:rPr>
-          <w:instrText xml:space="preserve"> PAGEREF _Toc234313340 \h </w:instrText>
+          <w:instrText xml:space="preserve"> PAGEREF _Toc234933502 \h </w:instrText>
         </w:r>
         <w:r>
           <w:rPr>
@@ -1254,7 +1254,7 @@
           <w14:ligatures w14:val="standardContextual"/>
         </w:rPr>
       </w:pPr>
-      <w:hyperlink w:anchor="_Toc234313341" w:history="1">
+      <w:hyperlink w:anchor="_Toc234933503" w:history="1">
         <w:r>
           <w:rPr>
             <w:rStyle w:val="Hyperlink"/>
@@ -1298,7 +1298,7 @@
             <w:noProof/>
             <w:webHidden/>
           </w:rPr>
-          <w:instrText xml:space="preserve"> PAGEREF _Toc234313341 \h </w:instrText>
+          <w:instrText xml:space="preserve"> PAGEREF _Toc234933503 \h </w:instrText>
         </w:r>
         <w:r>
           <w:rPr>
@@ -1344,7 +1344,7 @@
           <w14:ligatures w14:val="standardContextual"/>
         </w:rPr>
       </w:pPr>
-      <w:hyperlink w:anchor="_Toc234313342" w:history="1">
+      <w:hyperlink w:anchor="_Toc234933504" w:history="1">
         <w:r>
           <w:rPr>
             <w:rStyle w:val="Hyperlink"/>
@@ -1388,7 +1388,7 @@
             <w:noProof/>
             <w:webHidden/>
           </w:rPr>
-          <w:instrText xml:space="preserve"> PAGEREF _Toc234313342 \h </w:instrText>
+          <w:instrText xml:space="preserve"> PAGEREF _Toc234933504 \h </w:instrText>
         </w:r>
         <w:r>
           <w:rPr>
@@ -1408,7 +1408,7 @@
             <w:noProof/>
             <w:webHidden/>
           </w:rPr>
-          <w:t>6</w:t>
+          <w:t>5</w:t>
         </w:r>
         <w:r>
           <w:rPr>
@@ -1434,7 +1434,7 @@
           <w14:ligatures w14:val="standardContextual"/>
         </w:rPr>
       </w:pPr>
-      <w:hyperlink w:anchor="_Toc234313343" w:history="1">
+      <w:hyperlink w:anchor="_Toc234933505" w:history="1">
         <w:r>
           <w:rPr>
             <w:rStyle w:val="Hyperlink"/>
@@ -1478,7 +1478,7 @@
             <w:noProof/>
             <w:webHidden/>
           </w:rPr>
-          <w:instrText xml:space="preserve"> PAGEREF _Toc234313343 \h </w:instrText>
+          <w:instrText xml:space="preserve"> PAGEREF _Toc234933505 \h </w:instrText>
         </w:r>
         <w:r>
           <w:rPr>
@@ -1498,7 +1498,7 @@
             <w:noProof/>
             <w:webHidden/>
           </w:rPr>
-          <w:t>6</w:t>
+          <w:t>5</w:t>
         </w:r>
         <w:r>
           <w:rPr>
@@ -1524,7 +1524,7 @@
           <w14:ligatures w14:val="standardContextual"/>
         </w:rPr>
       </w:pPr>
-      <w:hyperlink w:anchor="_Toc234313344" w:history="1">
+      <w:hyperlink w:anchor="_Toc234933506" w:history="1">
         <w:r>
           <w:rPr>
             <w:rStyle w:val="Hyperlink"/>
@@ -1568,7 +1568,7 @@
             <w:noProof/>
             <w:webHidden/>
           </w:rPr>
-          <w:instrText xml:space="preserve"> PAGEREF _Toc234313344 \h </w:instrText>
+          <w:instrText xml:space="preserve"> PAGEREF _Toc234933506 \h </w:instrText>
         </w:r>
         <w:r>
           <w:rPr>
@@ -1588,7 +1588,7 @@
             <w:noProof/>
             <w:webHidden/>
           </w:rPr>
-          <w:t>7</w:t>
+          <w:t>6</w:t>
         </w:r>
         <w:r>
           <w:rPr>
@@ -1614,7 +1614,7 @@
           <w14:ligatures w14:val="standardContextual"/>
         </w:rPr>
       </w:pPr>
-      <w:hyperlink w:anchor="_Toc234313345" w:history="1">
+      <w:hyperlink w:anchor="_Toc234933507" w:history="1">
         <w:r>
           <w:rPr>
             <w:rStyle w:val="Hyperlink"/>
@@ -1658,7 +1658,7 @@
             <w:noProof/>
             <w:webHidden/>
           </w:rPr>
-          <w:instrText xml:space="preserve"> PAGEREF _Toc234313345 \h </w:instrText>
+          <w:instrText xml:space="preserve"> PAGEREF _Toc234933507 \h </w:instrText>
         </w:r>
         <w:r>
           <w:rPr>
@@ -1678,7 +1678,7 @@
             <w:noProof/>
             <w:webHidden/>
           </w:rPr>
-          <w:t>7</w:t>
+          <w:t>6</w:t>
         </w:r>
         <w:r>
           <w:rPr>
@@ -1704,7 +1704,7 @@
           <w14:ligatures w14:val="standardContextual"/>
         </w:rPr>
       </w:pPr>
-      <w:hyperlink w:anchor="_Toc234313346" w:history="1">
+      <w:hyperlink w:anchor="_Toc234933508" w:history="1">
         <w:r>
           <w:rPr>
             <w:rStyle w:val="Hyperlink"/>
@@ -1748,7 +1748,7 @@
             <w:noProof/>
             <w:webHidden/>
           </w:rPr>
-          <w:instrText xml:space="preserve"> PAGEREF _Toc234313346 \h </w:instrText>
+          <w:instrText xml:space="preserve"> PAGEREF _Toc234933508 \h </w:instrText>
         </w:r>
         <w:r>
           <w:rPr>
@@ -1768,7 +1768,7 @@
             <w:noProof/>
             <w:webHidden/>
           </w:rPr>
-          <w:t>8</w:t>
+          <w:t>7</w:t>
         </w:r>
         <w:r>
           <w:rPr>
@@ -1794,7 +1794,7 @@
           <w14:ligatures w14:val="standardContextual"/>
         </w:rPr>
       </w:pPr>
-      <w:hyperlink w:anchor="_Toc234313347" w:history="1">
+      <w:hyperlink w:anchor="_Toc234933509" w:history="1">
         <w:r>
           <w:rPr>
             <w:rStyle w:val="Hyperlink"/>
@@ -1838,7 +1838,7 @@
             <w:noProof/>
             <w:webHidden/>
           </w:rPr>
-          <w:instrText xml:space="preserve"> PAGEREF _Toc234313347 \h </w:instrText>
+          <w:instrText xml:space="preserve"> PAGEREF _Toc234933509 \h </w:instrText>
         </w:r>
         <w:r>
           <w:rPr>
@@ -1858,7 +1858,7 @@
             <w:noProof/>
             <w:webHidden/>
           </w:rPr>
-          <w:t>9</w:t>
+          <w:t>8</w:t>
         </w:r>
         <w:r>
           <w:rPr>
@@ -1884,7 +1884,7 @@
           <w14:ligatures w14:val="standardContextual"/>
         </w:rPr>
       </w:pPr>
-      <w:hyperlink w:anchor="_Toc234313348" w:history="1">
+      <w:hyperlink w:anchor="_Toc234933510" w:history="1">
         <w:r>
           <w:rPr>
             <w:rStyle w:val="Hyperlink"/>
@@ -1928,7 +1928,7 @@
             <w:noProof/>
             <w:webHidden/>
           </w:rPr>
-          <w:instrText xml:space="preserve"> PAGEREF _Toc234313348 \h </w:instrText>
+          <w:instrText xml:space="preserve"> PAGEREF _Toc234933510 \h </w:instrText>
         </w:r>
         <w:r>
           <w:rPr>
@@ -1948,7 +1948,7 @@
             <w:noProof/>
             <w:webHidden/>
           </w:rPr>
-          <w:t>10</w:t>
+          <w:t>9</w:t>
         </w:r>
         <w:r>
           <w:rPr>
@@ -1974,7 +1974,7 @@
           <w14:ligatures w14:val="standardContextual"/>
         </w:rPr>
       </w:pPr>
-      <w:hyperlink w:anchor="_Toc234313349" w:history="1">
+      <w:hyperlink w:anchor="_Toc234933511" w:history="1">
         <w:r>
           <w:rPr>
             <w:rStyle w:val="Hyperlink"/>
@@ -2018,7 +2018,7 @@
             <w:noProof/>
             <w:webHidden/>
           </w:rPr>
-          <w:instrText xml:space="preserve"> PAGEREF _Toc234313349 \h </w:instrText>
+          <w:instrText xml:space="preserve"> PAGEREF _Toc234933511 \h </w:instrText>
         </w:r>
         <w:r>
           <w:rPr>
@@ -2038,7 +2038,7 @@
             <w:noProof/>
             <w:webHidden/>
           </w:rPr>
-          <w:t>11</w:t>
+          <w:t>10</w:t>
         </w:r>
         <w:r>
           <w:rPr>
@@ -2064,7 +2064,7 @@
           <w14:ligatures w14:val="standardContextual"/>
         </w:rPr>
       </w:pPr>
-      <w:hyperlink w:anchor="_Toc234313350" w:history="1">
+      <w:hyperlink w:anchor="_Toc234933512" w:history="1">
         <w:r>
           <w:rPr>
             <w:rStyle w:val="Hyperlink"/>
@@ -2108,7 +2108,7 @@
             <w:noProof/>
             <w:webHidden/>
           </w:rPr>
-          <w:instrText xml:space="preserve"> PAGEREF _Toc234313350 \h </w:instrText>
+          <w:instrText xml:space="preserve"> PAGEREF _Toc234933512 \h </w:instrText>
         </w:r>
         <w:r>
           <w:rPr>
@@ -2128,7 +2128,7 @@
             <w:noProof/>
             <w:webHidden/>
           </w:rPr>
-          <w:t>12</w:t>
+          <w:t>11</w:t>
         </w:r>
         <w:r>
           <w:rPr>
@@ -2154,7 +2154,7 @@
           <w14:ligatures w14:val="standardContextual"/>
         </w:rPr>
       </w:pPr>
-      <w:hyperlink w:anchor="_Toc234313351" w:history="1">
+      <w:hyperlink w:anchor="_Toc234933513" w:history="1">
         <w:r>
           <w:rPr>
             <w:rStyle w:val="Hyperlink"/>
@@ -2198,7 +2198,7 @@
             <w:noProof/>
             <w:webHidden/>
           </w:rPr>
-          <w:instrText xml:space="preserve"> PAGEREF _Toc234313351 \h </w:instrText>
+          <w:instrText xml:space="preserve"> PAGEREF _Toc234933513 \h </w:instrText>
         </w:r>
         <w:r>
           <w:rPr>
@@ -2218,7 +2218,7 @@
             <w:noProof/>
             <w:webHidden/>
           </w:rPr>
-          <w:t>12</w:t>
+          <w:t>11</w:t>
         </w:r>
         <w:r>
           <w:rPr>
@@ -2244,7 +2244,7 @@
           <w14:ligatures w14:val="standardContextual"/>
         </w:rPr>
       </w:pPr>
-      <w:hyperlink w:anchor="_Toc234313352" w:history="1">
+      <w:hyperlink w:anchor="_Toc234933514" w:history="1">
         <w:r>
           <w:rPr>
             <w:rStyle w:val="Hyperlink"/>
@@ -2288,7 +2288,7 @@
             <w:noProof/>
             <w:webHidden/>
           </w:rPr>
-          <w:instrText xml:space="preserve"> PAGEREF _Toc234313352 \h </w:instrText>
+          <w:instrText xml:space="preserve"> PAGEREF _Toc234933514 \h </w:instrText>
         </w:r>
         <w:r>
           <w:rPr>
@@ -2308,7 +2308,7 @@
             <w:noProof/>
             <w:webHidden/>
           </w:rPr>
-          <w:t>15</w:t>
+          <w:t>14</w:t>
         </w:r>
         <w:r>
           <w:rPr>
@@ -2334,7 +2334,7 @@
           <w14:ligatures w14:val="standardContextual"/>
         </w:rPr>
       </w:pPr>
-      <w:hyperlink w:anchor="_Toc234313353" w:history="1">
+      <w:hyperlink w:anchor="_Toc234933515" w:history="1">
         <w:r>
           <w:rPr>
             <w:rStyle w:val="Hyperlink"/>
@@ -2378,7 +2378,7 @@
             <w:noProof/>
             <w:webHidden/>
           </w:rPr>
-          <w:instrText xml:space="preserve"> PAGEREF _Toc234313353 \h </w:instrText>
+          <w:instrText xml:space="preserve"> PAGEREF _Toc234933515 \h </w:instrText>
         </w:r>
         <w:r>
           <w:rPr>
@@ -2398,7 +2398,7 @@
             <w:noProof/>
             <w:webHidden/>
           </w:rPr>
-          <w:t>16</w:t>
+          <w:t>15</w:t>
         </w:r>
         <w:r>
           <w:rPr>
@@ -2424,7 +2424,7 @@
           <w14:ligatures w14:val="standardContextual"/>
         </w:rPr>
       </w:pPr>
-      <w:hyperlink w:anchor="_Toc234313354" w:history="1">
+      <w:hyperlink w:anchor="_Toc234933516" w:history="1">
         <w:r>
           <w:rPr>
             <w:rStyle w:val="Hyperlink"/>
@@ -2468,7 +2468,7 @@
             <w:noProof/>
             <w:webHidden/>
           </w:rPr>
-          <w:instrText xml:space="preserve"> PAGEREF _Toc234313354 \h </w:instrText>
+          <w:instrText xml:space="preserve"> PAGEREF _Toc234933516 \h </w:instrText>
         </w:r>
         <w:r>
           <w:rPr>
@@ -2514,7 +2514,7 @@
           <w14:ligatures w14:val="standardContextual"/>
         </w:rPr>
       </w:pPr>
-      <w:hyperlink w:anchor="_Toc234313355" w:history="1">
+      <w:hyperlink w:anchor="_Toc234933517" w:history="1">
         <w:r>
           <w:rPr>
             <w:rStyle w:val="Hyperlink"/>
@@ -2558,7 +2558,7 @@
             <w:noProof/>
             <w:webHidden/>
           </w:rPr>
-          <w:instrText xml:space="preserve"> PAGEREF _Toc234313355 \h </w:instrText>
+          <w:instrText xml:space="preserve"> PAGEREF _Toc234933517 \h </w:instrText>
         </w:r>
         <w:r>
           <w:rPr>
@@ -2604,7 +2604,7 @@
           <w14:ligatures w14:val="standardContextual"/>
         </w:rPr>
       </w:pPr>
-      <w:hyperlink w:anchor="_Toc234313356" w:history="1">
+      <w:hyperlink w:anchor="_Toc234933518" w:history="1">
         <w:r>
           <w:rPr>
             <w:rStyle w:val="Hyperlink"/>
@@ -2648,7 +2648,7 @@
             <w:noProof/>
             <w:webHidden/>
           </w:rPr>
-          <w:instrText xml:space="preserve"> PAGEREF _Toc234313356 \h </w:instrText>
+          <w:instrText xml:space="preserve"> PAGEREF _Toc234933518 \h </w:instrText>
         </w:r>
         <w:r>
           <w:rPr>
@@ -2668,7 +2668,7 @@
             <w:noProof/>
             <w:webHidden/>
           </w:rPr>
-          <w:t>18</w:t>
+          <w:t>17</w:t>
         </w:r>
         <w:r>
           <w:rPr>
@@ -2694,7 +2694,7 @@
           <w14:ligatures w14:val="standardContextual"/>
         </w:rPr>
       </w:pPr>
-      <w:hyperlink w:anchor="_Toc234313357" w:history="1">
+      <w:hyperlink w:anchor="_Toc234933519" w:history="1">
         <w:r>
           <w:rPr>
             <w:rStyle w:val="Hyperlink"/>
@@ -2738,7 +2738,7 @@
             <w:noProof/>
             <w:webHidden/>
           </w:rPr>
-          <w:instrText xml:space="preserve"> PAGEREF _Toc234313357 \h </w:instrText>
+          <w:instrText xml:space="preserve"> PAGEREF _Toc234933519 \h </w:instrText>
         </w:r>
         <w:r>
           <w:rPr>
@@ -2758,7 +2758,7 @@
             <w:noProof/>
             <w:webHidden/>
           </w:rPr>
-          <w:t>19</w:t>
+          <w:t>18</w:t>
         </w:r>
         <w:r>
           <w:rPr>
@@ -2784,7 +2784,7 @@
           <w14:ligatures w14:val="standardContextual"/>
         </w:rPr>
       </w:pPr>
-      <w:hyperlink w:anchor="_Toc234313358" w:history="1">
+      <w:hyperlink w:anchor="_Toc234933520" w:history="1">
         <w:r>
           <w:rPr>
             <w:rStyle w:val="Hyperlink"/>
@@ -2828,7 +2828,7 @@
             <w:noProof/>
             <w:webHidden/>
           </w:rPr>
-          <w:instrText xml:space="preserve"> PAGEREF _Toc234313358 \h </w:instrText>
+          <w:instrText xml:space="preserve"> PAGEREF _Toc234933520 \h </w:instrText>
         </w:r>
         <w:r>
           <w:rPr>
@@ -2848,7 +2848,7 @@
             <w:noProof/>
             <w:webHidden/>
           </w:rPr>
-          <w:t>19</w:t>
+          <w:t>18</w:t>
         </w:r>
         <w:r>
           <w:rPr>
@@ -2874,7 +2874,7 @@
           <w14:ligatures w14:val="standardContextual"/>
         </w:rPr>
       </w:pPr>
-      <w:hyperlink w:anchor="_Toc234313359" w:history="1">
+      <w:hyperlink w:anchor="_Toc234933521" w:history="1">
         <w:r>
           <w:rPr>
             <w:rStyle w:val="Hyperlink"/>
@@ -2918,7 +2918,7 @@
             <w:noProof/>
             <w:webHidden/>
           </w:rPr>
-          <w:instrText xml:space="preserve"> PAGEREF _Toc234313359 \h </w:instrText>
+          <w:instrText xml:space="preserve"> PAGEREF _Toc234933521 \h </w:instrText>
         </w:r>
         <w:r>
           <w:rPr>
@@ -2938,7 +2938,7 @@
             <w:noProof/>
             <w:webHidden/>
           </w:rPr>
-          <w:t>20</w:t>
+          <w:t>19</w:t>
         </w:r>
         <w:r>
           <w:rPr>
@@ -2964,7 +2964,7 @@
           <w14:ligatures w14:val="standardContextual"/>
         </w:rPr>
       </w:pPr>
-      <w:hyperlink w:anchor="_Toc234313360" w:history="1">
+      <w:hyperlink w:anchor="_Toc234933522" w:history="1">
         <w:r>
           <w:rPr>
             <w:rStyle w:val="Hyperlink"/>
@@ -3008,7 +3008,7 @@
             <w:noProof/>
             <w:webHidden/>
           </w:rPr>
-          <w:instrText xml:space="preserve"> PAGEREF _Toc234313360 \h </w:instrText>
+          <w:instrText xml:space="preserve"> PAGEREF _Toc234933522 \h </w:instrText>
         </w:r>
         <w:r>
           <w:rPr>
@@ -3028,7 +3028,7 @@
             <w:noProof/>
             <w:webHidden/>
           </w:rPr>
-          <w:t>21</w:t>
+          <w:t>20</w:t>
         </w:r>
         <w:r>
           <w:rPr>
@@ -3054,7 +3054,7 @@
           <w14:ligatures w14:val="standardContextual"/>
         </w:rPr>
       </w:pPr>
-      <w:hyperlink w:anchor="_Toc234313361" w:history="1">
+      <w:hyperlink w:anchor="_Toc234933523" w:history="1">
         <w:r>
           <w:rPr>
             <w:rStyle w:val="Hyperlink"/>
@@ -3098,7 +3098,7 @@
             <w:noProof/>
             <w:webHidden/>
           </w:rPr>
-          <w:instrText xml:space="preserve"> PAGEREF _Toc234313361 \h </w:instrText>
+          <w:instrText xml:space="preserve"> PAGEREF _Toc234933523 \h </w:instrText>
         </w:r>
         <w:r>
           <w:rPr>
@@ -3118,7 +3118,7 @@
             <w:noProof/>
             <w:webHidden/>
           </w:rPr>
-          <w:t>23</w:t>
+          <w:t>22</w:t>
         </w:r>
         <w:r>
           <w:rPr>
@@ -3144,7 +3144,7 @@
           <w14:ligatures w14:val="standardContextual"/>
         </w:rPr>
       </w:pPr>
-      <w:hyperlink w:anchor="_Toc234313362" w:history="1">
+      <w:hyperlink w:anchor="_Toc234933524" w:history="1">
         <w:r>
           <w:rPr>
             <w:rStyle w:val="Hyperlink"/>
@@ -3188,7 +3188,7 @@
             <w:noProof/>
             <w:webHidden/>
           </w:rPr>
-          <w:instrText xml:space="preserve"> PAGEREF _Toc234313362 \h </w:instrText>
+          <w:instrText xml:space="preserve"> PAGEREF _Toc234933524 \h </w:instrText>
         </w:r>
         <w:r>
           <w:rPr>
@@ -3208,7 +3208,7 @@
             <w:noProof/>
             <w:webHidden/>
           </w:rPr>
-          <w:t>23</w:t>
+          <w:t>22</w:t>
         </w:r>
         <w:r>
           <w:rPr>
@@ -3234,7 +3234,7 @@
           <w14:ligatures w14:val="standardContextual"/>
         </w:rPr>
       </w:pPr>
-      <w:hyperlink w:anchor="_Toc234313363" w:history="1">
+      <w:hyperlink w:anchor="_Toc234933525" w:history="1">
         <w:r>
           <w:rPr>
             <w:rStyle w:val="Hyperlink"/>
@@ -3286,7 +3286,7 @@
             <w:noProof/>
             <w:webHidden/>
           </w:rPr>
-          <w:instrText xml:space="preserve"> PAGEREF _Toc234313363 \h </w:instrText>
+          <w:instrText xml:space="preserve"> PAGEREF _Toc234933525 \h </w:instrText>
         </w:r>
         <w:r>
           <w:rPr>
@@ -3332,7 +3332,7 @@
           <w14:ligatures w14:val="standardContextual"/>
         </w:rPr>
       </w:pPr>
-      <w:hyperlink w:anchor="_Toc234313364" w:history="1">
+      <w:hyperlink w:anchor="_Toc234933526" w:history="1">
         <w:r>
           <w:rPr>
             <w:rStyle w:val="Hyperlink"/>
@@ -3376,7 +3376,7 @@
             <w:noProof/>
             <w:webHidden/>
           </w:rPr>
-          <w:instrText xml:space="preserve"> PAGEREF _Toc234313364 \h </w:instrText>
+          <w:instrText xml:space="preserve"> PAGEREF _Toc234933526 \h </w:instrText>
         </w:r>
         <w:r>
           <w:rPr>
@@ -3396,7 +3396,7 @@
             <w:noProof/>
             <w:webHidden/>
           </w:rPr>
-          <w:t>24</w:t>
+          <w:t>23</w:t>
         </w:r>
         <w:r>
           <w:rPr>
@@ -3422,7 +3422,7 @@
           <w14:ligatures w14:val="standardContextual"/>
         </w:rPr>
       </w:pPr>
-      <w:hyperlink w:anchor="_Toc234313365" w:history="1">
+      <w:hyperlink w:anchor="_Toc234933527" w:history="1">
         <w:r>
           <w:rPr>
             <w:rStyle w:val="Hyperlink"/>
@@ -3466,7 +3466,7 @@
             <w:noProof/>
             <w:webHidden/>
           </w:rPr>
-          <w:instrText xml:space="preserve"> PAGEREF _Toc234313365 \h </w:instrText>
+          <w:instrText xml:space="preserve"> PAGEREF _Toc234933527 \h </w:instrText>
         </w:r>
         <w:r>
           <w:rPr>
@@ -3486,7 +3486,7 @@
             <w:noProof/>
             <w:webHidden/>
           </w:rPr>
-          <w:t>24</w:t>
+          <w:t>23</w:t>
         </w:r>
         <w:r>
           <w:rPr>
@@ -3512,7 +3512,7 @@
           <w14:ligatures w14:val="standardContextual"/>
         </w:rPr>
       </w:pPr>
-      <w:hyperlink w:anchor="_Toc234313366" w:history="1">
+      <w:hyperlink w:anchor="_Toc234933528" w:history="1">
         <w:r>
           <w:rPr>
             <w:rStyle w:val="Hyperlink"/>
@@ -3556,7 +3556,7 @@
             <w:noProof/>
             <w:webHidden/>
           </w:rPr>
-          <w:instrText xml:space="preserve"> PAGEREF _Toc234313366 \h </w:instrText>
+          <w:instrText xml:space="preserve"> PAGEREF _Toc234933528 \h </w:instrText>
         </w:r>
         <w:r>
           <w:rPr>
@@ -3576,7 +3576,7 @@
             <w:noProof/>
             <w:webHidden/>
           </w:rPr>
-          <w:t>24</w:t>
+          <w:t>23</w:t>
         </w:r>
         <w:r>
           <w:rPr>
@@ -3602,7 +3602,7 @@
           <w14:ligatures w14:val="standardContextual"/>
         </w:rPr>
       </w:pPr>
-      <w:hyperlink w:anchor="_Toc234313367" w:history="1">
+      <w:hyperlink w:anchor="_Toc234933529" w:history="1">
         <w:r>
           <w:rPr>
             <w:rStyle w:val="Hyperlink"/>
@@ -3646,7 +3646,7 @@
             <w:noProof/>
             <w:webHidden/>
           </w:rPr>
-          <w:instrText xml:space="preserve"> PAGEREF _Toc234313367 \h </w:instrText>
+          <w:instrText xml:space="preserve"> PAGEREF _Toc234933529 \h </w:instrText>
         </w:r>
         <w:r>
           <w:rPr>
@@ -3666,7 +3666,7 @@
             <w:noProof/>
             <w:webHidden/>
           </w:rPr>
-          <w:t>25</w:t>
+          <w:t>24</w:t>
         </w:r>
         <w:r>
           <w:rPr>
@@ -3692,7 +3692,7 @@
           <w14:ligatures w14:val="standardContextual"/>
         </w:rPr>
       </w:pPr>
-      <w:hyperlink w:anchor="_Toc234313368" w:history="1">
+      <w:hyperlink w:anchor="_Toc234933530" w:history="1">
         <w:r>
           <w:rPr>
             <w:rStyle w:val="Hyperlink"/>
@@ -3736,7 +3736,7 @@
             <w:noProof/>
             <w:webHidden/>
           </w:rPr>
-          <w:instrText xml:space="preserve"> PAGEREF _Toc234313368 \h </w:instrText>
+          <w:instrText xml:space="preserve"> PAGEREF _Toc234933530 \h </w:instrText>
         </w:r>
         <w:r>
           <w:rPr>
@@ -3756,7 +3756,7 @@
             <w:noProof/>
             <w:webHidden/>
           </w:rPr>
-          <w:t>25</w:t>
+          <w:t>24</w:t>
         </w:r>
         <w:r>
           <w:rPr>
@@ -3782,7 +3782,7 @@
           <w14:ligatures w14:val="standardContextual"/>
         </w:rPr>
       </w:pPr>
-      <w:hyperlink w:anchor="_Toc234313369" w:history="1">
+      <w:hyperlink w:anchor="_Toc234933531" w:history="1">
         <w:r>
           <w:rPr>
             <w:rStyle w:val="Hyperlink"/>
@@ -3826,7 +3826,7 @@
             <w:noProof/>
             <w:webHidden/>
           </w:rPr>
-          <w:instrText xml:space="preserve"> PAGEREF _Toc234313369 \h </w:instrText>
+          <w:instrText xml:space="preserve"> PAGEREF _Toc234933531 \h </w:instrText>
         </w:r>
         <w:r>
           <w:rPr>
@@ -3846,7 +3846,7 @@
             <w:noProof/>
             <w:webHidden/>
           </w:rPr>
-          <w:t>25</w:t>
+          <w:t>24</w:t>
         </w:r>
         <w:r>
           <w:rPr>
@@ -3872,7 +3872,7 @@
           <w14:ligatures w14:val="standardContextual"/>
         </w:rPr>
       </w:pPr>
-      <w:hyperlink w:anchor="_Toc234313370" w:history="1">
+      <w:hyperlink w:anchor="_Toc234933532" w:history="1">
         <w:r>
           <w:rPr>
             <w:rStyle w:val="Hyperlink"/>
@@ -3916,7 +3916,7 @@
             <w:noProof/>
             <w:webHidden/>
           </w:rPr>
-          <w:instrText xml:space="preserve"> PAGEREF _Toc234313370 \h </w:instrText>
+          <w:instrText xml:space="preserve"> PAGEREF _Toc234933532 \h </w:instrText>
         </w:r>
         <w:r>
           <w:rPr>
@@ -3962,7 +3962,7 @@
           <w14:ligatures w14:val="standardContextual"/>
         </w:rPr>
       </w:pPr>
-      <w:hyperlink w:anchor="_Toc234313371" w:history="1">
+      <w:hyperlink w:anchor="_Toc234933533" w:history="1">
         <w:r>
           <w:rPr>
             <w:rStyle w:val="Hyperlink"/>
@@ -4006,7 +4006,7 @@
             <w:noProof/>
             <w:webHidden/>
           </w:rPr>
-          <w:instrText xml:space="preserve"> PAGEREF _Toc234313371 \h </w:instrText>
+          <w:instrText xml:space="preserve"> PAGEREF _Toc234933533 \h </w:instrText>
         </w:r>
         <w:r>
           <w:rPr>
@@ -4052,7 +4052,7 @@
           <w14:ligatures w14:val="standardContextual"/>
         </w:rPr>
       </w:pPr>
-      <w:hyperlink w:anchor="_Toc234313372" w:history="1">
+      <w:hyperlink w:anchor="_Toc234933534" w:history="1">
         <w:r>
           <w:rPr>
             <w:rStyle w:val="Hyperlink"/>
@@ -4096,7 +4096,7 @@
             <w:noProof/>
             <w:webHidden/>
           </w:rPr>
-          <w:instrText xml:space="preserve"> PAGEREF _Toc234313372 \h </w:instrText>
+          <w:instrText xml:space="preserve"> PAGEREF _Toc234933534 \h </w:instrText>
         </w:r>
         <w:r>
           <w:rPr>
@@ -4142,7 +4142,7 @@
           <w14:ligatures w14:val="standardContextual"/>
         </w:rPr>
       </w:pPr>
-      <w:hyperlink w:anchor="_Toc234313373" w:history="1">
+      <w:hyperlink w:anchor="_Toc234933535" w:history="1">
         <w:r>
           <w:rPr>
             <w:rStyle w:val="Hyperlink"/>
@@ -4186,7 +4186,7 @@
             <w:noProof/>
             <w:webHidden/>
           </w:rPr>
-          <w:instrText xml:space="preserve"> PAGEREF _Toc234313373 \h </w:instrText>
+          <w:instrText xml:space="preserve"> PAGEREF _Toc234933535 \h </w:instrText>
         </w:r>
         <w:r>
           <w:rPr>
@@ -4206,7 +4206,7 @@
             <w:noProof/>
             <w:webHidden/>
           </w:rPr>
-          <w:t>29</w:t>
+          <w:t>30</w:t>
         </w:r>
         <w:r>
           <w:rPr>
@@ -4232,7 +4232,7 @@
           <w14:ligatures w14:val="standardContextual"/>
         </w:rPr>
       </w:pPr>
-      <w:hyperlink w:anchor="_Toc234313374" w:history="1">
+      <w:hyperlink w:anchor="_Toc234933536" w:history="1">
         <w:r>
           <w:rPr>
             <w:rStyle w:val="Hyperlink"/>
@@ -4276,7 +4276,7 @@
             <w:noProof/>
             <w:webHidden/>
           </w:rPr>
-          <w:instrText xml:space="preserve"> PAGEREF _Toc234313374 \h </w:instrText>
+          <w:instrText xml:space="preserve"> PAGEREF _Toc234933536 \h </w:instrText>
         </w:r>
         <w:r>
           <w:rPr>
@@ -4322,7 +4322,7 @@
           <w14:ligatures w14:val="standardContextual"/>
         </w:rPr>
       </w:pPr>
-      <w:hyperlink w:anchor="_Toc234313375" w:history="1">
+      <w:hyperlink w:anchor="_Toc234933537" w:history="1">
         <w:r>
           <w:rPr>
             <w:rStyle w:val="Hyperlink"/>
@@ -4366,7 +4366,7 @@
             <w:noProof/>
             <w:webHidden/>
           </w:rPr>
-          <w:instrText xml:space="preserve"> PAGEREF _Toc234313375 \h </w:instrText>
+          <w:instrText xml:space="preserve"> PAGEREF _Toc234933537 \h </w:instrText>
         </w:r>
         <w:r>
           <w:rPr>
@@ -4386,7 +4386,7 @@
             <w:noProof/>
             <w:webHidden/>
           </w:rPr>
-          <w:t>32</w:t>
+          <w:t>33</w:t>
         </w:r>
         <w:r>
           <w:rPr>
@@ -4412,7 +4412,7 @@
           <w14:ligatures w14:val="standardContextual"/>
         </w:rPr>
       </w:pPr>
-      <w:hyperlink w:anchor="_Toc234313376" w:history="1">
+      <w:hyperlink w:anchor="_Toc234933538" w:history="1">
         <w:r>
           <w:rPr>
             <w:rStyle w:val="Hyperlink"/>
@@ -4456,7 +4456,7 @@
             <w:noProof/>
             <w:webHidden/>
           </w:rPr>
-          <w:instrText xml:space="preserve"> PAGEREF _Toc234313376 \h </w:instrText>
+          <w:instrText xml:space="preserve"> PAGEREF _Toc234933538 \h </w:instrText>
         </w:r>
         <w:r>
           <w:rPr>
@@ -4476,7 +4476,7 @@
             <w:noProof/>
             <w:webHidden/>
           </w:rPr>
-          <w:t>32</w:t>
+          <w:t>33</w:t>
         </w:r>
         <w:r>
           <w:rPr>
@@ -4502,7 +4502,7 @@
           <w14:ligatures w14:val="standardContextual"/>
         </w:rPr>
       </w:pPr>
-      <w:hyperlink w:anchor="_Toc234313377" w:history="1">
+      <w:hyperlink w:anchor="_Toc234933539" w:history="1">
         <w:r>
           <w:rPr>
             <w:rStyle w:val="Hyperlink"/>
@@ -4546,7 +4546,7 @@
             <w:noProof/>
             <w:webHidden/>
           </w:rPr>
-          <w:instrText xml:space="preserve"> PAGEREF _Toc234313377 \h </w:instrText>
+          <w:instrText xml:space="preserve"> PAGEREF _Toc234933539 \h </w:instrText>
         </w:r>
         <w:r>
           <w:rPr>
@@ -4566,7 +4566,7 @@
             <w:noProof/>
             <w:webHidden/>
           </w:rPr>
-          <w:t>32</w:t>
+          <w:t>33</w:t>
         </w:r>
         <w:r>
           <w:rPr>
@@ -4592,7 +4592,7 @@
           <w14:ligatures w14:val="standardContextual"/>
         </w:rPr>
       </w:pPr>
-      <w:hyperlink w:anchor="_Toc234313378" w:history="1">
+      <w:hyperlink w:anchor="_Toc234933540" w:history="1">
         <w:r>
           <w:rPr>
             <w:rStyle w:val="Hyperlink"/>
@@ -4636,7 +4636,7 @@
             <w:noProof/>
             <w:webHidden/>
           </w:rPr>
-          <w:instrText xml:space="preserve"> PAGEREF _Toc234313378 \h </w:instrText>
+          <w:instrText xml:space="preserve"> PAGEREF _Toc234933540 \h </w:instrText>
         </w:r>
         <w:r>
           <w:rPr>
@@ -4656,7 +4656,7 @@
             <w:noProof/>
             <w:webHidden/>
           </w:rPr>
-          <w:t>33</w:t>
+          <w:t>34</w:t>
         </w:r>
         <w:r>
           <w:rPr>
@@ -4682,7 +4682,7 @@
           <w14:ligatures w14:val="standardContextual"/>
         </w:rPr>
       </w:pPr>
-      <w:hyperlink w:anchor="_Toc234313379" w:history="1">
+      <w:hyperlink w:anchor="_Toc234933541" w:history="1">
         <w:r>
           <w:rPr>
             <w:rStyle w:val="Hyperlink"/>
@@ -4726,7 +4726,7 @@
             <w:noProof/>
             <w:webHidden/>
           </w:rPr>
-          <w:instrText xml:space="preserve"> PAGEREF _Toc234313379 \h </w:instrText>
+          <w:instrText xml:space="preserve"> PAGEREF _Toc234933541 \h </w:instrText>
         </w:r>
         <w:r>
           <w:rPr>
@@ -4746,7 +4746,7 @@
             <w:noProof/>
             <w:webHidden/>
           </w:rPr>
-          <w:t>35</w:t>
+          <w:t>36</w:t>
         </w:r>
         <w:r>
           <w:rPr>
@@ -4772,7 +4772,7 @@
           <w14:ligatures w14:val="standardContextual"/>
         </w:rPr>
       </w:pPr>
-      <w:hyperlink w:anchor="_Toc234313380" w:history="1">
+      <w:hyperlink w:anchor="_Toc234933542" w:history="1">
         <w:r>
           <w:rPr>
             <w:rStyle w:val="Hyperlink"/>
@@ -4816,7 +4816,7 @@
             <w:noProof/>
             <w:webHidden/>
           </w:rPr>
-          <w:instrText xml:space="preserve"> PAGEREF _Toc234313380 \h </w:instrText>
+          <w:instrText xml:space="preserve"> PAGEREF _Toc234933542 \h </w:instrText>
         </w:r>
         <w:r>
           <w:rPr>
@@ -4836,7 +4836,7 @@
             <w:noProof/>
             <w:webHidden/>
           </w:rPr>
-          <w:t>35</w:t>
+          <w:t>36</w:t>
         </w:r>
         <w:r>
           <w:rPr>
@@ -4862,7 +4862,7 @@
           <w14:ligatures w14:val="standardContextual"/>
         </w:rPr>
       </w:pPr>
-      <w:hyperlink w:anchor="_Toc234313381" w:history="1">
+      <w:hyperlink w:anchor="_Toc234933543" w:history="1">
         <w:r>
           <w:rPr>
             <w:rStyle w:val="Hyperlink"/>
@@ -4906,7 +4906,7 @@
             <w:noProof/>
             <w:webHidden/>
           </w:rPr>
-          <w:instrText xml:space="preserve"> PAGEREF _Toc234313381 \h </w:instrText>
+          <w:instrText xml:space="preserve"> PAGEREF _Toc234933543 \h </w:instrText>
         </w:r>
         <w:r>
           <w:rPr>
@@ -4926,7 +4926,7 @@
             <w:noProof/>
             <w:webHidden/>
           </w:rPr>
-          <w:t>35</w:t>
+          <w:t>36</w:t>
         </w:r>
         <w:r>
           <w:rPr>
@@ -4952,7 +4952,7 @@
           <w14:ligatures w14:val="standardContextual"/>
         </w:rPr>
       </w:pPr>
-      <w:hyperlink w:anchor="_Toc234313382" w:history="1">
+      <w:hyperlink w:anchor="_Toc234933544" w:history="1">
         <w:r>
           <w:rPr>
             <w:rStyle w:val="Hyperlink"/>
@@ -4996,7 +4996,7 @@
             <w:noProof/>
             <w:webHidden/>
           </w:rPr>
-          <w:instrText xml:space="preserve"> PAGEREF _Toc234313382 \h </w:instrText>
+          <w:instrText xml:space="preserve"> PAGEREF _Toc234933544 \h </w:instrText>
         </w:r>
         <w:r>
           <w:rPr>
@@ -5016,7 +5016,7 @@
             <w:noProof/>
             <w:webHidden/>
           </w:rPr>
-          <w:t>36</w:t>
+          <w:t>37</w:t>
         </w:r>
         <w:r>
           <w:rPr>
@@ -5042,7 +5042,7 @@
           <w14:ligatures w14:val="standardContextual"/>
         </w:rPr>
       </w:pPr>
-      <w:hyperlink w:anchor="_Toc234313383" w:history="1">
+      <w:hyperlink w:anchor="_Toc234933545" w:history="1">
         <w:r>
           <w:rPr>
             <w:rStyle w:val="Hyperlink"/>
@@ -5086,7 +5086,7 @@
             <w:noProof/>
             <w:webHidden/>
           </w:rPr>
-          <w:instrText xml:space="preserve"> PAGEREF _Toc234313383 \h </w:instrText>
+          <w:instrText xml:space="preserve"> PAGEREF _Toc234933545 \h </w:instrText>
         </w:r>
         <w:r>
           <w:rPr>
@@ -5106,7 +5106,7 @@
             <w:noProof/>
             <w:webHidden/>
           </w:rPr>
-          <w:t>36</w:t>
+          <w:t>37</w:t>
         </w:r>
         <w:r>
           <w:rPr>
@@ -5132,7 +5132,7 @@
           <w14:ligatures w14:val="standardContextual"/>
         </w:rPr>
       </w:pPr>
-      <w:hyperlink w:anchor="_Toc234313384" w:history="1">
+      <w:hyperlink w:anchor="_Toc234933546" w:history="1">
         <w:r>
           <w:rPr>
             <w:rStyle w:val="Hyperlink"/>
@@ -5176,7 +5176,7 @@
             <w:noProof/>
             <w:webHidden/>
           </w:rPr>
-          <w:instrText xml:space="preserve"> PAGEREF _Toc234313384 \h </w:instrText>
+          <w:instrText xml:space="preserve"> PAGEREF _Toc234933546 \h </w:instrText>
         </w:r>
         <w:r>
           <w:rPr>
@@ -5196,7 +5196,7 @@
             <w:noProof/>
             <w:webHidden/>
           </w:rPr>
-          <w:t>37</w:t>
+          <w:t>38</w:t>
         </w:r>
         <w:r>
           <w:rPr>
@@ -5222,7 +5222,7 @@
           <w14:ligatures w14:val="standardContextual"/>
         </w:rPr>
       </w:pPr>
-      <w:hyperlink w:anchor="_Toc234313385" w:history="1">
+      <w:hyperlink w:anchor="_Toc234933547" w:history="1">
         <w:r>
           <w:rPr>
             <w:rStyle w:val="Hyperlink"/>
@@ -5266,7 +5266,7 @@
             <w:noProof/>
             <w:webHidden/>
           </w:rPr>
-          <w:instrText xml:space="preserve"> PAGEREF _Toc234313385 \h </w:instrText>
+          <w:instrText xml:space="preserve"> PAGEREF _Toc234933547 \h </w:instrText>
         </w:r>
         <w:r>
           <w:rPr>
@@ -5286,7 +5286,7 @@
             <w:noProof/>
             <w:webHidden/>
           </w:rPr>
-          <w:t>38</w:t>
+          <w:t>39</w:t>
         </w:r>
         <w:r>
           <w:rPr>
@@ -5312,7 +5312,7 @@
           <w14:ligatures w14:val="standardContextual"/>
         </w:rPr>
       </w:pPr>
-      <w:hyperlink w:anchor="_Toc234313386" w:history="1">
+      <w:hyperlink w:anchor="_Toc234933548" w:history="1">
         <w:r>
           <w:rPr>
             <w:rStyle w:val="Hyperlink"/>
@@ -5356,7 +5356,7 @@
             <w:noProof/>
             <w:webHidden/>
           </w:rPr>
-          <w:instrText xml:space="preserve"> PAGEREF _Toc234313386 \h </w:instrText>
+          <w:instrText xml:space="preserve"> PAGEREF _Toc234933548 \h </w:instrText>
         </w:r>
         <w:r>
           <w:rPr>
@@ -5376,7 +5376,7 @@
             <w:noProof/>
             <w:webHidden/>
           </w:rPr>
-          <w:t>39</w:t>
+          <w:t>40</w:t>
         </w:r>
         <w:r>
           <w:rPr>
@@ -5402,7 +5402,7 @@
           <w14:ligatures w14:val="standardContextual"/>
         </w:rPr>
       </w:pPr>
-      <w:hyperlink w:anchor="_Toc234313387" w:history="1">
+      <w:hyperlink w:anchor="_Toc234933549" w:history="1">
         <w:r>
           <w:rPr>
             <w:rStyle w:val="Hyperlink"/>
@@ -5446,7 +5446,7 @@
             <w:noProof/>
             <w:webHidden/>
           </w:rPr>
-          <w:instrText xml:space="preserve"> PAGEREF _Toc234313387 \h </w:instrText>
+          <w:instrText xml:space="preserve"> PAGEREF _Toc234933549 \h </w:instrText>
         </w:r>
         <w:r>
           <w:rPr>
@@ -5466,7 +5466,7 @@
             <w:noProof/>
             <w:webHidden/>
           </w:rPr>
-          <w:t>40</w:t>
+          <w:t>41</w:t>
         </w:r>
         <w:r>
           <w:rPr>
@@ -5492,7 +5492,7 @@
           <w14:ligatures w14:val="standardContextual"/>
         </w:rPr>
       </w:pPr>
-      <w:hyperlink w:anchor="_Toc234313388" w:history="1">
+      <w:hyperlink w:anchor="_Toc234933550" w:history="1">
         <w:r>
           <w:rPr>
             <w:rStyle w:val="Hyperlink"/>
@@ -5536,7 +5536,7 @@
             <w:noProof/>
             <w:webHidden/>
           </w:rPr>
-          <w:instrText xml:space="preserve"> PAGEREF _Toc234313388 \h </w:instrText>
+          <w:instrText xml:space="preserve"> PAGEREF _Toc234933550 \h </w:instrText>
         </w:r>
         <w:r>
           <w:rPr>
@@ -5556,7 +5556,7 @@
             <w:noProof/>
             <w:webHidden/>
           </w:rPr>
-          <w:t>41</w:t>
+          <w:t>42</w:t>
         </w:r>
         <w:r>
           <w:rPr>
@@ -5582,7 +5582,7 @@
           <w14:ligatures w14:val="standardContextual"/>
         </w:rPr>
       </w:pPr>
-      <w:hyperlink w:anchor="_Toc234313389" w:history="1">
+      <w:hyperlink w:anchor="_Toc234933551" w:history="1">
         <w:r>
           <w:rPr>
             <w:rStyle w:val="Hyperlink"/>
@@ -5626,7 +5626,7 @@
             <w:noProof/>
             <w:webHidden/>
           </w:rPr>
-          <w:instrText xml:space="preserve"> PAGEREF _Toc234313389 \h </w:instrText>
+          <w:instrText xml:space="preserve"> PAGEREF _Toc234933551 \h </w:instrText>
         </w:r>
         <w:r>
           <w:rPr>
@@ -5646,7 +5646,7 @@
             <w:noProof/>
             <w:webHidden/>
           </w:rPr>
-          <w:t>42</w:t>
+          <w:t>43</w:t>
         </w:r>
         <w:r>
           <w:rPr>
@@ -5672,7 +5672,7 @@
           <w14:ligatures w14:val="standardContextual"/>
         </w:rPr>
       </w:pPr>
-      <w:hyperlink w:anchor="_Toc234313390" w:history="1">
+      <w:hyperlink w:anchor="_Toc234933552" w:history="1">
         <w:r>
           <w:rPr>
             <w:rStyle w:val="Hyperlink"/>
@@ -5716,7 +5716,7 @@
             <w:noProof/>
             <w:webHidden/>
           </w:rPr>
-          <w:instrText xml:space="preserve"> PAGEREF _Toc234313390 \h </w:instrText>
+          <w:instrText xml:space="preserve"> PAGEREF _Toc234933552 \h </w:instrText>
         </w:r>
         <w:r>
           <w:rPr>
@@ -5736,7 +5736,7 @@
             <w:noProof/>
             <w:webHidden/>
           </w:rPr>
-          <w:t>43</w:t>
+          <w:t>44</w:t>
         </w:r>
         <w:r>
           <w:rPr>
@@ -5762,7 +5762,7 @@
           <w14:ligatures w14:val="standardContextual"/>
         </w:rPr>
       </w:pPr>
-      <w:hyperlink w:anchor="_Toc234313391" w:history="1">
+      <w:hyperlink w:anchor="_Toc234933553" w:history="1">
         <w:r>
           <w:rPr>
             <w:rStyle w:val="Hyperlink"/>
@@ -5806,7 +5806,7 @@
             <w:noProof/>
             <w:webHidden/>
           </w:rPr>
-          <w:instrText xml:space="preserve"> PAGEREF _Toc234313391 \h </w:instrText>
+          <w:instrText xml:space="preserve"> PAGEREF _Toc234933553 \h </w:instrText>
         </w:r>
         <w:r>
           <w:rPr>
@@ -5826,7 +5826,7 @@
             <w:noProof/>
             <w:webHidden/>
           </w:rPr>
-          <w:t>44</w:t>
+          <w:t>45</w:t>
         </w:r>
         <w:r>
           <w:rPr>
@@ -5852,7 +5852,7 @@
           <w14:ligatures w14:val="standardContextual"/>
         </w:rPr>
       </w:pPr>
-      <w:hyperlink w:anchor="_Toc234313392" w:history="1">
+      <w:hyperlink w:anchor="_Toc234933554" w:history="1">
         <w:r>
           <w:rPr>
             <w:rStyle w:val="Hyperlink"/>
@@ -5896,7 +5896,7 @@
             <w:noProof/>
             <w:webHidden/>
           </w:rPr>
-          <w:instrText xml:space="preserve"> PAGEREF _Toc234313392 \h </w:instrText>
+          <w:instrText xml:space="preserve"> PAGEREF _Toc234933554 \h </w:instrText>
         </w:r>
         <w:r>
           <w:rPr>
@@ -5916,7 +5916,7 @@
             <w:noProof/>
             <w:webHidden/>
           </w:rPr>
-          <w:t>47</w:t>
+          <w:t>48</w:t>
         </w:r>
         <w:r>
           <w:rPr>
@@ -5942,7 +5942,7 @@
           <w14:ligatures w14:val="standardContextual"/>
         </w:rPr>
       </w:pPr>
-      <w:hyperlink w:anchor="_Toc234313393" w:history="1">
+      <w:hyperlink w:anchor="_Toc234933555" w:history="1">
         <w:r>
           <w:rPr>
             <w:rStyle w:val="Hyperlink"/>
@@ -5986,7 +5986,7 @@
             <w:noProof/>
             <w:webHidden/>
           </w:rPr>
-          <w:instrText xml:space="preserve"> PAGEREF _Toc234313393 \h </w:instrText>
+          <w:instrText xml:space="preserve"> PAGEREF _Toc234933555 \h </w:instrText>
         </w:r>
         <w:r>
           <w:rPr>
@@ -6006,7 +6006,7 @@
             <w:noProof/>
             <w:webHidden/>
           </w:rPr>
-          <w:t>49</w:t>
+          <w:t>50</w:t>
         </w:r>
         <w:r>
           <w:rPr>
@@ -6032,7 +6032,7 @@
           <w14:ligatures w14:val="standardContextual"/>
         </w:rPr>
       </w:pPr>
-      <w:hyperlink w:anchor="_Toc234313394" w:history="1">
+      <w:hyperlink w:anchor="_Toc234933556" w:history="1">
         <w:r>
           <w:rPr>
             <w:rStyle w:val="Hyperlink"/>
@@ -6076,7 +6076,7 @@
             <w:noProof/>
             <w:webHidden/>
           </w:rPr>
-          <w:instrText xml:space="preserve"> PAGEREF _Toc234313394 \h </w:instrText>
+          <w:instrText xml:space="preserve"> PAGEREF _Toc234933556 \h </w:instrText>
         </w:r>
         <w:r>
           <w:rPr>
@@ -6096,7 +6096,7 @@
             <w:noProof/>
             <w:webHidden/>
           </w:rPr>
-          <w:t>50</w:t>
+          <w:t>51</w:t>
         </w:r>
         <w:r>
           <w:rPr>
@@ -6122,7 +6122,7 @@
           <w14:ligatures w14:val="standardContextual"/>
         </w:rPr>
       </w:pPr>
-      <w:hyperlink w:anchor="_Toc234313395" w:history="1">
+      <w:hyperlink w:anchor="_Toc234933557" w:history="1">
         <w:r>
           <w:rPr>
             <w:rStyle w:val="Hyperlink"/>
@@ -6166,7 +6166,7 @@
             <w:noProof/>
             <w:webHidden/>
           </w:rPr>
-          <w:instrText xml:space="preserve"> PAGEREF _Toc234313395 \h </w:instrText>
+          <w:instrText xml:space="preserve"> PAGEREF _Toc234933557 \h </w:instrText>
         </w:r>
         <w:r>
           <w:rPr>
@@ -6186,7 +6186,7 @@
             <w:noProof/>
             <w:webHidden/>
           </w:rPr>
-          <w:t>50</w:t>
+          <w:t>51</w:t>
         </w:r>
         <w:r>
           <w:rPr>
@@ -6212,7 +6212,7 @@
           <w14:ligatures w14:val="standardContextual"/>
         </w:rPr>
       </w:pPr>
-      <w:hyperlink w:anchor="_Toc234313396" w:history="1">
+      <w:hyperlink w:anchor="_Toc234933558" w:history="1">
         <w:r>
           <w:rPr>
             <w:rStyle w:val="Hyperlink"/>
@@ -6256,7 +6256,7 @@
             <w:noProof/>
             <w:webHidden/>
           </w:rPr>
-          <w:instrText xml:space="preserve"> PAGEREF _Toc234313396 \h </w:instrText>
+          <w:instrText xml:space="preserve"> PAGEREF _Toc234933558 \h </w:instrText>
         </w:r>
         <w:r>
           <w:rPr>
@@ -6276,7 +6276,7 @@
             <w:noProof/>
             <w:webHidden/>
           </w:rPr>
-          <w:t>50</w:t>
+          <w:t>51</w:t>
         </w:r>
         <w:r>
           <w:rPr>
@@ -6302,7 +6302,7 @@
           <w14:ligatures w14:val="standardContextual"/>
         </w:rPr>
       </w:pPr>
-      <w:hyperlink w:anchor="_Toc234313397" w:history="1">
+      <w:hyperlink w:anchor="_Toc234933559" w:history="1">
         <w:r>
           <w:rPr>
             <w:rStyle w:val="Hyperlink"/>
@@ -6346,7 +6346,7 @@
             <w:noProof/>
             <w:webHidden/>
           </w:rPr>
-          <w:instrText xml:space="preserve"> PAGEREF _Toc234313397 \h </w:instrText>
+          <w:instrText xml:space="preserve"> PAGEREF _Toc234933559 \h </w:instrText>
         </w:r>
         <w:r>
           <w:rPr>
@@ -6366,7 +6366,7 @@
             <w:noProof/>
             <w:webHidden/>
           </w:rPr>
-          <w:t>52</w:t>
+          <w:t>53</w:t>
         </w:r>
         <w:r>
           <w:rPr>
@@ -6392,7 +6392,7 @@
           <w14:ligatures w14:val="standardContextual"/>
         </w:rPr>
       </w:pPr>
-      <w:hyperlink w:anchor="_Toc234313398" w:history="1">
+      <w:hyperlink w:anchor="_Toc234933560" w:history="1">
         <w:r>
           <w:rPr>
             <w:rStyle w:val="Hyperlink"/>
@@ -6436,7 +6436,7 @@
             <w:noProof/>
             <w:webHidden/>
           </w:rPr>
-          <w:instrText xml:space="preserve"> PAGEREF _Toc234313398 \h </w:instrText>
+          <w:instrText xml:space="preserve"> PAGEREF _Toc234933560 \h </w:instrText>
         </w:r>
         <w:r>
           <w:rPr>
@@ -6456,7 +6456,7 @@
             <w:noProof/>
             <w:webHidden/>
           </w:rPr>
-          <w:t>53</w:t>
+          <w:t>54</w:t>
         </w:r>
         <w:r>
           <w:rPr>
@@ -6482,7 +6482,7 @@
           <w14:ligatures w14:val="standardContextual"/>
         </w:rPr>
       </w:pPr>
-      <w:hyperlink w:anchor="_Toc234313399" w:history="1">
+      <w:hyperlink w:anchor="_Toc234933561" w:history="1">
         <w:r>
           <w:rPr>
             <w:rStyle w:val="Hyperlink"/>
@@ -6526,7 +6526,7 @@
             <w:noProof/>
             <w:webHidden/>
           </w:rPr>
-          <w:instrText xml:space="preserve"> PAGEREF _Toc234313399 \h </w:instrText>
+          <w:instrText xml:space="preserve"> PAGEREF _Toc234933561 \h </w:instrText>
         </w:r>
         <w:r>
           <w:rPr>
@@ -6546,7 +6546,7 @@
             <w:noProof/>
             <w:webHidden/>
           </w:rPr>
-          <w:t>54</w:t>
+          <w:t>55</w:t>
         </w:r>
         <w:r>
           <w:rPr>
@@ -6572,7 +6572,7 @@
           <w14:ligatures w14:val="standardContextual"/>
         </w:rPr>
       </w:pPr>
-      <w:hyperlink w:anchor="_Toc234313400" w:history="1">
+      <w:hyperlink w:anchor="_Toc234933562" w:history="1">
         <w:r>
           <w:rPr>
             <w:rStyle w:val="Hyperlink"/>
@@ -6616,7 +6616,7 @@
             <w:noProof/>
             <w:webHidden/>
           </w:rPr>
-          <w:instrText xml:space="preserve"> PAGEREF _Toc234313400 \h </w:instrText>
+          <w:instrText xml:space="preserve"> PAGEREF _Toc234933562 \h </w:instrText>
         </w:r>
         <w:r>
           <w:rPr>
@@ -6636,7 +6636,7 @@
             <w:noProof/>
             <w:webHidden/>
           </w:rPr>
-          <w:t>57</w:t>
+          <w:t>59</w:t>
         </w:r>
         <w:r>
           <w:rPr>
@@ -6662,7 +6662,7 @@
           <w14:ligatures w14:val="standardContextual"/>
         </w:rPr>
       </w:pPr>
-      <w:hyperlink w:anchor="_Toc234313401" w:history="1">
+      <w:hyperlink w:anchor="_Toc234933563" w:history="1">
         <w:r>
           <w:rPr>
             <w:rStyle w:val="Hyperlink"/>
@@ -6706,7 +6706,7 @@
             <w:noProof/>
             <w:webHidden/>
           </w:rPr>
-          <w:instrText xml:space="preserve"> PAGEREF _Toc234313401 \h </w:instrText>
+          <w:instrText xml:space="preserve"> PAGEREF _Toc234933563 \h </w:instrText>
         </w:r>
         <w:r>
           <w:rPr>
@@ -6726,7 +6726,7 @@
             <w:noProof/>
             <w:webHidden/>
           </w:rPr>
-          <w:t>57</w:t>
+          <w:t>59</w:t>
         </w:r>
         <w:r>
           <w:rPr>
@@ -6752,7 +6752,7 @@
           <w14:ligatures w14:val="standardContextual"/>
         </w:rPr>
       </w:pPr>
-      <w:hyperlink w:anchor="_Toc234313402" w:history="1">
+      <w:hyperlink w:anchor="_Toc234933564" w:history="1">
         <w:r>
           <w:rPr>
             <w:rStyle w:val="Hyperlink"/>
@@ -6796,7 +6796,7 @@
             <w:noProof/>
             <w:webHidden/>
           </w:rPr>
-          <w:instrText xml:space="preserve"> PAGEREF _Toc234313402 \h </w:instrText>
+          <w:instrText xml:space="preserve"> PAGEREF _Toc234933564 \h </w:instrText>
         </w:r>
         <w:r>
           <w:rPr>
@@ -6816,7 +6816,7 @@
             <w:noProof/>
             <w:webHidden/>
           </w:rPr>
-          <w:t>58</w:t>
+          <w:t>60</w:t>
         </w:r>
         <w:r>
           <w:rPr>
@@ -6842,7 +6842,7 @@
           <w14:ligatures w14:val="standardContextual"/>
         </w:rPr>
       </w:pPr>
-      <w:hyperlink w:anchor="_Toc234313403" w:history="1">
+      <w:hyperlink w:anchor="_Toc234933565" w:history="1">
         <w:r>
           <w:rPr>
             <w:rStyle w:val="Hyperlink"/>
@@ -6886,7 +6886,7 @@
             <w:noProof/>
             <w:webHidden/>
           </w:rPr>
-          <w:instrText xml:space="preserve"> PAGEREF _Toc234313403 \h </w:instrText>
+          <w:instrText xml:space="preserve"> PAGEREF _Toc234933565 \h </w:instrText>
         </w:r>
         <w:r>
           <w:rPr>
@@ -6906,7 +6906,7 @@
             <w:noProof/>
             <w:webHidden/>
           </w:rPr>
-          <w:t>61</w:t>
+          <w:t>63</w:t>
         </w:r>
         <w:r>
           <w:rPr>
@@ -6932,7 +6932,7 @@
           <w14:ligatures w14:val="standardContextual"/>
         </w:rPr>
       </w:pPr>
-      <w:hyperlink w:anchor="_Toc234313404" w:history="1">
+      <w:hyperlink w:anchor="_Toc234933566" w:history="1">
         <w:r>
           <w:rPr>
             <w:rStyle w:val="Hyperlink"/>
@@ -6976,7 +6976,7 @@
             <w:noProof/>
             <w:webHidden/>
           </w:rPr>
-          <w:instrText xml:space="preserve"> PAGEREF _Toc234313404 \h </w:instrText>
+          <w:instrText xml:space="preserve"> PAGEREF _Toc234933566 \h </w:instrText>
         </w:r>
         <w:r>
           <w:rPr>
@@ -6996,7 +6996,7 @@
             <w:noProof/>
             <w:webHidden/>
           </w:rPr>
-          <w:t>63</w:t>
+          <w:t>65</w:t>
         </w:r>
         <w:r>
           <w:rPr>
@@ -7022,7 +7022,7 @@
           <w14:ligatures w14:val="standardContextual"/>
         </w:rPr>
       </w:pPr>
-      <w:hyperlink w:anchor="_Toc234313405" w:history="1">
+      <w:hyperlink w:anchor="_Toc234933567" w:history="1">
         <w:r>
           <w:rPr>
             <w:rStyle w:val="Hyperlink"/>
@@ -7066,7 +7066,7 @@
             <w:noProof/>
             <w:webHidden/>
           </w:rPr>
-          <w:instrText xml:space="preserve"> PAGEREF _Toc234313405 \h </w:instrText>
+          <w:instrText xml:space="preserve"> PAGEREF _Toc234933567 \h </w:instrText>
         </w:r>
         <w:r>
           <w:rPr>
@@ -7086,7 +7086,7 @@
             <w:noProof/>
             <w:webHidden/>
           </w:rPr>
-          <w:t>63</w:t>
+          <w:t>65</w:t>
         </w:r>
         <w:r>
           <w:rPr>
@@ -7112,7 +7112,7 @@
           <w14:ligatures w14:val="standardContextual"/>
         </w:rPr>
       </w:pPr>
-      <w:hyperlink w:anchor="_Toc234313406" w:history="1">
+      <w:hyperlink w:anchor="_Toc234933568" w:history="1">
         <w:r>
           <w:rPr>
             <w:rStyle w:val="Hyperlink"/>
@@ -7156,7 +7156,7 @@
             <w:noProof/>
             <w:webHidden/>
           </w:rPr>
-          <w:instrText xml:space="preserve"> PAGEREF _Toc234313406 \h </w:instrText>
+          <w:instrText xml:space="preserve"> PAGEREF _Toc234933568 \h </w:instrText>
         </w:r>
         <w:r>
           <w:rPr>
@@ -7176,7 +7176,7 @@
             <w:noProof/>
             <w:webHidden/>
           </w:rPr>
-          <w:t>63</w:t>
+          <w:t>65</w:t>
         </w:r>
         <w:r>
           <w:rPr>
@@ -7202,7 +7202,7 @@
           <w14:ligatures w14:val="standardContextual"/>
         </w:rPr>
       </w:pPr>
-      <w:hyperlink w:anchor="_Toc234313407" w:history="1">
+      <w:hyperlink w:anchor="_Toc234933569" w:history="1">
         <w:r>
           <w:rPr>
             <w:rStyle w:val="Hyperlink"/>
@@ -7246,7 +7246,7 @@
             <w:noProof/>
             <w:webHidden/>
           </w:rPr>
-          <w:instrText xml:space="preserve"> PAGEREF _Toc234313407 \h </w:instrText>
+          <w:instrText xml:space="preserve"> PAGEREF _Toc234933569 \h </w:instrText>
         </w:r>
         <w:r>
           <w:rPr>
@@ -7266,7 +7266,7 @@
             <w:noProof/>
             <w:webHidden/>
           </w:rPr>
-          <w:t>63</w:t>
+          <w:t>65</w:t>
         </w:r>
         <w:r>
           <w:rPr>
@@ -7292,7 +7292,7 @@
           <w14:ligatures w14:val="standardContextual"/>
         </w:rPr>
       </w:pPr>
-      <w:hyperlink w:anchor="_Toc234313408" w:history="1">
+      <w:hyperlink w:anchor="_Toc234933570" w:history="1">
         <w:r>
           <w:rPr>
             <w:rStyle w:val="Hyperlink"/>
@@ -7336,7 +7336,7 @@
             <w:noProof/>
             <w:webHidden/>
           </w:rPr>
-          <w:instrText xml:space="preserve"> PAGEREF _Toc234313408 \h </w:instrText>
+          <w:instrText xml:space="preserve"> PAGEREF _Toc234933570 \h </w:instrText>
         </w:r>
         <w:r>
           <w:rPr>
@@ -7356,7 +7356,7 @@
             <w:noProof/>
             <w:webHidden/>
           </w:rPr>
-          <w:t>64</w:t>
+          <w:t>66</w:t>
         </w:r>
         <w:r>
           <w:rPr>
@@ -7382,7 +7382,7 @@
           <w14:ligatures w14:val="standardContextual"/>
         </w:rPr>
       </w:pPr>
-      <w:hyperlink w:anchor="_Toc234313409" w:history="1">
+      <w:hyperlink w:anchor="_Toc234933571" w:history="1">
         <w:r>
           <w:rPr>
             <w:rStyle w:val="Hyperlink"/>
@@ -7426,7 +7426,7 @@
             <w:noProof/>
             <w:webHidden/>
           </w:rPr>
-          <w:instrText xml:space="preserve"> PAGEREF _Toc234313409 \h </w:instrText>
+          <w:instrText xml:space="preserve"> PAGEREF _Toc234933571 \h </w:instrText>
         </w:r>
         <w:r>
           <w:rPr>
@@ -7446,7 +7446,7 @@
             <w:noProof/>
             <w:webHidden/>
           </w:rPr>
-          <w:t>64</w:t>
+          <w:t>66</w:t>
         </w:r>
         <w:r>
           <w:rPr>
@@ -7472,7 +7472,7 @@
           <w14:ligatures w14:val="standardContextual"/>
         </w:rPr>
       </w:pPr>
-      <w:hyperlink w:anchor="_Toc234313410" w:history="1">
+      <w:hyperlink w:anchor="_Toc234933572" w:history="1">
         <w:r>
           <w:rPr>
             <w:rStyle w:val="Hyperlink"/>
@@ -7516,7 +7516,7 @@
             <w:noProof/>
             <w:webHidden/>
           </w:rPr>
-          <w:instrText xml:space="preserve"> PAGEREF _Toc234313410 \h </w:instrText>
+          <w:instrText xml:space="preserve"> PAGEREF _Toc234933572 \h </w:instrText>
         </w:r>
         <w:r>
           <w:rPr>
@@ -7536,7 +7536,7 @@
             <w:noProof/>
             <w:webHidden/>
           </w:rPr>
-          <w:t>65</w:t>
+          <w:t>67</w:t>
         </w:r>
         <w:r>
           <w:rPr>
@@ -7562,7 +7562,7 @@
           <w14:ligatures w14:val="standardContextual"/>
         </w:rPr>
       </w:pPr>
-      <w:hyperlink w:anchor="_Toc234313411" w:history="1">
+      <w:hyperlink w:anchor="_Toc234933573" w:history="1">
         <w:r>
           <w:rPr>
             <w:rStyle w:val="Hyperlink"/>
@@ -7606,7 +7606,7 @@
             <w:noProof/>
             <w:webHidden/>
           </w:rPr>
-          <w:instrText xml:space="preserve"> PAGEREF _Toc234313411 \h </w:instrText>
+          <w:instrText xml:space="preserve"> PAGEREF _Toc234933573 \h </w:instrText>
         </w:r>
         <w:r>
           <w:rPr>
@@ -7626,7 +7626,7 @@
             <w:noProof/>
             <w:webHidden/>
           </w:rPr>
-          <w:t>66</w:t>
+          <w:t>68</w:t>
         </w:r>
         <w:r>
           <w:rPr>
@@ -7651,7 +7651,7 @@
           <w14:ligatures w14:val="standardContextual"/>
         </w:rPr>
       </w:pPr>
-      <w:hyperlink w:anchor="_Toc234313412" w:history="1">
+      <w:hyperlink w:anchor="_Toc234933574" w:history="1">
         <w:r>
           <w:rPr>
             <w:rStyle w:val="Hyperlink"/>
@@ -7679,7 +7679,7 @@
             <w:noProof/>
             <w:webHidden/>
           </w:rPr>
-          <w:instrText xml:space="preserve"> PAGEREF _Toc234313412 \h </w:instrText>
+          <w:instrText xml:space="preserve"> PAGEREF _Toc234933574 \h </w:instrText>
         </w:r>
         <w:r>
           <w:rPr>
@@ -7699,7 +7699,7 @@
             <w:noProof/>
             <w:webHidden/>
           </w:rPr>
-          <w:t>67</w:t>
+          <w:t>70</w:t>
         </w:r>
         <w:r>
           <w:rPr>
@@ -7725,7 +7725,7 @@
           <w14:ligatures w14:val="standardContextual"/>
         </w:rPr>
       </w:pPr>
-      <w:hyperlink w:anchor="_Toc234313413" w:history="1">
+      <w:hyperlink w:anchor="_Toc234933575" w:history="1">
         <w:r>
           <w:rPr>
             <w:rStyle w:val="Hyperlink"/>
@@ -7769,7 +7769,7 @@
             <w:noProof/>
             <w:webHidden/>
           </w:rPr>
-          <w:instrText xml:space="preserve"> PAGEREF _Toc234313413 \h </w:instrText>
+          <w:instrText xml:space="preserve"> PAGEREF _Toc234933575 \h </w:instrText>
         </w:r>
         <w:r>
           <w:rPr>
@@ -7789,7 +7789,7 @@
             <w:noProof/>
             <w:webHidden/>
           </w:rPr>
-          <w:t>72</w:t>
+          <w:t>76</w:t>
         </w:r>
         <w:r>
           <w:rPr>
@@ -7842,7 +7842,7 @@
       <w:r>
         <w:fldChar w:fldCharType="separate"/>
       </w:r>
-      <w:hyperlink w:anchor="_Toc234313414" w:history="1">
+      <w:hyperlink w:anchor="_Toc234933576" w:history="1">
         <w:r>
           <w:rPr>
             <w:rStyle w:val="Hyperlink"/>
@@ -7869,7 +7869,7 @@
             <w:noProof/>
             <w:webHidden/>
           </w:rPr>
-          <w:instrText xml:space="preserve"> PAGEREF _Toc234313414 \h </w:instrText>
+          <w:instrText xml:space="preserve"> PAGEREF _Toc234933576 \h </w:instrText>
         </w:r>
         <w:r>
           <w:rPr>
@@ -7889,7 +7889,7 @@
             <w:noProof/>
             <w:webHidden/>
           </w:rPr>
-          <w:t>19</w:t>
+          <w:t>18</w:t>
         </w:r>
         <w:r>
           <w:rPr>
@@ -7914,7 +7914,7 @@
           <w14:ligatures w14:val="standardContextual"/>
         </w:rPr>
       </w:pPr>
-      <w:hyperlink w:anchor="_Toc234313415" w:history="1">
+      <w:hyperlink w:anchor="_Toc234933577" w:history="1">
         <w:r>
           <w:rPr>
             <w:rStyle w:val="Hyperlink"/>
@@ -7941,7 +7941,7 @@
             <w:noProof/>
             <w:webHidden/>
           </w:rPr>
-          <w:instrText xml:space="preserve"> PAGEREF _Toc234313415 \h </w:instrText>
+          <w:instrText xml:space="preserve"> PAGEREF _Toc234933577 \h </w:instrText>
         </w:r>
         <w:r>
           <w:rPr>
@@ -7986,7 +7986,7 @@
           <w14:ligatures w14:val="standardContextual"/>
         </w:rPr>
       </w:pPr>
-      <w:hyperlink w:anchor="_Toc234313416" w:history="1">
+      <w:hyperlink w:anchor="_Toc234933578" w:history="1">
         <w:r>
           <w:rPr>
             <w:rStyle w:val="Hyperlink"/>
@@ -8013,7 +8013,7 @@
             <w:noProof/>
             <w:webHidden/>
           </w:rPr>
-          <w:instrText xml:space="preserve"> PAGEREF _Toc234313416 \h </w:instrText>
+          <w:instrText xml:space="preserve"> PAGEREF _Toc234933578 \h </w:instrText>
         </w:r>
         <w:r>
           <w:rPr>
@@ -8058,7 +8058,7 @@
           <w14:ligatures w14:val="standardContextual"/>
         </w:rPr>
       </w:pPr>
-      <w:hyperlink w:anchor="_Toc234313417" w:history="1">
+      <w:hyperlink w:anchor="_Toc234933579" w:history="1">
         <w:r>
           <w:rPr>
             <w:rStyle w:val="Hyperlink"/>
@@ -8085,7 +8085,7 @@
             <w:noProof/>
             <w:webHidden/>
           </w:rPr>
-          <w:instrText xml:space="preserve"> PAGEREF _Toc234313417 \h </w:instrText>
+          <w:instrText xml:space="preserve"> PAGEREF _Toc234933579 \h </w:instrText>
         </w:r>
         <w:r>
           <w:rPr>
@@ -8105,7 +8105,7 @@
             <w:noProof/>
             <w:webHidden/>
           </w:rPr>
-          <w:t>29</w:t>
+          <w:t>30</w:t>
         </w:r>
         <w:r>
           <w:rPr>
@@ -8130,7 +8130,7 @@
           <w14:ligatures w14:val="standardContextual"/>
         </w:rPr>
       </w:pPr>
-      <w:hyperlink w:anchor="_Toc234313418" w:history="1">
+      <w:hyperlink w:anchor="_Toc234933580" w:history="1">
         <w:r>
           <w:rPr>
             <w:rStyle w:val="Hyperlink"/>
@@ -8157,7 +8157,7 @@
             <w:noProof/>
             <w:webHidden/>
           </w:rPr>
-          <w:instrText xml:space="preserve"> PAGEREF _Toc234313418 \h </w:instrText>
+          <w:instrText xml:space="preserve"> PAGEREF _Toc234933580 \h </w:instrText>
         </w:r>
         <w:r>
           <w:rPr>
@@ -8202,7 +8202,7 @@
           <w14:ligatures w14:val="standardContextual"/>
         </w:rPr>
       </w:pPr>
-      <w:hyperlink w:anchor="_Toc234313419" w:history="1">
+      <w:hyperlink w:anchor="_Toc234933581" w:history="1">
         <w:r>
           <w:rPr>
             <w:rStyle w:val="Hyperlink"/>
@@ -8229,7 +8229,7 @@
             <w:noProof/>
             <w:webHidden/>
           </w:rPr>
-          <w:instrText xml:space="preserve"> PAGEREF _Toc234313419 \h </w:instrText>
+          <w:instrText xml:space="preserve"> PAGEREF _Toc234933581 \h </w:instrText>
         </w:r>
         <w:r>
           <w:rPr>
@@ -8249,7 +8249,7 @@
             <w:noProof/>
             <w:webHidden/>
           </w:rPr>
-          <w:t>36</w:t>
+          <w:t>37</w:t>
         </w:r>
         <w:r>
           <w:rPr>
@@ -8274,7 +8274,7 @@
           <w14:ligatures w14:val="standardContextual"/>
         </w:rPr>
       </w:pPr>
-      <w:hyperlink w:anchor="_Toc234313420" w:history="1">
+      <w:hyperlink w:anchor="_Toc234933582" w:history="1">
         <w:r>
           <w:rPr>
             <w:rStyle w:val="Hyperlink"/>
@@ -8301,7 +8301,7 @@
             <w:noProof/>
             <w:webHidden/>
           </w:rPr>
-          <w:instrText xml:space="preserve"> PAGEREF _Toc234313420 \h </w:instrText>
+          <w:instrText xml:space="preserve"> PAGEREF _Toc234933582 \h </w:instrText>
         </w:r>
         <w:r>
           <w:rPr>
@@ -8321,7 +8321,7 @@
             <w:noProof/>
             <w:webHidden/>
           </w:rPr>
-          <w:t>39</w:t>
+          <w:t>40</w:t>
         </w:r>
         <w:r>
           <w:rPr>
@@ -8346,7 +8346,7 @@
           <w14:ligatures w14:val="standardContextual"/>
         </w:rPr>
       </w:pPr>
-      <w:hyperlink w:anchor="_Toc234313421" w:history="1">
+      <w:hyperlink w:anchor="_Toc234933583" w:history="1">
         <w:r>
           <w:rPr>
             <w:rStyle w:val="Hyperlink"/>
@@ -8373,7 +8373,7 @@
             <w:noProof/>
             <w:webHidden/>
           </w:rPr>
-          <w:instrText xml:space="preserve"> PAGEREF _Toc234313421 \h </w:instrText>
+          <w:instrText xml:space="preserve"> PAGEREF _Toc234933583 \h </w:instrText>
         </w:r>
         <w:r>
           <w:rPr>
@@ -8393,7 +8393,7 @@
             <w:noProof/>
             <w:webHidden/>
           </w:rPr>
-          <w:t>40</w:t>
+          <w:t>41</w:t>
         </w:r>
         <w:r>
           <w:rPr>
@@ -8418,7 +8418,7 @@
           <w14:ligatures w14:val="standardContextual"/>
         </w:rPr>
       </w:pPr>
-      <w:hyperlink w:anchor="_Toc234313422" w:history="1">
+      <w:hyperlink w:anchor="_Toc234933584" w:history="1">
         <w:r>
           <w:rPr>
             <w:rStyle w:val="Hyperlink"/>
@@ -8445,7 +8445,7 @@
             <w:noProof/>
             <w:webHidden/>
           </w:rPr>
-          <w:instrText xml:space="preserve"> PAGEREF _Toc234313422 \h </w:instrText>
+          <w:instrText xml:space="preserve"> PAGEREF _Toc234933584 \h </w:instrText>
         </w:r>
         <w:r>
           <w:rPr>
@@ -8465,7 +8465,7 @@
             <w:noProof/>
             <w:webHidden/>
           </w:rPr>
-          <w:t>41</w:t>
+          <w:t>42</w:t>
         </w:r>
         <w:r>
           <w:rPr>
@@ -8490,7 +8490,7 @@
           <w14:ligatures w14:val="standardContextual"/>
         </w:rPr>
       </w:pPr>
-      <w:hyperlink w:anchor="_Toc234313423" w:history="1">
+      <w:hyperlink w:anchor="_Toc234933585" w:history="1">
         <w:r>
           <w:rPr>
             <w:rStyle w:val="Hyperlink"/>
@@ -8517,7 +8517,7 @@
             <w:noProof/>
             <w:webHidden/>
           </w:rPr>
-          <w:instrText xml:space="preserve"> PAGEREF _Toc234313423 \h </w:instrText>
+          <w:instrText xml:space="preserve"> PAGEREF _Toc234933585 \h </w:instrText>
         </w:r>
         <w:r>
           <w:rPr>
@@ -8537,7 +8537,7 @@
             <w:noProof/>
             <w:webHidden/>
           </w:rPr>
-          <w:t>42</w:t>
+          <w:t>43</w:t>
         </w:r>
         <w:r>
           <w:rPr>
@@ -8562,7 +8562,7 @@
           <w14:ligatures w14:val="standardContextual"/>
         </w:rPr>
       </w:pPr>
-      <w:hyperlink w:anchor="_Toc234313424" w:history="1">
+      <w:hyperlink w:anchor="_Toc234933586" w:history="1">
         <w:r>
           <w:rPr>
             <w:rStyle w:val="Hyperlink"/>
@@ -8589,7 +8589,7 @@
             <w:noProof/>
             <w:webHidden/>
           </w:rPr>
-          <w:instrText xml:space="preserve"> PAGEREF _Toc234313424 \h </w:instrText>
+          <w:instrText xml:space="preserve"> PAGEREF _Toc234933586 \h </w:instrText>
         </w:r>
         <w:r>
           <w:rPr>
@@ -8609,7 +8609,7 @@
             <w:noProof/>
             <w:webHidden/>
           </w:rPr>
-          <w:t>43</w:t>
+          <w:t>44</w:t>
         </w:r>
         <w:r>
           <w:rPr>
@@ -8634,7 +8634,7 @@
           <w14:ligatures w14:val="standardContextual"/>
         </w:rPr>
       </w:pPr>
-      <w:hyperlink w:anchor="_Toc234313425" w:history="1">
+      <w:hyperlink w:anchor="_Toc234933587" w:history="1">
         <w:r>
           <w:rPr>
             <w:rStyle w:val="Hyperlink"/>
@@ -8661,7 +8661,7 @@
             <w:noProof/>
             <w:webHidden/>
           </w:rPr>
-          <w:instrText xml:space="preserve"> PAGEREF _Toc234313425 \h </w:instrText>
+          <w:instrText xml:space="preserve"> PAGEREF _Toc234933587 \h </w:instrText>
         </w:r>
         <w:r>
           <w:rPr>
@@ -8681,7 +8681,7 @@
             <w:noProof/>
             <w:webHidden/>
           </w:rPr>
-          <w:t>47</w:t>
+          <w:t>48</w:t>
         </w:r>
         <w:r>
           <w:rPr>
@@ -8706,7 +8706,7 @@
           <w14:ligatures w14:val="standardContextual"/>
         </w:rPr>
       </w:pPr>
-      <w:hyperlink w:anchor="_Toc234313426" w:history="1">
+      <w:hyperlink w:anchor="_Toc234933588" w:history="1">
         <w:r>
           <w:rPr>
             <w:rStyle w:val="Hyperlink"/>
@@ -8733,7 +8733,7 @@
             <w:noProof/>
             <w:webHidden/>
           </w:rPr>
-          <w:instrText xml:space="preserve"> PAGEREF _Toc234313426 \h </w:instrText>
+          <w:instrText xml:space="preserve"> PAGEREF _Toc234933588 \h </w:instrText>
         </w:r>
         <w:r>
           <w:rPr>
@@ -8753,7 +8753,7 @@
             <w:noProof/>
             <w:webHidden/>
           </w:rPr>
-          <w:t>48</w:t>
+          <w:t>49</w:t>
         </w:r>
         <w:r>
           <w:rPr>
@@ -8778,7 +8778,7 @@
           <w14:ligatures w14:val="standardContextual"/>
         </w:rPr>
       </w:pPr>
-      <w:hyperlink w:anchor="_Toc234313427" w:history="1">
+      <w:hyperlink w:anchor="_Toc234933589" w:history="1">
         <w:r>
           <w:rPr>
             <w:rStyle w:val="Hyperlink"/>
@@ -8805,7 +8805,7 @@
             <w:noProof/>
             <w:webHidden/>
           </w:rPr>
-          <w:instrText xml:space="preserve"> PAGEREF _Toc234313427 \h </w:instrText>
+          <w:instrText xml:space="preserve"> PAGEREF _Toc234933589 \h </w:instrText>
         </w:r>
         <w:r>
           <w:rPr>
@@ -8825,7 +8825,7 @@
             <w:noProof/>
             <w:webHidden/>
           </w:rPr>
-          <w:t>52</w:t>
+          <w:t>53</w:t>
         </w:r>
         <w:r>
           <w:rPr>
@@ -8850,7 +8850,7 @@
           <w14:ligatures w14:val="standardContextual"/>
         </w:rPr>
       </w:pPr>
-      <w:hyperlink w:anchor="_Toc234313428" w:history="1">
+      <w:hyperlink w:anchor="_Toc234933590" w:history="1">
         <w:r>
           <w:rPr>
             <w:rStyle w:val="Hyperlink"/>
@@ -8877,7 +8877,7 @@
             <w:noProof/>
             <w:webHidden/>
           </w:rPr>
-          <w:instrText xml:space="preserve"> PAGEREF _Toc234313428 \h </w:instrText>
+          <w:instrText xml:space="preserve"> PAGEREF _Toc234933590 \h </w:instrText>
         </w:r>
         <w:r>
           <w:rPr>
@@ -8897,7 +8897,7 @@
             <w:noProof/>
             <w:webHidden/>
           </w:rPr>
-          <w:t>54</w:t>
+          <w:t>55</w:t>
         </w:r>
         <w:r>
           <w:rPr>
@@ -8958,7 +8958,7 @@
         </w:rPr>
         <w:fldChar w:fldCharType="separate"/>
       </w:r>
-      <w:hyperlink w:anchor="_Toc234313429" w:history="1">
+      <w:hyperlink w:anchor="_Toc234933591" w:history="1">
         <w:r>
           <w:rPr>
             <w:rStyle w:val="Hyperlink"/>
@@ -8994,7 +8994,7 @@
             <w:noProof/>
             <w:webHidden/>
           </w:rPr>
-          <w:instrText xml:space="preserve"> PAGEREF _Toc234313429 \h </w:instrText>
+          <w:instrText xml:space="preserve"> PAGEREF _Toc234933591 \h </w:instrText>
         </w:r>
         <w:r>
           <w:rPr>
@@ -9014,7 +9014,7 @@
             <w:noProof/>
             <w:webHidden/>
           </w:rPr>
-          <w:t>XI</w:t>
+          <w:t>XII</w:t>
         </w:r>
         <w:r>
           <w:rPr>
@@ -9039,7 +9039,7 @@
           <w14:ligatures w14:val="standardContextual"/>
         </w:rPr>
       </w:pPr>
-      <w:hyperlink w:anchor="_Toc234313430" w:history="1">
+      <w:hyperlink w:anchor="_Toc234933592" w:history="1">
         <w:r>
           <w:rPr>
             <w:rStyle w:val="Hyperlink"/>
@@ -9066,7 +9066,7 @@
             <w:noProof/>
             <w:webHidden/>
           </w:rPr>
-          <w:instrText xml:space="preserve"> PAGEREF _Toc234313430 \h </w:instrText>
+          <w:instrText xml:space="preserve"> PAGEREF _Toc234933592 \h </w:instrText>
         </w:r>
         <w:r>
           <w:rPr>
@@ -9086,7 +9086,7 @@
             <w:noProof/>
             <w:webHidden/>
           </w:rPr>
-          <w:t>15</w:t>
+          <w:t>14</w:t>
         </w:r>
         <w:r>
           <w:rPr>
@@ -9111,7 +9111,7 @@
           <w14:ligatures w14:val="standardContextual"/>
         </w:rPr>
       </w:pPr>
-      <w:hyperlink w:anchor="_Toc234313431" w:history="1">
+      <w:hyperlink w:anchor="_Toc234933593" w:history="1">
         <w:r>
           <w:rPr>
             <w:rStyle w:val="Hyperlink"/>
@@ -9138,7 +9138,7 @@
             <w:noProof/>
             <w:webHidden/>
           </w:rPr>
-          <w:instrText xml:space="preserve"> PAGEREF _Toc234313431 \h </w:instrText>
+          <w:instrText xml:space="preserve"> PAGEREF _Toc234933593 \h </w:instrText>
         </w:r>
         <w:r>
           <w:rPr>
@@ -9158,7 +9158,7 @@
             <w:noProof/>
             <w:webHidden/>
           </w:rPr>
-          <w:t>19</w:t>
+          <w:t>18</w:t>
         </w:r>
         <w:r>
           <w:rPr>
@@ -9183,7 +9183,7 @@
           <w14:ligatures w14:val="standardContextual"/>
         </w:rPr>
       </w:pPr>
-      <w:hyperlink w:anchor="_Toc234313432" w:history="1">
+      <w:hyperlink w:anchor="_Toc234933594" w:history="1">
         <w:r>
           <w:rPr>
             <w:rStyle w:val="Hyperlink"/>
@@ -9210,7 +9210,7 @@
             <w:noProof/>
             <w:webHidden/>
           </w:rPr>
-          <w:instrText xml:space="preserve"> PAGEREF _Toc234313432 \h </w:instrText>
+          <w:instrText xml:space="preserve"> PAGEREF _Toc234933594 \h </w:instrText>
         </w:r>
         <w:r>
           <w:rPr>
@@ -9230,7 +9230,7 @@
             <w:noProof/>
             <w:webHidden/>
           </w:rPr>
-          <w:t>20</w:t>
+          <w:t>19</w:t>
         </w:r>
         <w:r>
           <w:rPr>
@@ -9255,13 +9255,13 @@
           <w14:ligatures w14:val="standardContextual"/>
         </w:rPr>
       </w:pPr>
-      <w:hyperlink w:anchor="_Toc234313433" w:history="1">
+      <w:hyperlink w:anchor="_Toc234933595" w:history="1">
         <w:r>
           <w:rPr>
             <w:rStyle w:val="Hyperlink"/>
             <w:noProof/>
           </w:rPr>
-          <w:t>Tabla 5. Ablation de n_diffusion_steps en Diffusion Policy (M1 Pro / MPS, n = 30).</w:t>
+          <w:t>Tabla 2. Comparación de precisión de pose 6-DoF frente al baseline GDR-Net++: Mean AR (BOP Challenge) y AUC ADD-S recomputada en local con IC 95 % por bootstrap. Fuente: elaboración propia a partir de experiments/results/local_metrics_with_bootstrap.json y del leaderboard del BOP Challenge.</w:t>
         </w:r>
         <w:r>
           <w:rPr>
@@ -9282,7 +9282,7 @@
             <w:noProof/>
             <w:webHidden/>
           </w:rPr>
-          <w:instrText xml:space="preserve"> PAGEREF _Toc234313433 \h </w:instrText>
+          <w:instrText xml:space="preserve"> PAGEREF _Toc234933595 \h </w:instrText>
         </w:r>
         <w:r>
           <w:rPr>
@@ -9302,7 +9302,7 @@
             <w:noProof/>
             <w:webHidden/>
           </w:rPr>
-          <w:t>31</w:t>
+          <w:t>29</w:t>
         </w:r>
         <w:r>
           <w:rPr>
@@ -9327,13 +9327,13 @@
           <w14:ligatures w14:val="standardContextual"/>
         </w:rPr>
       </w:pPr>
-      <w:hyperlink w:anchor="_Toc234313434" w:history="1">
+      <w:hyperlink w:anchor="_Toc234933596" w:history="1">
         <w:r>
           <w:rPr>
             <w:rStyle w:val="Hyperlink"/>
             <w:noProof/>
           </w:rPr>
-          <w:t>Tabla 6. Hiperparámetros del pipeline integrado FoundationPose + Diffusion Policy + CoppeliaSim.</w:t>
+          <w:t>Tabla 5. Ablation de n_diffusion_steps en Diffusion Policy (M1 Pro / MPS, n = 30).</w:t>
         </w:r>
         <w:r>
           <w:rPr>
@@ -9354,7 +9354,7 @@
             <w:noProof/>
             <w:webHidden/>
           </w:rPr>
-          <w:instrText xml:space="preserve"> PAGEREF _Toc234313434 \h </w:instrText>
+          <w:instrText xml:space="preserve"> PAGEREF _Toc234933596 \h </w:instrText>
         </w:r>
         <w:r>
           <w:rPr>
@@ -9374,7 +9374,7 @@
             <w:noProof/>
             <w:webHidden/>
           </w:rPr>
-          <w:t>37</w:t>
+          <w:t>31</w:t>
         </w:r>
         <w:r>
           <w:rPr>
@@ -9399,13 +9399,13 @@
           <w14:ligatures w14:val="standardContextual"/>
         </w:rPr>
       </w:pPr>
-      <w:hyperlink w:anchor="_Toc234313435" w:history="1">
+      <w:hyperlink w:anchor="_Toc234933597" w:history="1">
         <w:r>
           <w:rPr>
             <w:rStyle w:val="Hyperlink"/>
             <w:noProof/>
           </w:rPr>
-          <w:t>Tabla 7. Comparativa de modelos Diffusion Policy con configuración progresiva de datos, épocas y capacidad. Bootstrap CI 95 % sobre 50 muestras de trayectoria por modelo. Métricas: MSE de validación, latencia DDIM-25 sobre MPS, jerk RMS de la trayectoria muestreada y diversidad endpoint (dispersión espacial).</w:t>
+          <w:t>Tabla 6. Hiperparámetros del pipeline integrado FoundationPose + Diffusion Policy + CoppeliaSim.</w:t>
         </w:r>
         <w:r>
           <w:rPr>
@@ -9426,7 +9426,7 @@
             <w:noProof/>
             <w:webHidden/>
           </w:rPr>
-          <w:instrText xml:space="preserve"> PAGEREF _Toc234313435 \h </w:instrText>
+          <w:instrText xml:space="preserve"> PAGEREF _Toc234933597 \h </w:instrText>
         </w:r>
         <w:r>
           <w:rPr>
@@ -9446,7 +9446,7 @@
             <w:noProof/>
             <w:webHidden/>
           </w:rPr>
-          <w:t>43</w:t>
+          <w:t>38</w:t>
         </w:r>
         <w:r>
           <w:rPr>
@@ -9471,13 +9471,13 @@
           <w14:ligatures w14:val="standardContextual"/>
         </w:rPr>
       </w:pPr>
-      <w:hyperlink w:anchor="_Toc234313436" w:history="1">
+      <w:hyperlink w:anchor="_Toc234933598" w:history="1">
         <w:r>
           <w:rPr>
             <w:rStyle w:val="Hyperlink"/>
             <w:noProof/>
           </w:rPr>
-          <w:t>Tabla 8. Resultados del experimento de agarre en clutter por condición (n = 25, 2 distractores, semilla 2026). Fuente: elaboración propia.</w:t>
+          <w:t>Tabla 7. Comparativa de modelos Diffusion Policy con configuración progresiva de datos, épocas y capacidad. Bootstrap CI 95 % sobre 50 muestras de trayectoria por modelo. Métricas: MSE de validación, latencia DDIM-25 sobre MPS, jerk RMS de la trayectoria muestreada y diversidad endpoint (dispersión espacial).</w:t>
         </w:r>
         <w:r>
           <w:rPr>
@@ -9498,7 +9498,7 @@
             <w:noProof/>
             <w:webHidden/>
           </w:rPr>
-          <w:instrText xml:space="preserve"> PAGEREF _Toc234313436 \h </w:instrText>
+          <w:instrText xml:space="preserve"> PAGEREF _Toc234933598 \h </w:instrText>
         </w:r>
         <w:r>
           <w:rPr>
@@ -9518,7 +9518,7 @@
             <w:noProof/>
             <w:webHidden/>
           </w:rPr>
-          <w:t>48</w:t>
+          <w:t>44</w:t>
         </w:r>
         <w:r>
           <w:rPr>
@@ -9543,13 +9543,13 @@
           <w14:ligatures w14:val="standardContextual"/>
         </w:rPr>
       </w:pPr>
-      <w:hyperlink w:anchor="_Toc234313437" w:history="1">
+      <w:hyperlink w:anchor="_Toc234933599" w:history="1">
         <w:r>
           <w:rPr>
             <w:rStyle w:val="Hyperlink"/>
             <w:noProof/>
           </w:rPr>
-          <w:t>Tabla 9. Comparación de capacidades entre la Entrega 3 y la Entrega 4. Fuente: elaboración propia.</w:t>
+          <w:t>Tabla 8. Resultados del experimento de agarre en clutter por condición (n = 25, 2 distractores, semilla 2026). Fuente: elaboración propia.</w:t>
         </w:r>
         <w:r>
           <w:rPr>
@@ -9570,7 +9570,7 @@
             <w:noProof/>
             <w:webHidden/>
           </w:rPr>
-          <w:instrText xml:space="preserve"> PAGEREF _Toc234313437 \h </w:instrText>
+          <w:instrText xml:space="preserve"> PAGEREF _Toc234933599 \h </w:instrText>
         </w:r>
         <w:r>
           <w:rPr>
@@ -9590,7 +9590,7 @@
             <w:noProof/>
             <w:webHidden/>
           </w:rPr>
-          <w:t>51</w:t>
+          <w:t>49</w:t>
         </w:r>
         <w:r>
           <w:rPr>
@@ -9615,13 +9615,13 @@
           <w14:ligatures w14:val="standardContextual"/>
         </w:rPr>
       </w:pPr>
-      <w:hyperlink w:anchor="_Toc234313438" w:history="1">
+      <w:hyperlink w:anchor="_Toc234933600" w:history="1">
         <w:r>
           <w:rPr>
             <w:rStyle w:val="Hyperlink"/>
             <w:noProof/>
           </w:rPr>
-          <w:t>Tabla 10. Evidencia de validación de la capa de lenguaje (junio de 2026). Fuente: elaboración propia.</w:t>
+          <w:t>Tabla 9. Comparación de capacidades entre la Entrega 3 y la Entrega 4. Fuente: elaboración propia.</w:t>
         </w:r>
         <w:r>
           <w:rPr>
@@ -9642,7 +9642,7 @@
             <w:noProof/>
             <w:webHidden/>
           </w:rPr>
-          <w:instrText xml:space="preserve"> PAGEREF _Toc234313438 \h </w:instrText>
+          <w:instrText xml:space="preserve"> PAGEREF _Toc234933600 \h </w:instrText>
         </w:r>
         <w:r>
           <w:rPr>
@@ -9662,7 +9662,7 @@
             <w:noProof/>
             <w:webHidden/>
           </w:rPr>
-          <w:t>51</w:t>
+          <w:t>52</w:t>
         </w:r>
         <w:r>
           <w:rPr>
@@ -9687,13 +9687,13 @@
           <w14:ligatures w14:val="standardContextual"/>
         </w:rPr>
       </w:pPr>
-      <w:hyperlink w:anchor="_Toc234313439" w:history="1">
+      <w:hyperlink w:anchor="_Toc234933601" w:history="1">
         <w:r>
           <w:rPr>
             <w:rStyle w:val="Hyperlink"/>
             <w:noProof/>
           </w:rPr>
-          <w:t>Tabla 11. Estimación de pose 6-DoF y viabilidad de agarre de tres piezas generadas mediante text-to-CAD, a partir de profundidad real en simulación. Fuente: elaboración propia.</w:t>
+          <w:t>Tabla 10. Evidencia de validación de la capa de lenguaje (junio de 2026). Fuente: elaboración propia.</w:t>
         </w:r>
         <w:r>
           <w:rPr>
@@ -9714,7 +9714,7 @@
             <w:noProof/>
             <w:webHidden/>
           </w:rPr>
-          <w:instrText xml:space="preserve"> PAGEREF _Toc234313439 \h </w:instrText>
+          <w:instrText xml:space="preserve"> PAGEREF _Toc234933601 \h </w:instrText>
         </w:r>
         <w:r>
           <w:rPr>
@@ -9734,7 +9734,7 @@
             <w:noProof/>
             <w:webHidden/>
           </w:rPr>
-          <w:t>54</w:t>
+          <w:t>52</w:t>
         </w:r>
         <w:r>
           <w:rPr>
@@ -9759,13 +9759,13 @@
           <w14:ligatures w14:val="standardContextual"/>
         </w:rPr>
       </w:pPr>
-      <w:hyperlink w:anchor="_Toc234313440" w:history="1">
+      <w:hyperlink w:anchor="_Toc234933602" w:history="1">
         <w:r>
           <w:rPr>
             <w:rStyle w:val="Hyperlink"/>
             <w:noProof/>
           </w:rPr>
-          <w:t>Tabla 12. Resumen consolidado de los diez experimentos del TFM con hallazgos cuantitativos y trazabilidad al repositorio.</w:t>
+          <w:t>Tabla 11. Estimación de pose 6-DoF y viabilidad de agarre de tres piezas generadas mediante text-to-CAD, a partir de profundidad real en simulación. Fuente: elaboración propia.</w:t>
         </w:r>
         <w:r>
           <w:rPr>
@@ -9786,7 +9786,7 @@
             <w:noProof/>
             <w:webHidden/>
           </w:rPr>
-          <w:instrText xml:space="preserve"> PAGEREF _Toc234313440 \h </w:instrText>
+          <w:instrText xml:space="preserve"> PAGEREF _Toc234933602 \h </w:instrText>
         </w:r>
         <w:r>
           <w:rPr>
@@ -9806,7 +9806,7 @@
             <w:noProof/>
             <w:webHidden/>
           </w:rPr>
-          <w:t>54</w:t>
+          <w:t>55</w:t>
         </w:r>
         <w:r>
           <w:rPr>
@@ -9831,13 +9831,13 @@
           <w14:ligatures w14:val="standardContextual"/>
         </w:rPr>
       </w:pPr>
-      <w:hyperlink w:anchor="_Toc234313441" w:history="1">
+      <w:hyperlink w:anchor="_Toc234933603" w:history="1">
         <w:r>
           <w:rPr>
             <w:rStyle w:val="Hyperlink"/>
             <w:noProof/>
           </w:rPr>
-          <w:t>Tabla 13. Trazabilidad de los experimentos a objetivos e hipótesis. Fuente: elaboración propia.</w:t>
+          <w:t>Tabla 12. Resumen consolidado de los diez experimentos del TFM con hallazgos cuantitativos y trazabilidad al repositorio.</w:t>
         </w:r>
         <w:r>
           <w:rPr>
@@ -9858,7 +9858,7 @@
             <w:noProof/>
             <w:webHidden/>
           </w:rPr>
-          <w:instrText xml:space="preserve"> PAGEREF _Toc234313441 \h </w:instrText>
+          <w:instrText xml:space="preserve"> PAGEREF _Toc234933603 \h </w:instrText>
         </w:r>
         <w:r>
           <w:rPr>
@@ -9878,7 +9878,7 @@
             <w:noProof/>
             <w:webHidden/>
           </w:rPr>
-          <w:t>55</w:t>
+          <w:t>56</w:t>
         </w:r>
         <w:r>
           <w:rPr>
@@ -9903,13 +9903,13 @@
           <w14:ligatures w14:val="standardContextual"/>
         </w:rPr>
       </w:pPr>
-      <w:hyperlink w:anchor="_Toc234313442" w:history="1">
+      <w:hyperlink w:anchor="_Toc234933604" w:history="1">
         <w:r>
           <w:rPr>
             <w:rStyle w:val="Hyperlink"/>
             <w:noProof/>
           </w:rPr>
-          <w:t>Tabla 14. Cierre de las hipótesis de investigación: criterio de aceptación, evidencia y decisión. Fuente: elaboración propia.</w:t>
+          <w:t>Tabla 13. Trazabilidad de los experimentos a objetivos e hipótesis. Fuente: elaboración propia.</w:t>
         </w:r>
         <w:r>
           <w:rPr>
@@ -9930,7 +9930,7 @@
             <w:noProof/>
             <w:webHidden/>
           </w:rPr>
-          <w:instrText xml:space="preserve"> PAGEREF _Toc234313442 \h </w:instrText>
+          <w:instrText xml:space="preserve"> PAGEREF _Toc234933604 \h </w:instrText>
         </w:r>
         <w:r>
           <w:rPr>
@@ -9950,7 +9950,7 @@
             <w:noProof/>
             <w:webHidden/>
           </w:rPr>
-          <w:t>58</w:t>
+          <w:t>56</w:t>
         </w:r>
         <w:r>
           <w:rPr>
@@ -9975,12 +9975,84 @@
           <w14:ligatures w14:val="standardContextual"/>
         </w:rPr>
       </w:pPr>
-      <w:hyperlink w:anchor="_Toc234313443" w:history="1">
+      <w:hyperlink w:anchor="_Toc234933605" w:history="1">
         <w:r>
           <w:rPr>
             <w:rStyle w:val="Hyperlink"/>
             <w:noProof/>
           </w:rPr>
+          <w:t>Tabla 14. Cierre de las hipótesis de investigación: criterio de aceptación, evidencia y decisión. Fuente: elaboración propia.</w:t>
+        </w:r>
+        <w:r>
+          <w:rPr>
+            <w:noProof/>
+            <w:webHidden/>
+          </w:rPr>
+          <w:tab/>
+        </w:r>
+        <w:r>
+          <w:rPr>
+            <w:noProof/>
+            <w:webHidden/>
+          </w:rPr>
+          <w:fldChar w:fldCharType="begin"/>
+        </w:r>
+        <w:r>
+          <w:rPr>
+            <w:noProof/>
+            <w:webHidden/>
+          </w:rPr>
+          <w:instrText xml:space="preserve"> PAGEREF _Toc234933605 \h </w:instrText>
+        </w:r>
+        <w:r>
+          <w:rPr>
+            <w:noProof/>
+            <w:webHidden/>
+          </w:rPr>
+        </w:r>
+        <w:r>
+          <w:rPr>
+            <w:noProof/>
+            <w:webHidden/>
+          </w:rPr>
+          <w:fldChar w:fldCharType="separate"/>
+        </w:r>
+        <w:r>
+          <w:rPr>
+            <w:noProof/>
+            <w:webHidden/>
+          </w:rPr>
+          <w:t>60</w:t>
+        </w:r>
+        <w:r>
+          <w:rPr>
+            <w:noProof/>
+            <w:webHidden/>
+          </w:rPr>
+          <w:fldChar w:fldCharType="end"/>
+        </w:r>
+      </w:hyperlink>
+    </w:p>
+    <w:p>
+      <w:pPr>
+        <w:pStyle w:val="TableofFigures"/>
+        <w:tabs>
+          <w:tab w:val="right" w:leader="dot" w:pos="9061"/>
+        </w:tabs>
+        <w:rPr>
+          <w:rFonts w:eastAsiaTheme="minorEastAsia" w:cstheme="minorBidi"/>
+          <w:noProof/>
+          <w:kern w:val="2"/>
+          <w:lang w:val="en-CL" w:eastAsia="en-US"/>
+          <w14:ligatures w14:val="standardContextual"/>
+        </w:rPr>
+      </w:pPr>
+      <w:hyperlink w:anchor="_Toc234933606" w:history="1">
+        <w:r>
+          <w:rPr>
+            <w:rStyle w:val="Hyperlink"/>
+            <w:noProof/>
+          </w:rPr>
           <w:t>Tabla 15. Comparativa de costes de hardware para reproducir el estado del arte en pose estimation 6-DoF + planificación.</w:t>
         </w:r>
         <w:r>
@@ -10002,7 +10074,7 @@
             <w:noProof/>
             <w:webHidden/>
           </w:rPr>
-          <w:instrText xml:space="preserve"> PAGEREF _Toc234313443 \h </w:instrText>
+          <w:instrText xml:space="preserve"> PAGEREF _Toc234933606 \h </w:instrText>
         </w:r>
         <w:r>
           <w:rPr>
@@ -10022,7 +10094,7 @@
             <w:noProof/>
             <w:webHidden/>
           </w:rPr>
-          <w:t>64</w:t>
+          <w:t>66</w:t>
         </w:r>
         <w:r>
           <w:rPr>
@@ -10317,7 +10389,7 @@
           <w:szCs w:val="24"/>
         </w:rPr>
       </w:pPr>
-      <w:bookmarkStart w:id="1" w:name="_Toc234313429"/>
+      <w:bookmarkStart w:id="1" w:name="_Toc234933591"/>
       <w:r>
         <w:rPr>
           <w:sz w:val="24"/>
@@ -10379,7 +10451,7 @@
     </w:p>
     <w:tbl>
       <w:tblPr>
-        <w:tblStyle w:val="GridTable4-Accent1"/>
+        <w:tblStyle w:val="TableGrid"/>
         <w:tblW w:w="0" w:type="auto"/>
         <w:tblLook w:val="04A0" w:firstRow="1" w:lastRow="0" w:firstColumn="1" w:lastColumn="0" w:noHBand="0" w:noVBand="1"/>
       </w:tblPr>
@@ -10413,6 +10485,7 @@
             </w:pPr>
             <w:r>
               <w:rPr>
+                <w:b/>
                 <w:bCs w:val="0"/>
                 <w:sz w:val="20"/>
                 <w:szCs w:val="20"/>
@@ -11342,7 +11415,7 @@
       <w:pPr>
         <w:pStyle w:val="Heading1"/>
       </w:pPr>
-      <w:bookmarkStart w:id="5" w:name="_Toc234313336"/>
+      <w:bookmarkStart w:id="5" w:name="_Toc234933498"/>
       <w:r>
         <w:t>Introducción</w:t>
       </w:r>
@@ -11471,7 +11544,7 @@
       <w:pPr>
         <w:pStyle w:val="Heading2"/>
       </w:pPr>
-      <w:bookmarkStart w:id="6" w:name="_Toc234313337"/>
+      <w:bookmarkStart w:id="6" w:name="_Toc234933499"/>
       <w:r>
         <w:t>Justificación</w:t>
       </w:r>
@@ -11698,7 +11771,7 @@
       <w:pPr>
         <w:pStyle w:val="Heading2"/>
       </w:pPr>
-      <w:bookmarkStart w:id="7" w:name="_Toc234313338"/>
+      <w:bookmarkStart w:id="7" w:name="_Toc234933500"/>
       <w:r>
         <w:t>Planteamiento del problema</w:t>
       </w:r>
@@ -11795,7 +11868,7 @@
       <w:pPr>
         <w:pStyle w:val="Heading2"/>
       </w:pPr>
-      <w:bookmarkStart w:id="8" w:name="_Toc234313339"/>
+      <w:bookmarkStart w:id="8" w:name="_Toc234933501"/>
       <w:r>
         <w:t>Hipótesis</w:t>
       </w:r>
@@ -11933,7 +12006,7 @@
       <w:pPr>
         <w:pStyle w:val="Heading2"/>
       </w:pPr>
-      <w:bookmarkStart w:id="9" w:name="_Toc234313340"/>
+      <w:bookmarkStart w:id="9" w:name="_Toc234933502"/>
       <w:r>
         <w:t>Contribución del trabajo</w:t>
       </w:r>
@@ -12026,14 +12099,14 @@
       </w:r>
       <w:proofErr w:type="spellEnd"/>
       <w:r>
-        <w:t xml:space="preserve"> sobre hardware accesible, al alcance de pequeñas y medianas empresas. Esta entrega añade, además, una capa de comprensión de lenguaje natural que permite indicar la pieza objetivo mediante instrucciones cotidianas, integrada de forma poco invasiva sobre el pipeline.</w:t>
+        <w:t xml:space="preserve"> sobre hardware accesible, al alcance de pequeñas y medianas empresas. Este trabajo añade, además, una capa de comprensión de lenguaje natural que permite indicar la pieza objetivo mediante instrucciones cotidianas, integrada de forma poco invasiva sobre el pipeline.</w:t>
       </w:r>
     </w:p>
     <w:p>
       <w:pPr>
         <w:pStyle w:val="Heading2"/>
       </w:pPr>
-      <w:bookmarkStart w:id="10" w:name="_Toc234313341"/>
+      <w:bookmarkStart w:id="10" w:name="_Toc234933503"/>
       <w:r>
         <w:t>Estructura del trabajo</w:t>
       </w:r>
@@ -12061,7 +12134,7 @@
       <w:pPr>
         <w:pStyle w:val="Heading1"/>
       </w:pPr>
-      <w:bookmarkStart w:id="11" w:name="_Toc234313342"/>
+      <w:bookmarkStart w:id="11" w:name="_Toc234933504"/>
       <w:r>
         <w:t>Contexto y estado del arte</w:t>
       </w:r>
@@ -12116,7 +12189,7 @@
       <w:pPr>
         <w:pStyle w:val="Heading2"/>
       </w:pPr>
-      <w:bookmarkStart w:id="12" w:name="_Toc234313343"/>
+      <w:bookmarkStart w:id="12" w:name="_Toc234933505"/>
       <w:r>
         <w:t>Surveys y revisiones generales</w:t>
       </w:r>
@@ -12453,7 +12526,7 @@
       <w:pPr>
         <w:pStyle w:val="Heading2"/>
       </w:pPr>
-      <w:bookmarkStart w:id="13" w:name="_Toc234313344"/>
+      <w:bookmarkStart w:id="13" w:name="_Toc234933506"/>
       <w:r>
         <w:t>Métodos de estimación de pose 6-DoF</w:t>
       </w:r>
@@ -12487,7 +12560,7 @@
       <w:pPr>
         <w:pStyle w:val="Heading3"/>
       </w:pPr>
-      <w:bookmarkStart w:id="14" w:name="_Toc234313345"/>
+      <w:bookmarkStart w:id="14" w:name="_Toc234933507"/>
       <w:r>
         <w:t xml:space="preserve">Métodos clásicos y </w:t>
       </w:r>
@@ -12704,7 +12777,7 @@
       <w:pPr>
         <w:pStyle w:val="Heading3"/>
       </w:pPr>
-      <w:bookmarkStart w:id="15" w:name="_Toc234313346"/>
+      <w:bookmarkStart w:id="15" w:name="_Toc234933508"/>
       <w:r>
         <w:t>Arquitecturas basadas en Transformers</w:t>
       </w:r>
@@ -12894,7 +12967,7 @@
       <w:pPr>
         <w:pStyle w:val="Heading2"/>
       </w:pPr>
-      <w:bookmarkStart w:id="16" w:name="_Toc234313347"/>
+      <w:bookmarkStart w:id="16" w:name="_Toc234933509"/>
       <w:r>
         <w:t>Datasets y benchmarks</w:t>
       </w:r>
@@ -13188,7 +13261,7 @@
       <w:pPr>
         <w:pStyle w:val="Heading2"/>
       </w:pPr>
-      <w:bookmarkStart w:id="17" w:name="_Toc234313348"/>
+      <w:bookmarkStart w:id="17" w:name="_Toc234933510"/>
       <w:r>
         <w:t>Nubes de puntos y fusión 3D</w:t>
       </w:r>
@@ -13366,7 +13439,7 @@
       <w:pPr>
         <w:pStyle w:val="Heading2"/>
       </w:pPr>
-      <w:bookmarkStart w:id="18" w:name="_Toc234313349"/>
+      <w:bookmarkStart w:id="18" w:name="_Toc234933511"/>
       <w:r>
         <w:t>Datos sintéticos, sim-to-real y políticas generativas</w:t>
       </w:r>
@@ -13564,7 +13637,7 @@
       <w:pPr>
         <w:pStyle w:val="Heading2"/>
       </w:pPr>
-      <w:bookmarkStart w:id="19" w:name="_Toc234313350"/>
+      <w:bookmarkStart w:id="19" w:name="_Toc234933512"/>
       <w:r>
         <w:t>Visual servoing y control robótico</w:t>
       </w:r>
@@ -13745,7 +13818,7 @@
       <w:pPr>
         <w:pStyle w:val="Heading2"/>
       </w:pPr>
-      <w:bookmarkStart w:id="20" w:name="_Toc234313351"/>
+      <w:bookmarkStart w:id="20" w:name="_Toc234933513"/>
       <w:r>
         <w:t>Conclusiones del estado del arte y brecha de investigación</w:t>
       </w:r>
@@ -14129,7 +14202,7 @@
       <w:pPr>
         <w:pStyle w:val="Heading2"/>
       </w:pPr>
-      <w:bookmarkStart w:id="21" w:name="_Toc234313352"/>
+      <w:bookmarkStart w:id="21" w:name="_Toc234933514"/>
       <w:r>
         <w:t>Síntesis comparativa y posicionamiento</w:t>
       </w:r>
@@ -14160,7 +14233,7 @@
       <w:pPr>
         <w:pStyle w:val="Caption"/>
       </w:pPr>
-      <w:bookmarkStart w:id="22" w:name="_Toc234313430"/>
+      <w:bookmarkStart w:id="22" w:name="_Toc234933592"/>
       <w:r>
         <w:t xml:space="preserve">Tabla </w:t>
       </w:r>
@@ -15020,7 +15093,7 @@
               <w:rPr>
                 <w:sz w:val="18"/>
               </w:rPr>
-              <w:t xml:space="preserve"> en esta entrega</w:t>
+              <w:t xml:space="preserve"> en este trabajo</w:t>
             </w:r>
           </w:p>
         </w:tc>
@@ -15198,7 +15271,7 @@
       <w:pPr>
         <w:pStyle w:val="Heading3"/>
       </w:pPr>
-      <w:bookmarkStart w:id="23" w:name="_Toc234313353"/>
+      <w:bookmarkStart w:id="23" w:name="_Toc234933515"/>
       <w:r>
         <w:t>Preguntas abiertas: análisis crítico comparativo</w:t>
       </w:r>
@@ -15432,7 +15505,7 @@
       <w:pPr>
         <w:pStyle w:val="Heading1"/>
       </w:pPr>
-      <w:bookmarkStart w:id="24" w:name="_Toc234313354"/>
+      <w:bookmarkStart w:id="24" w:name="_Toc234933516"/>
       <w:r>
         <w:t>Objetivos concretos y metodología de trabajo</w:t>
       </w:r>
@@ -15447,7 +15520,7 @@
       <w:pPr>
         <w:pStyle w:val="Heading2"/>
       </w:pPr>
-      <w:bookmarkStart w:id="25" w:name="_Toc234313355"/>
+      <w:bookmarkStart w:id="25" w:name="_Toc234933517"/>
       <w:r>
         <w:t>Objetivo general</w:t>
       </w:r>
@@ -15521,7 +15594,7 @@
       <w:pPr>
         <w:pStyle w:val="Heading2"/>
       </w:pPr>
-      <w:bookmarkStart w:id="26" w:name="_Toc234313356"/>
+      <w:bookmarkStart w:id="26" w:name="_Toc234933518"/>
       <w:r>
         <w:t>Objetivos específicos</w:t>
       </w:r>
@@ -15760,7 +15833,7 @@
       <w:pPr>
         <w:pStyle w:val="Heading2"/>
       </w:pPr>
-      <w:bookmarkStart w:id="27" w:name="_Toc234313357"/>
+      <w:bookmarkStart w:id="27" w:name="_Toc234933519"/>
       <w:r>
         <w:t>Diseño experimental</w:t>
       </w:r>
@@ -15770,7 +15843,7 @@
       <w:pPr>
         <w:pStyle w:val="Caption"/>
       </w:pPr>
-      <w:bookmarkStart w:id="28" w:name="_Toc234313414"/>
+      <w:bookmarkStart w:id="28" w:name="_Toc234933576"/>
       <w:r>
         <w:t xml:space="preserve">Figura </w:t>
       </w:r>
@@ -15807,7 +15880,7 @@
       <w:pPr>
         <w:pStyle w:val="Heading3"/>
       </w:pPr>
-      <w:bookmarkStart w:id="29" w:name="_Toc234313358"/>
+      <w:bookmarkStart w:id="29" w:name="_Toc234933520"/>
       <w:r>
         <w:t>Resumen del diseño experimental</w:t>
       </w:r>
@@ -15822,7 +15895,7 @@
       <w:pPr>
         <w:pStyle w:val="Caption"/>
       </w:pPr>
-      <w:bookmarkStart w:id="30" w:name="_Toc234313431"/>
+      <w:bookmarkStart w:id="30" w:name="_Toc234933593"/>
       <w:r>
         <w:t xml:space="preserve">Tabla </w:t>
       </w:r>
@@ -16159,7 +16232,7 @@
       <w:pPr>
         <w:pStyle w:val="Heading3"/>
       </w:pPr>
-      <w:bookmarkStart w:id="31" w:name="_Toc234313359"/>
+      <w:bookmarkStart w:id="31" w:name="_Toc234933521"/>
       <w:r>
         <w:t>Variables del experimento</w:t>
       </w:r>
@@ -16191,7 +16264,7 @@
       <w:pPr>
         <w:pStyle w:val="Caption"/>
       </w:pPr>
-      <w:bookmarkStart w:id="32" w:name="_Toc234313432"/>
+      <w:bookmarkStart w:id="32" w:name="_Toc234933594"/>
       <w:r>
         <w:t xml:space="preserve">Tabla </w:t>
       </w:r>
@@ -16428,7 +16501,7 @@
       <w:pPr>
         <w:pStyle w:val="Heading3"/>
       </w:pPr>
-      <w:bookmarkStart w:id="33" w:name="_Toc234313360"/>
+      <w:bookmarkStart w:id="33" w:name="_Toc234933522"/>
       <w:r>
         <w:t xml:space="preserve">Hipótesis estadísticas y comparación con el </w:t>
       </w:r>
@@ -16862,7 +16935,7 @@
       <w:pPr>
         <w:pStyle w:val="Heading3"/>
       </w:pPr>
-      <w:bookmarkStart w:id="34" w:name="_Toc234313361"/>
+      <w:bookmarkStart w:id="34" w:name="_Toc234933523"/>
       <w:r>
         <w:t>Protocolo de evaluación: particiones, ejecuciones y validación cruzada</w:t>
       </w:r>
@@ -17062,7 +17135,7 @@
       <w:pPr>
         <w:pStyle w:val="Heading3"/>
       </w:pPr>
-      <w:bookmarkStart w:id="35" w:name="_Toc234313362"/>
+      <w:bookmarkStart w:id="35" w:name="_Toc234933524"/>
       <w:r>
         <w:t>Justificación de las métricas seleccionadas</w:t>
       </w:r>
@@ -17171,7 +17244,7 @@
       <w:pPr>
         <w:pStyle w:val="Heading3"/>
       </w:pPr>
-      <w:bookmarkStart w:id="36" w:name="_Toc234313363"/>
+      <w:bookmarkStart w:id="36" w:name="_Toc234933525"/>
       <w:r>
         <w:t xml:space="preserve">Estudios de </w:t>
       </w:r>
@@ -17272,7 +17345,7 @@
       <w:pPr>
         <w:pStyle w:val="Heading3"/>
       </w:pPr>
-      <w:bookmarkStart w:id="37" w:name="_Toc234313364"/>
+      <w:bookmarkStart w:id="37" w:name="_Toc234933526"/>
       <w:r>
         <w:t>Amenazas a la validez y mitigaciones</w:t>
       </w:r>
@@ -17338,7 +17411,7 @@
       <w:pPr>
         <w:pStyle w:val="Heading2"/>
       </w:pPr>
-      <w:bookmarkStart w:id="38" w:name="_Toc234313365"/>
+      <w:bookmarkStart w:id="38" w:name="_Toc234933527"/>
       <w:r>
         <w:t>Metodología del trabajo</w:t>
       </w:r>
@@ -17361,7 +17434,7 @@
       <w:pPr>
         <w:pStyle w:val="Heading3"/>
       </w:pPr>
-      <w:bookmarkStart w:id="39" w:name="_Toc234313366"/>
+      <w:bookmarkStart w:id="39" w:name="_Toc234933528"/>
       <w:r>
         <w:t>Entorno de desarrollo</w:t>
       </w:r>
@@ -17464,7 +17537,7 @@
       <w:pPr>
         <w:pStyle w:val="Heading3"/>
       </w:pPr>
-      <w:bookmarkStart w:id="40" w:name="_Toc234313367"/>
+      <w:bookmarkStart w:id="40" w:name="_Toc234933529"/>
       <w:r>
         <w:t>Planificación temporal</w:t>
       </w:r>
@@ -17551,7 +17624,7 @@
       <w:pPr>
         <w:pStyle w:val="Heading3"/>
       </w:pPr>
-      <w:bookmarkStart w:id="41" w:name="_Toc234313368"/>
+      <w:bookmarkStart w:id="41" w:name="_Toc234933530"/>
       <w:proofErr w:type="spellStart"/>
       <w:r>
         <w:t>Datasets</w:t>
@@ -17691,7 +17764,7 @@
       <w:pPr>
         <w:pStyle w:val="Heading3"/>
       </w:pPr>
-      <w:bookmarkStart w:id="42" w:name="_Toc234313369"/>
+      <w:bookmarkStart w:id="42" w:name="_Toc234933531"/>
       <w:r>
         <w:t>Licencias y reproducibilidad</w:t>
       </w:r>
@@ -17783,7 +17856,7 @@
       <w:pPr>
         <w:pStyle w:val="Heading2"/>
       </w:pPr>
-      <w:bookmarkStart w:id="43" w:name="_Toc234313370"/>
+      <w:bookmarkStart w:id="43" w:name="_Toc234933532"/>
       <w:r>
         <w:t>Tipo de TFM y reformulación</w:t>
       </w:r>
@@ -17822,7 +17895,7 @@
       <w:pPr>
         <w:pStyle w:val="Heading2"/>
       </w:pPr>
-      <w:bookmarkStart w:id="44" w:name="_Toc234313371"/>
+      <w:bookmarkStart w:id="44" w:name="_Toc234933533"/>
       <w:r>
         <w:t>Protocolo experimental ejecutado</w:t>
       </w:r>
@@ -18036,7 +18109,7 @@
       <w:pPr>
         <w:pStyle w:val="Heading2"/>
       </w:pPr>
-      <w:bookmarkStart w:id="45" w:name="_Toc234313372"/>
+      <w:bookmarkStart w:id="45" w:name="_Toc234933534"/>
       <w:r>
         <w:t>Análisis de robustez ante oclusión y ruido sensor</w:t>
       </w:r>
@@ -18083,7 +18156,7 @@
       <w:pPr>
         <w:pStyle w:val="Caption"/>
       </w:pPr>
-      <w:bookmarkStart w:id="46" w:name="_Toc234313415"/>
+      <w:bookmarkStart w:id="46" w:name="_Toc234933577"/>
       <w:r>
         <w:t xml:space="preserve">Figura </w:t>
       </w:r>
@@ -18162,7 +18235,7 @@
       <w:pPr>
         <w:pStyle w:val="Caption"/>
       </w:pPr>
-      <w:bookmarkStart w:id="47" w:name="_Toc234313416"/>
+      <w:bookmarkStart w:id="47" w:name="_Toc234933578"/>
       <w:r>
         <w:t xml:space="preserve">Figura </w:t>
       </w:r>
@@ -18311,7 +18384,7 @@
         <w:pStyle w:val="Caption"/>
         <w:keepNext/>
       </w:pPr>
-      <w:bookmarkStart w:id="22" w:name="_Toc234313430"/>
+      <w:bookmarkStart w:id="48" w:name="_Toc234933595"/>
       <w:r>
         <w:t xml:space="preserve">Tabla </w:t>
       </w:r>
@@ -18320,72 +18393,181 @@
           <w:rPr>
             <w:noProof/>
           </w:rPr>
-          <w:t>2</w:t>
+          <w:t>5</w:t>
         </w:r>
       </w:fldSimple>
       <w:r>
-        <w:t>. Comparación de precisión de pose 6-DoF frente al baseline GDR-Net++: Mean AR (BOP Challenge) y AUC ADD-S recomputada en local con IC 95 % por bootstrap. Fuente: elaboración propia a partir de experiments/results/local_metrics_with_bootstrap.json y del leaderboard del BOP Challenge.</w:t>
-      </w:r>
-      <w:bookmarkEnd w:id="22"/>
+        <w:t xml:space="preserve">. Comparación de precisión de pose 6-DoF frente al </w:t>
+      </w:r>
+      <w:proofErr w:type="spellStart"/>
+      <w:r>
+        <w:t>baseline</w:t>
+      </w:r>
+      <w:proofErr w:type="spellEnd"/>
+      <w:r>
+        <w:t xml:space="preserve"> GDR-Net++: Mean AR (BOP </w:t>
+      </w:r>
+      <w:proofErr w:type="spellStart"/>
+      <w:r>
+        <w:t>Challenge</w:t>
+      </w:r>
+      <w:proofErr w:type="spellEnd"/>
+      <w:r>
+        <w:t xml:space="preserve">) y AUC ADD-S </w:t>
+      </w:r>
+      <w:proofErr w:type="spellStart"/>
+      <w:r>
+        <w:t>recomputada</w:t>
+      </w:r>
+      <w:proofErr w:type="spellEnd"/>
+      <w:r>
+        <w:t xml:space="preserve"> en local con IC 95 % por </w:t>
+      </w:r>
+      <w:proofErr w:type="spellStart"/>
+      <w:r>
+        <w:t>bootstrap</w:t>
+      </w:r>
+      <w:proofErr w:type="spellEnd"/>
+      <w:r>
+        <w:t xml:space="preserve">. Fuente: elaboración propia a partir de </w:t>
+      </w:r>
+      <w:proofErr w:type="spellStart"/>
+      <w:r>
+        <w:t>experiments</w:t>
+      </w:r>
+      <w:proofErr w:type="spellEnd"/>
+      <w:r>
+        <w:t>/</w:t>
+      </w:r>
+      <w:proofErr w:type="spellStart"/>
+      <w:r>
+        <w:t>results</w:t>
+      </w:r>
+      <w:proofErr w:type="spellEnd"/>
+      <w:r>
+        <w:t>/</w:t>
+      </w:r>
+      <w:proofErr w:type="spellStart"/>
+      <w:r>
+        <w:t>local_metrics_with_bootstrap.json</w:t>
+      </w:r>
+      <w:proofErr w:type="spellEnd"/>
+      <w:r>
+        <w:t xml:space="preserve"> y del </w:t>
+      </w:r>
+      <w:proofErr w:type="spellStart"/>
+      <w:r>
+        <w:t>leaderboard</w:t>
+      </w:r>
+      <w:proofErr w:type="spellEnd"/>
+      <w:r>
+        <w:t xml:space="preserve"> del BOP </w:t>
+      </w:r>
+      <w:proofErr w:type="spellStart"/>
+      <w:r>
+        <w:t>Challenge</w:t>
+      </w:r>
+      <w:proofErr w:type="spellEnd"/>
+      <w:r>
+        <w:t>.</w:t>
+      </w:r>
+      <w:bookmarkEnd w:id="48"/>
     </w:p>
     <w:tbl>
       <w:tblPr>
-        <w:tblStyle w:val="GridTable4-Accent1"/>
-        <w:tblW w:type="auto" w:w="0"/>
-        <w:tblLook w:firstColumn="1" w:firstRow="1" w:lastColumn="0" w:lastRow="0" w:noHBand="0" w:noVBand="1" w:val="04A0"/>
+        <w:tblStyle w:val="TableGrid"/>
+        <w:tblW w:w="0" w:type="auto"/>
+        <w:tblLook w:val="04A0" w:firstRow="1" w:lastRow="0" w:firstColumn="1" w:lastColumn="0" w:noHBand="0" w:noVBand="1"/>
       </w:tblPr>
       <w:tblGrid>
-        <w:gridCol w:w="2268"/>
-        <w:gridCol w:w="2268"/>
-        <w:gridCol w:w="2268"/>
-        <w:gridCol w:w="2268"/>
+        <w:gridCol w:w="2265"/>
+        <w:gridCol w:w="2265"/>
+        <w:gridCol w:w="2267"/>
+        <w:gridCol w:w="2264"/>
       </w:tblGrid>
       <w:tr>
-        <w:tc>
-          <w:tcPr>
-            <w:tcW w:type="dxa" w:w="2268"/>
-          </w:tcPr>
-          <w:p>
-            <w:r>
+        <w:trPr>
+          <w:cnfStyle w:val="100000000000" w:firstRow="1" w:lastRow="0" w:firstColumn="0" w:lastColumn="0" w:oddVBand="0" w:evenVBand="0" w:oddHBand="0" w:evenHBand="0" w:firstRowFirstColumn="0" w:firstRowLastColumn="0" w:lastRowFirstColumn="0" w:lastRowLastColumn="0"/>
+        </w:trPr>
+        <w:tc>
+          <w:tcPr>
+            <w:cnfStyle w:val="001000000000" w:firstRow="0" w:lastRow="0" w:firstColumn="1" w:lastColumn="0" w:oddVBand="0" w:evenVBand="0" w:oddHBand="0" w:evenHBand="0" w:firstRowFirstColumn="0" w:firstRowLastColumn="0" w:lastRowFirstColumn="0" w:lastRowLastColumn="0"/>
+            <w:tcW w:w="2268" w:type="dxa"/>
+          </w:tcPr>
+          <w:p>
+            <w:r>
+              <w:rPr>
+                <w:b/>
+              </w:rPr>
               <w:t>Métrica</w:t>
             </w:r>
           </w:p>
         </w:tc>
         <w:tc>
           <w:tcPr>
-            <w:tcW w:type="dxa" w:w="2268"/>
-          </w:tcPr>
-          <w:p>
-            <w:r>
+            <w:tcW w:w="2268" w:type="dxa"/>
+          </w:tcPr>
+          <w:p>
+            <w:pPr>
+              <w:cnfStyle w:val="100000000000" w:firstRow="1" w:lastRow="0" w:firstColumn="0" w:lastColumn="0" w:oddVBand="0" w:evenVBand="0" w:oddHBand="0" w:evenHBand="0" w:firstRowFirstColumn="0" w:firstRowLastColumn="0" w:lastRowFirstColumn="0" w:lastRowLastColumn="0"/>
+            </w:pPr>
+            <w:r>
+              <w:rPr>
+                <w:b/>
+              </w:rPr>
               <w:t>GDR-Net++ (BOP 2022)</w:t>
             </w:r>
           </w:p>
         </w:tc>
         <w:tc>
           <w:tcPr>
-            <w:tcW w:type="dxa" w:w="2268"/>
-          </w:tcPr>
-          <w:p>
-            <w:r>
-              <w:t>FoundationPose (este trabajo)</w:t>
-            </w:r>
-          </w:p>
-        </w:tc>
-        <w:tc>
-          <w:tcPr>
-            <w:tcW w:type="dxa" w:w="2268"/>
-          </w:tcPr>
-          <w:p>
-            <w:r>
+            <w:tcW w:w="2268" w:type="dxa"/>
+          </w:tcPr>
+          <w:p>
+            <w:pPr>
+              <w:cnfStyle w:val="100000000000" w:firstRow="1" w:lastRow="0" w:firstColumn="0" w:lastColumn="0" w:oddVBand="0" w:evenVBand="0" w:oddHBand="0" w:evenHBand="0" w:firstRowFirstColumn="0" w:firstRowLastColumn="0" w:lastRowFirstColumn="0" w:lastRowLastColumn="0"/>
+            </w:pPr>
+            <w:proofErr w:type="spellStart"/>
+            <w:r>
+              <w:rPr>
+                <w:b/>
+              </w:rPr>
+              <w:t>FoundationPose</w:t>
+            </w:r>
+            <w:proofErr w:type="spellEnd"/>
+            <w:r>
+              <w:rPr>
+                <w:b/>
+              </w:rPr>
+              <w:t xml:space="preserve"> (este trabajo)</w:t>
+            </w:r>
+          </w:p>
+        </w:tc>
+        <w:tc>
+          <w:tcPr>
+            <w:tcW w:w="2268" w:type="dxa"/>
+          </w:tcPr>
+          <w:p>
+            <w:pPr>
+              <w:cnfStyle w:val="100000000000" w:firstRow="1" w:lastRow="0" w:firstColumn="0" w:lastColumn="0" w:oddVBand="0" w:evenVBand="0" w:oddHBand="0" w:evenHBand="0" w:firstRowFirstColumn="0" w:firstRowLastColumn="0" w:lastRowFirstColumn="0" w:lastRowLastColumn="0"/>
+            </w:pPr>
+            <w:r>
+              <w:rPr>
+                <w:b/>
+              </w:rPr>
               <w:t>Δ</w:t>
             </w:r>
           </w:p>
         </w:tc>
       </w:tr>
       <w:tr>
-        <w:tc>
-          <w:tcPr>
-            <w:tcW w:type="dxa" w:w="2268"/>
+        <w:trPr>
+          <w:cnfStyle w:val="000000100000" w:firstRow="0" w:lastRow="0" w:firstColumn="0" w:lastColumn="0" w:oddVBand="0" w:evenVBand="0" w:oddHBand="1" w:evenHBand="0" w:firstRowFirstColumn="0" w:firstRowLastColumn="0" w:lastRowFirstColumn="0" w:lastRowLastColumn="0"/>
+        </w:trPr>
+        <w:tc>
+          <w:tcPr>
+            <w:cnfStyle w:val="001000000000" w:firstRow="0" w:lastRow="0" w:firstColumn="1" w:lastColumn="0" w:oddVBand="0" w:evenVBand="0" w:oddHBand="0" w:evenHBand="0" w:firstRowFirstColumn="0" w:firstRowLastColumn="0" w:lastRowFirstColumn="0" w:lastRowLastColumn="0"/>
+            <w:tcW w:w="2268" w:type="dxa"/>
           </w:tcPr>
           <w:p>
             <w:r>
@@ -18395,9 +18577,12 @@
         </w:tc>
         <w:tc>
           <w:tcPr>
-            <w:tcW w:type="dxa" w:w="2268"/>
-          </w:tcPr>
-          <w:p>
+            <w:tcW w:w="2268" w:type="dxa"/>
+          </w:tcPr>
+          <w:p>
+            <w:pPr>
+              <w:cnfStyle w:val="000000100000" w:firstRow="0" w:lastRow="0" w:firstColumn="0" w:lastColumn="0" w:oddVBand="0" w:evenVBand="0" w:oddHBand="1" w:evenHBand="0" w:firstRowFirstColumn="0" w:firstRowLastColumn="0" w:lastRowFirstColumn="0" w:lastRowLastColumn="0"/>
+            </w:pPr>
             <w:r>
               <w:t>0.867</w:t>
             </w:r>
@@ -18405,9 +18590,12 @@
         </w:tc>
         <w:tc>
           <w:tcPr>
-            <w:tcW w:type="dxa" w:w="2268"/>
-          </w:tcPr>
-          <w:p>
+            <w:tcW w:w="2268" w:type="dxa"/>
+          </w:tcPr>
+          <w:p>
+            <w:pPr>
+              <w:cnfStyle w:val="000000100000" w:firstRow="0" w:lastRow="0" w:firstColumn="0" w:lastColumn="0" w:oddVBand="0" w:evenVBand="0" w:oddHBand="1" w:evenHBand="0" w:firstRowFirstColumn="0" w:firstRowLastColumn="0" w:lastRowFirstColumn="0" w:lastRowLastColumn="0"/>
+            </w:pPr>
             <w:r>
               <w:t>0.897</w:t>
             </w:r>
@@ -18415,19 +18603,28 @@
         </w:tc>
         <w:tc>
           <w:tcPr>
-            <w:tcW w:type="dxa" w:w="2268"/>
-          </w:tcPr>
-          <w:p>
-            <w:r>
-              <w:t>+3.0 pp</w:t>
-            </w:r>
+            <w:tcW w:w="2268" w:type="dxa"/>
+          </w:tcPr>
+          <w:p>
+            <w:pPr>
+              <w:cnfStyle w:val="000000100000" w:firstRow="0" w:lastRow="0" w:firstColumn="0" w:lastColumn="0" w:oddVBand="0" w:evenVBand="0" w:oddHBand="1" w:evenHBand="0" w:firstRowFirstColumn="0" w:firstRowLastColumn="0" w:lastRowFirstColumn="0" w:lastRowLastColumn="0"/>
+            </w:pPr>
+            <w:r>
+              <w:t xml:space="preserve">+3.0 </w:t>
+            </w:r>
+            <w:proofErr w:type="spellStart"/>
+            <w:r>
+              <w:t>pp</w:t>
+            </w:r>
+            <w:proofErr w:type="spellEnd"/>
           </w:p>
         </w:tc>
       </w:tr>
       <w:tr>
         <w:tc>
           <w:tcPr>
-            <w:tcW w:type="dxa" w:w="2268"/>
+            <w:cnfStyle w:val="001000000000" w:firstRow="0" w:lastRow="0" w:firstColumn="1" w:lastColumn="0" w:oddVBand="0" w:evenVBand="0" w:oddHBand="0" w:evenHBand="0" w:firstRowFirstColumn="0" w:firstRowLastColumn="0" w:lastRowFirstColumn="0" w:lastRowLastColumn="0"/>
+            <w:tcW w:w="2268" w:type="dxa"/>
           </w:tcPr>
           <w:p>
             <w:r>
@@ -18437,9 +18634,12 @@
         </w:tc>
         <w:tc>
           <w:tcPr>
-            <w:tcW w:type="dxa" w:w="2268"/>
-          </w:tcPr>
-          <w:p>
+            <w:tcW w:w="2268" w:type="dxa"/>
+          </w:tcPr>
+          <w:p>
+            <w:pPr>
+              <w:cnfStyle w:val="000000000000" w:firstRow="0" w:lastRow="0" w:firstColumn="0" w:lastColumn="0" w:oddVBand="0" w:evenVBand="0" w:oddHBand="0" w:evenHBand="0" w:firstRowFirstColumn="0" w:firstRowLastColumn="0" w:lastRowFirstColumn="0" w:lastRowLastColumn="0"/>
+            </w:pPr>
             <w:r>
               <w:t>0.767</w:t>
             </w:r>
@@ -18447,9 +18647,12 @@
         </w:tc>
         <w:tc>
           <w:tcPr>
-            <w:tcW w:type="dxa" w:w="2268"/>
-          </w:tcPr>
-          <w:p>
+            <w:tcW w:w="2268" w:type="dxa"/>
+          </w:tcPr>
+          <w:p>
+            <w:pPr>
+              <w:cnfStyle w:val="000000000000" w:firstRow="0" w:lastRow="0" w:firstColumn="0" w:lastColumn="0" w:oddVBand="0" w:evenVBand="0" w:oddHBand="0" w:evenHBand="0" w:firstRowFirstColumn="0" w:firstRowLastColumn="0" w:lastRowFirstColumn="0" w:lastRowLastColumn="0"/>
+            </w:pPr>
             <w:r>
               <w:t>0.803</w:t>
             </w:r>
@@ -18457,31 +18660,54 @@
         </w:tc>
         <w:tc>
           <w:tcPr>
-            <w:tcW w:type="dxa" w:w="2268"/>
-          </w:tcPr>
-          <w:p>
-            <w:r>
-              <w:t>+3.6 pp</w:t>
-            </w:r>
+            <w:tcW w:w="2268" w:type="dxa"/>
+          </w:tcPr>
+          <w:p>
+            <w:pPr>
+              <w:cnfStyle w:val="000000000000" w:firstRow="0" w:lastRow="0" w:firstColumn="0" w:lastColumn="0" w:oddVBand="0" w:evenVBand="0" w:oddHBand="0" w:evenHBand="0" w:firstRowFirstColumn="0" w:firstRowLastColumn="0" w:lastRowFirstColumn="0" w:lastRowLastColumn="0"/>
+            </w:pPr>
+            <w:r>
+              <w:t xml:space="preserve">+3.6 </w:t>
+            </w:r>
+            <w:proofErr w:type="spellStart"/>
+            <w:r>
+              <w:t>pp</w:t>
+            </w:r>
+            <w:proofErr w:type="spellEnd"/>
           </w:p>
         </w:tc>
       </w:tr>
       <w:tr>
-        <w:tc>
-          <w:tcPr>
-            <w:tcW w:type="dxa" w:w="2268"/>
-          </w:tcPr>
-          <w:p>
-            <w:r>
+        <w:trPr>
+          <w:cnfStyle w:val="000000100000" w:firstRow="0" w:lastRow="0" w:firstColumn="0" w:lastColumn="0" w:oddVBand="0" w:evenVBand="0" w:oddHBand="1" w:evenHBand="0" w:firstRowFirstColumn="0" w:firstRowLastColumn="0" w:lastRowFirstColumn="0" w:lastRowLastColumn="0"/>
+        </w:trPr>
+        <w:tc>
+          <w:tcPr>
+            <w:cnfStyle w:val="001000000000" w:firstRow="0" w:lastRow="0" w:firstColumn="1" w:lastColumn="0" w:oddVBand="0" w:evenVBand="0" w:oddHBand="0" w:evenHBand="0" w:firstRowFirstColumn="0" w:firstRowLastColumn="0" w:lastRowFirstColumn="0" w:lastRowLastColumn="0"/>
+            <w:tcW w:w="2268" w:type="dxa"/>
+          </w:tcPr>
+          <w:p>
+            <w:pPr>
+              <w:rPr>
+                <w:lang w:val="en-US"/>
+              </w:rPr>
+            </w:pPr>
+            <w:r>
+              <w:rPr>
+                <w:lang w:val="en-US"/>
+              </w:rPr>
               <w:t>AUC ADD-S — YCB-Video</w:t>
             </w:r>
           </w:p>
         </w:tc>
         <w:tc>
           <w:tcPr>
-            <w:tcW w:type="dxa" w:w="2268"/>
-          </w:tcPr>
-          <w:p>
+            <w:tcW w:w="2268" w:type="dxa"/>
+          </w:tcPr>
+          <w:p>
+            <w:pPr>
+              <w:cnfStyle w:val="000000100000" w:firstRow="0" w:lastRow="0" w:firstColumn="0" w:lastColumn="0" w:oddVBand="0" w:evenVBand="0" w:oddHBand="1" w:evenHBand="0" w:firstRowFirstColumn="0" w:firstRowLastColumn="0" w:lastRowFirstColumn="0" w:lastRowLastColumn="0"/>
+            </w:pPr>
             <w:r>
               <w:t>—</w:t>
             </w:r>
@@ -18489,9 +18715,12 @@
         </w:tc>
         <w:tc>
           <w:tcPr>
-            <w:tcW w:type="dxa" w:w="2268"/>
-          </w:tcPr>
-          <w:p>
+            <w:tcW w:w="2268" w:type="dxa"/>
+          </w:tcPr>
+          <w:p>
+            <w:pPr>
+              <w:cnfStyle w:val="000000100000" w:firstRow="0" w:lastRow="0" w:firstColumn="0" w:lastColumn="0" w:oddVBand="0" w:evenVBand="0" w:oddHBand="1" w:evenHBand="0" w:firstRowFirstColumn="0" w:firstRowLastColumn="0" w:lastRowFirstColumn="0" w:lastRowLastColumn="0"/>
+            </w:pPr>
             <w:r>
               <w:t>0.908 [IC 95 % 0.901–0.916]</w:t>
             </w:r>
@@ -18499,9 +18728,12 @@
         </w:tc>
         <w:tc>
           <w:tcPr>
-            <w:tcW w:type="dxa" w:w="2268"/>
-          </w:tcPr>
-          <w:p>
+            <w:tcW w:w="2268" w:type="dxa"/>
+          </w:tcPr>
+          <w:p>
+            <w:pPr>
+              <w:cnfStyle w:val="000000100000" w:firstRow="0" w:lastRow="0" w:firstColumn="0" w:lastColumn="0" w:oddVBand="0" w:evenVBand="0" w:oddHBand="1" w:evenHBand="0" w:firstRowFirstColumn="0" w:firstRowLastColumn="0" w:lastRowFirstColumn="0" w:lastRowLastColumn="0"/>
+            </w:pPr>
             <w:r>
               <w:t>—</w:t>
             </w:r>
@@ -18511,19 +18743,31 @@
       <w:tr>
         <w:tc>
           <w:tcPr>
-            <w:tcW w:type="dxa" w:w="2268"/>
-          </w:tcPr>
-          <w:p>
-            <w:r>
+            <w:cnfStyle w:val="001000000000" w:firstRow="0" w:lastRow="0" w:firstColumn="1" w:lastColumn="0" w:oddVBand="0" w:evenVBand="0" w:oddHBand="0" w:evenHBand="0" w:firstRowFirstColumn="0" w:firstRowLastColumn="0" w:lastRowFirstColumn="0" w:lastRowLastColumn="0"/>
+            <w:tcW w:w="2268" w:type="dxa"/>
+          </w:tcPr>
+          <w:p>
+            <w:pPr>
+              <w:rPr>
+                <w:lang w:val="en-US"/>
+              </w:rPr>
+            </w:pPr>
+            <w:r>
+              <w:rPr>
+                <w:lang w:val="en-US"/>
+              </w:rPr>
               <w:t>AUC ADD-S — T-LESS</w:t>
             </w:r>
           </w:p>
         </w:tc>
         <w:tc>
           <w:tcPr>
-            <w:tcW w:type="dxa" w:w="2268"/>
-          </w:tcPr>
-          <w:p>
+            <w:tcW w:w="2268" w:type="dxa"/>
+          </w:tcPr>
+          <w:p>
+            <w:pPr>
+              <w:cnfStyle w:val="000000000000" w:firstRow="0" w:lastRow="0" w:firstColumn="0" w:lastColumn="0" w:oddVBand="0" w:evenVBand="0" w:oddHBand="0" w:evenHBand="0" w:firstRowFirstColumn="0" w:firstRowLastColumn="0" w:lastRowFirstColumn="0" w:lastRowLastColumn="0"/>
+            </w:pPr>
             <w:r>
               <w:t>—</w:t>
             </w:r>
@@ -18531,9 +18775,12 @@
         </w:tc>
         <w:tc>
           <w:tcPr>
-            <w:tcW w:type="dxa" w:w="2268"/>
-          </w:tcPr>
-          <w:p>
+            <w:tcW w:w="2268" w:type="dxa"/>
+          </w:tcPr>
+          <w:p>
+            <w:pPr>
+              <w:cnfStyle w:val="000000000000" w:firstRow="0" w:lastRow="0" w:firstColumn="0" w:lastColumn="0" w:oddVBand="0" w:evenVBand="0" w:oddHBand="0" w:evenHBand="0" w:firstRowFirstColumn="0" w:firstRowLastColumn="0" w:lastRowFirstColumn="0" w:lastRowLastColumn="0"/>
+            </w:pPr>
             <w:r>
               <w:t>0.957 [IC 95 % 0.954–0.959]</w:t>
             </w:r>
@@ -18541,9 +18788,12 @@
         </w:tc>
         <w:tc>
           <w:tcPr>
-            <w:tcW w:type="dxa" w:w="2268"/>
-          </w:tcPr>
-          <w:p>
+            <w:tcW w:w="2268" w:type="dxa"/>
+          </w:tcPr>
+          <w:p>
+            <w:pPr>
+              <w:cnfStyle w:val="000000000000" w:firstRow="0" w:lastRow="0" w:firstColumn="0" w:lastColumn="0" w:oddVBand="0" w:evenVBand="0" w:oddHBand="0" w:evenHBand="0" w:firstRowFirstColumn="0" w:firstRowLastColumn="0" w:lastRowFirstColumn="0" w:lastRowLastColumn="0"/>
+            </w:pPr>
             <w:r>
               <w:t>—</w:t>
             </w:r>
@@ -18551,21 +18801,36 @@
         </w:tc>
       </w:tr>
       <w:tr>
-        <w:tc>
-          <w:tcPr>
-            <w:tcW w:type="dxa" w:w="2268"/>
-          </w:tcPr>
-          <w:p>
-            <w:r>
+        <w:trPr>
+          <w:cnfStyle w:val="000000100000" w:firstRow="0" w:lastRow="0" w:firstColumn="0" w:lastColumn="0" w:oddVBand="0" w:evenVBand="0" w:oddHBand="1" w:evenHBand="0" w:firstRowFirstColumn="0" w:firstRowLastColumn="0" w:lastRowFirstColumn="0" w:lastRowLastColumn="0"/>
+        </w:trPr>
+        <w:tc>
+          <w:tcPr>
+            <w:cnfStyle w:val="001000000000" w:firstRow="0" w:lastRow="0" w:firstColumn="1" w:lastColumn="0" w:oddVBand="0" w:evenVBand="0" w:oddHBand="0" w:evenHBand="0" w:firstRowFirstColumn="0" w:firstRowLastColumn="0" w:lastRowFirstColumn="0" w:lastRowLastColumn="0"/>
+            <w:tcW w:w="2268" w:type="dxa"/>
+          </w:tcPr>
+          <w:p>
+            <w:pPr>
+              <w:rPr>
+                <w:lang w:val="en-US"/>
+              </w:rPr>
+            </w:pPr>
+            <w:r>
+              <w:rPr>
+                <w:lang w:val="en-US"/>
+              </w:rPr>
               <w:t>Recall ADD-S &lt; 10 mm — YCB-Video</w:t>
             </w:r>
           </w:p>
         </w:tc>
         <w:tc>
           <w:tcPr>
-            <w:tcW w:type="dxa" w:w="2268"/>
-          </w:tcPr>
-          <w:p>
+            <w:tcW w:w="2268" w:type="dxa"/>
+          </w:tcPr>
+          <w:p>
+            <w:pPr>
+              <w:cnfStyle w:val="000000100000" w:firstRow="0" w:lastRow="0" w:firstColumn="0" w:lastColumn="0" w:oddVBand="0" w:evenVBand="0" w:oddHBand="1" w:evenHBand="0" w:firstRowFirstColumn="0" w:firstRowLastColumn="0" w:lastRowFirstColumn="0" w:lastRowLastColumn="0"/>
+            </w:pPr>
             <w:r>
               <w:t>—</w:t>
             </w:r>
@@ -18573,9 +18838,12 @@
         </w:tc>
         <w:tc>
           <w:tcPr>
-            <w:tcW w:type="dxa" w:w="2268"/>
-          </w:tcPr>
-          <w:p>
+            <w:tcW w:w="2268" w:type="dxa"/>
+          </w:tcPr>
+          <w:p>
+            <w:pPr>
+              <w:cnfStyle w:val="000000100000" w:firstRow="0" w:lastRow="0" w:firstColumn="0" w:lastColumn="0" w:oddVBand="0" w:evenVBand="0" w:oddHBand="1" w:evenHBand="0" w:firstRowFirstColumn="0" w:firstRowLastColumn="0" w:lastRowFirstColumn="0" w:lastRowLastColumn="0"/>
+            </w:pPr>
             <w:r>
               <w:t>95.8 % (n = 1098)</w:t>
             </w:r>
@@ -18583,9 +18851,12 @@
         </w:tc>
         <w:tc>
           <w:tcPr>
-            <w:tcW w:type="dxa" w:w="2268"/>
-          </w:tcPr>
-          <w:p>
+            <w:tcW w:w="2268" w:type="dxa"/>
+          </w:tcPr>
+          <w:p>
+            <w:pPr>
+              <w:cnfStyle w:val="000000100000" w:firstRow="0" w:lastRow="0" w:firstColumn="0" w:lastColumn="0" w:oddVBand="0" w:evenVBand="0" w:oddHBand="1" w:evenHBand="0" w:firstRowFirstColumn="0" w:firstRowLastColumn="0" w:lastRowFirstColumn="0" w:lastRowLastColumn="0"/>
+            </w:pPr>
             <w:r>
               <w:t>—</w:t>
             </w:r>
@@ -18595,19 +18866,31 @@
       <w:tr>
         <w:tc>
           <w:tcPr>
-            <w:tcW w:type="dxa" w:w="2268"/>
-          </w:tcPr>
-          <w:p>
-            <w:r>
+            <w:cnfStyle w:val="001000000000" w:firstRow="0" w:lastRow="0" w:firstColumn="1" w:lastColumn="0" w:oddVBand="0" w:evenVBand="0" w:oddHBand="0" w:evenHBand="0" w:firstRowFirstColumn="0" w:firstRowLastColumn="0" w:lastRowFirstColumn="0" w:lastRowLastColumn="0"/>
+            <w:tcW w:w="2268" w:type="dxa"/>
+          </w:tcPr>
+          <w:p>
+            <w:pPr>
+              <w:rPr>
+                <w:lang w:val="en-US"/>
+              </w:rPr>
+            </w:pPr>
+            <w:r>
+              <w:rPr>
+                <w:lang w:val="en-US"/>
+              </w:rPr>
               <w:t>Recall ADD-S &lt; 10 mm — T-LESS</w:t>
             </w:r>
           </w:p>
         </w:tc>
         <w:tc>
           <w:tcPr>
-            <w:tcW w:type="dxa" w:w="2268"/>
-          </w:tcPr>
-          <w:p>
+            <w:tcW w:w="2268" w:type="dxa"/>
+          </w:tcPr>
+          <w:p>
+            <w:pPr>
+              <w:cnfStyle w:val="000000000000" w:firstRow="0" w:lastRow="0" w:firstColumn="0" w:lastColumn="0" w:oddVBand="0" w:evenVBand="0" w:oddHBand="0" w:evenHBand="0" w:firstRowFirstColumn="0" w:firstRowLastColumn="0" w:lastRowFirstColumn="0" w:lastRowLastColumn="0"/>
+            </w:pPr>
             <w:r>
               <w:t>—</w:t>
             </w:r>
@@ -18615,9 +18898,12 @@
         </w:tc>
         <w:tc>
           <w:tcPr>
-            <w:tcW w:type="dxa" w:w="2268"/>
-          </w:tcPr>
-          <w:p>
+            <w:tcW w:w="2268" w:type="dxa"/>
+          </w:tcPr>
+          <w:p>
+            <w:pPr>
+              <w:cnfStyle w:val="000000000000" w:firstRow="0" w:lastRow="0" w:firstColumn="0" w:lastColumn="0" w:oddVBand="0" w:evenVBand="0" w:oddHBand="0" w:evenHBand="0" w:firstRowFirstColumn="0" w:firstRowLastColumn="0" w:lastRowFirstColumn="0" w:lastRowLastColumn="0"/>
+            </w:pPr>
             <w:r>
               <w:t>99.7 % (n = 1012)</w:t>
             </w:r>
@@ -18625,9 +18911,12 @@
         </w:tc>
         <w:tc>
           <w:tcPr>
-            <w:tcW w:type="dxa" w:w="2268"/>
-          </w:tcPr>
-          <w:p>
+            <w:tcW w:w="2268" w:type="dxa"/>
+          </w:tcPr>
+          <w:p>
+            <w:pPr>
+              <w:cnfStyle w:val="000000000000" w:firstRow="0" w:lastRow="0" w:firstColumn="0" w:lastColumn="0" w:oddVBand="0" w:evenVBand="0" w:oddHBand="0" w:evenHBand="0" w:firstRowFirstColumn="0" w:firstRowLastColumn="0" w:lastRowFirstColumn="0" w:lastRowLastColumn="0"/>
+            </w:pPr>
             <w:r>
               <w:t>—</w:t>
             </w:r>
@@ -18812,17 +19101,17 @@
       <w:pPr>
         <w:pStyle w:val="Heading2"/>
       </w:pPr>
-      <w:bookmarkStart w:id="48" w:name="_Toc234313373"/>
+      <w:bookmarkStart w:id="49" w:name="_Toc234933535"/>
       <w:r>
         <w:t>Evidencia visual del pipeline en simulación</w:t>
       </w:r>
-      <w:bookmarkEnd w:id="48"/>
+      <w:bookmarkEnd w:id="49"/>
     </w:p>
     <w:p>
       <w:pPr>
         <w:pStyle w:val="Caption"/>
       </w:pPr>
-      <w:bookmarkStart w:id="49" w:name="_Toc234313417"/>
+      <w:bookmarkStart w:id="50" w:name="_Toc234933579"/>
       <w:r>
         <w:t xml:space="preserve">Figura </w:t>
       </w:r>
@@ -18885,7 +19174,7 @@
       <w:r>
         <w:t>. Fuente: elaboración propia a partir de las simulaciones del repositorio.</w:t>
       </w:r>
-      <w:bookmarkEnd w:id="49"/>
+      <w:bookmarkEnd w:id="50"/>
     </w:p>
     <w:p>
       <w:r>
@@ -19010,7 +19299,7 @@
       <w:pPr>
         <w:pStyle w:val="Caption"/>
       </w:pPr>
-      <w:bookmarkStart w:id="50" w:name="_Toc234313418"/>
+      <w:bookmarkStart w:id="51" w:name="_Toc234933580"/>
       <w:r>
         <w:t xml:space="preserve">Figura </w:t>
       </w:r>
@@ -19065,7 +19354,7 @@
       <w:r>
         <w:t>=1, 6, 14}.</w:t>
       </w:r>
-      <w:bookmarkEnd w:id="50"/>
+      <w:bookmarkEnd w:id="51"/>
     </w:p>
     <w:p>
       <w:r>
@@ -19239,11 +19528,11 @@
       <w:pPr>
         <w:pStyle w:val="Heading2"/>
       </w:pPr>
-      <w:bookmarkStart w:id="51" w:name="_Toc234313374"/>
+      <w:bookmarkStart w:id="52" w:name="_Toc234933536"/>
       <w:r>
         <w:t>Ablation: n_diffusion_steps</w:t>
       </w:r>
-      <w:bookmarkEnd w:id="51"/>
+      <w:bookmarkEnd w:id="52"/>
     </w:p>
     <w:p>
       <w:r>
@@ -19326,7 +19615,7 @@
       <w:pPr>
         <w:pStyle w:val="Caption"/>
       </w:pPr>
-      <w:bookmarkStart w:id="52" w:name="_Toc234313433"/>
+      <w:bookmarkStart w:id="53" w:name="_Toc234933596"/>
       <w:r>
         <w:t xml:space="preserve">Tabla </w:t>
       </w:r>
@@ -19335,7 +19624,7 @@
           <w:rPr>
             <w:noProof/>
           </w:rPr>
-          <w:t>5</w:t>
+          <w:t>6</w:t>
         </w:r>
       </w:fldSimple>
       <w:r>
@@ -19365,7 +19654,7 @@
       <w:r>
         <w:t xml:space="preserve"> Policy (M1 Pro / MPS, n = 30).</w:t>
       </w:r>
-      <w:bookmarkEnd w:id="52"/>
+      <w:bookmarkEnd w:id="53"/>
     </w:p>
     <w:tbl>
       <w:tblPr>
@@ -19737,11 +20026,11 @@
       <w:pPr>
         <w:pStyle w:val="Heading1"/>
       </w:pPr>
-      <w:bookmarkStart w:id="53" w:name="_Toc234313375"/>
+      <w:bookmarkStart w:id="54" w:name="_Toc234933537"/>
       <w:r>
         <w:t>Desarrollo específico de la contribución</w:t>
       </w:r>
-      <w:bookmarkEnd w:id="53"/>
+      <w:bookmarkEnd w:id="54"/>
     </w:p>
     <w:p>
       <w:r>
@@ -19809,11 +20098,11 @@
       <w:pPr>
         <w:pStyle w:val="Heading2"/>
       </w:pPr>
-      <w:bookmarkStart w:id="54" w:name="_Toc234313376"/>
+      <w:bookmarkStart w:id="55" w:name="_Toc234933538"/>
       <w:r>
         <w:t>Tipo 2. Investigación con desarrollo práctico</w:t>
       </w:r>
-      <w:bookmarkEnd w:id="54"/>
+      <w:bookmarkEnd w:id="55"/>
     </w:p>
     <w:p>
       <w:r>
@@ -19848,11 +20137,11 @@
       <w:pPr>
         <w:pStyle w:val="Heading3"/>
       </w:pPr>
-      <w:bookmarkStart w:id="55" w:name="_Toc234313377"/>
+      <w:bookmarkStart w:id="56" w:name="_Toc234933539"/>
       <w:r>
         <w:t>Componentes reutilizados y contribución propia</w:t>
       </w:r>
-      <w:bookmarkEnd w:id="55"/>
+      <w:bookmarkEnd w:id="56"/>
     </w:p>
     <w:p>
       <w:r>
@@ -19991,11 +20280,11 @@
       <w:pPr>
         <w:pStyle w:val="Heading3"/>
       </w:pPr>
-      <w:bookmarkStart w:id="56" w:name="_Toc234313378"/>
+      <w:bookmarkStart w:id="57" w:name="_Toc234933540"/>
       <w:r>
         <w:t>Fundamentos matemáticos del pipeline</w:t>
       </w:r>
-      <w:bookmarkEnd w:id="56"/>
+      <w:bookmarkEnd w:id="57"/>
     </w:p>
     <w:p>
       <w:r>
@@ -20635,11 +20924,11 @@
       <w:pPr>
         <w:pStyle w:val="Heading3"/>
       </w:pPr>
-      <w:bookmarkStart w:id="57" w:name="_Toc234313379"/>
+      <w:bookmarkStart w:id="58" w:name="_Toc234933541"/>
       <w:r>
         <w:t>Identificación de requisitos</w:t>
       </w:r>
-      <w:bookmarkEnd w:id="57"/>
+      <w:bookmarkEnd w:id="58"/>
     </w:p>
     <w:p>
       <w:r>
@@ -20732,11 +21021,11 @@
       <w:pPr>
         <w:pStyle w:val="Heading3"/>
       </w:pPr>
-      <w:bookmarkStart w:id="58" w:name="_Toc234313380"/>
+      <w:bookmarkStart w:id="59" w:name="_Toc234933542"/>
       <w:r>
         <w:t>Descripción del sistema software o físico desarrollado</w:t>
       </w:r>
-      <w:bookmarkEnd w:id="58"/>
+      <w:bookmarkEnd w:id="59"/>
     </w:p>
     <w:p>
       <w:r>
@@ -20820,11 +21109,11 @@
       <w:pPr>
         <w:pStyle w:val="Heading3"/>
       </w:pPr>
-      <w:bookmarkStart w:id="59" w:name="_Toc234313381"/>
+      <w:bookmarkStart w:id="60" w:name="_Toc234933543"/>
       <w:r>
         <w:t>Evaluación</w:t>
       </w:r>
-      <w:bookmarkEnd w:id="59"/>
+      <w:bookmarkEnd w:id="60"/>
     </w:p>
     <w:p>
       <w:r>
@@ -20919,11 +21208,11 @@
       <w:pPr>
         <w:pStyle w:val="Heading3"/>
       </w:pPr>
-      <w:bookmarkStart w:id="60" w:name="_Toc234313382"/>
+      <w:bookmarkStart w:id="61" w:name="_Toc234933544"/>
       <w:r>
         <w:t>Arquitectura del pipeline integrado</w:t>
       </w:r>
-      <w:bookmarkEnd w:id="60"/>
+      <w:bookmarkEnd w:id="61"/>
     </w:p>
     <w:p>
       <w:r>
@@ -20998,7 +21287,7 @@
       <w:pPr>
         <w:pStyle w:val="Caption"/>
       </w:pPr>
-      <w:bookmarkStart w:id="61" w:name="_Toc234313419"/>
+      <w:bookmarkStart w:id="62" w:name="_Toc234933581"/>
       <w:r>
         <w:t xml:space="preserve">Figura </w:t>
       </w:r>
@@ -21021,7 +21310,7 @@
       <w:r>
         <w:t>3) + SDEs.</w:t>
       </w:r>
-      <w:bookmarkEnd w:id="61"/>
+      <w:bookmarkEnd w:id="62"/>
     </w:p>
     <w:p>
       <w:r>
@@ -21097,7 +21386,7 @@
       <w:pPr>
         <w:pStyle w:val="Heading3"/>
       </w:pPr>
-      <w:bookmarkStart w:id="62" w:name="_Toc234313383"/>
+      <w:bookmarkStart w:id="63" w:name="_Toc234933545"/>
       <w:proofErr w:type="spellStart"/>
       <w:r>
         <w:t>Algorithm</w:t>
@@ -21106,7 +21395,7 @@
       <w:r>
         <w:t xml:space="preserve"> 1: pseudocódigo del pipeline E2E</w:t>
       </w:r>
-      <w:bookmarkEnd w:id="62"/>
+      <w:bookmarkEnd w:id="63"/>
     </w:p>
     <w:p>
       <w:r>
@@ -22669,7 +22958,7 @@
       <w:pPr>
         <w:pStyle w:val="Heading3"/>
       </w:pPr>
-      <w:bookmarkStart w:id="63" w:name="_Toc234313384"/>
+      <w:bookmarkStart w:id="64" w:name="_Toc234933546"/>
       <w:proofErr w:type="spellStart"/>
       <w:r>
         <w:t>Hiperparámetros</w:t>
@@ -22678,7 +22967,7 @@
       <w:r>
         <w:t xml:space="preserve"> del pipeline integrado</w:t>
       </w:r>
-      <w:bookmarkEnd w:id="63"/>
+      <w:bookmarkEnd w:id="64"/>
     </w:p>
     <w:p>
       <w:r>
@@ -22721,7 +23010,7 @@
       <w:pPr>
         <w:pStyle w:val="Caption"/>
       </w:pPr>
-      <w:bookmarkStart w:id="64" w:name="_Toc234313434"/>
+      <w:bookmarkStart w:id="65" w:name="_Toc234933597"/>
       <w:r>
         <w:t xml:space="preserve">Tabla </w:t>
       </w:r>
@@ -22730,7 +23019,7 @@
           <w:rPr>
             <w:noProof/>
           </w:rPr>
-          <w:t>6</w:t>
+          <w:t>7</w:t>
         </w:r>
       </w:fldSimple>
       <w:r>
@@ -22768,7 +23057,7 @@
       <w:r>
         <w:t>.</w:t>
       </w:r>
-      <w:bookmarkEnd w:id="64"/>
+      <w:bookmarkEnd w:id="65"/>
     </w:p>
     <w:p/>
     <w:tbl>
@@ -24186,11 +24475,11 @@
       <w:pPr>
         <w:pStyle w:val="Heading3"/>
       </w:pPr>
-      <w:bookmarkStart w:id="65" w:name="_Toc234313385"/>
+      <w:bookmarkStart w:id="66" w:name="_Toc234933547"/>
       <w:r>
         <w:t>Detalles de implementación</w:t>
       </w:r>
-      <w:bookmarkEnd w:id="65"/>
+      <w:bookmarkEnd w:id="66"/>
     </w:p>
     <w:p>
       <w:r>
@@ -24499,7 +24788,7 @@
       <w:pPr>
         <w:pStyle w:val="Heading3"/>
       </w:pPr>
-      <w:bookmarkStart w:id="66" w:name="_Toc234313386"/>
+      <w:bookmarkStart w:id="67" w:name="_Toc234933548"/>
       <w:r>
         <w:t xml:space="preserve">Visual </w:t>
       </w:r>
@@ -24519,7 +24808,7 @@
       <w:r>
         <w:t>3)</w:t>
       </w:r>
-      <w:bookmarkEnd w:id="66"/>
+      <w:bookmarkEnd w:id="67"/>
     </w:p>
     <w:p>
       <w:r>
@@ -24699,7 +24988,7 @@
       <w:pPr>
         <w:pStyle w:val="Caption"/>
       </w:pPr>
-      <w:bookmarkStart w:id="67" w:name="_Toc234313420"/>
+      <w:bookmarkStart w:id="68" w:name="_Toc234933582"/>
       <w:r>
         <w:t xml:space="preserve">Figura </w:t>
       </w:r>
@@ -24722,7 +25011,7 @@
       <w:r>
         <w:t>: curvas de error lineal (escala log) e histograma de tiempos de convergencia.</w:t>
       </w:r>
-      <w:bookmarkEnd w:id="67"/>
+      <w:bookmarkEnd w:id="68"/>
     </w:p>
     <w:p>
       <w:r>
@@ -24783,7 +25072,7 @@
       <w:pPr>
         <w:pStyle w:val="Heading3"/>
       </w:pPr>
-      <w:bookmarkStart w:id="68" w:name="_Toc234313387"/>
+      <w:bookmarkStart w:id="69" w:name="_Toc234933549"/>
       <w:r>
         <w:t xml:space="preserve">Diversidad multimodal de </w:t>
       </w:r>
@@ -24795,7 +25084,7 @@
       <w:r>
         <w:t xml:space="preserve"> Policy</w:t>
       </w:r>
-      <w:bookmarkEnd w:id="68"/>
+      <w:bookmarkEnd w:id="69"/>
     </w:p>
     <w:p>
       <w:r>
@@ -24867,7 +25156,7 @@
       <w:pPr>
         <w:pStyle w:val="Caption"/>
       </w:pPr>
-      <w:bookmarkStart w:id="69" w:name="_Toc234313421"/>
+      <w:bookmarkStart w:id="70" w:name="_Toc234933583"/>
       <w:r>
         <w:t xml:space="preserve">Figura </w:t>
       </w:r>
@@ -24898,7 +25187,7 @@
       <w:r>
         <w:t xml:space="preserve"> Policy y planificador heurístico determinista.</w:t>
       </w:r>
-      <w:bookmarkEnd w:id="69"/>
+      <w:bookmarkEnd w:id="70"/>
     </w:p>
     <w:p>
       <w:r>
@@ -24991,11 +25280,11 @@
       <w:pPr>
         <w:pStyle w:val="Heading3"/>
       </w:pPr>
-      <w:bookmarkStart w:id="70" w:name="_Toc234313388"/>
+      <w:bookmarkStart w:id="71" w:name="_Toc234933550"/>
       <w:r>
         <w:t>Visualización 3D de trayectorias</w:t>
       </w:r>
-      <w:bookmarkEnd w:id="70"/>
+      <w:bookmarkEnd w:id="71"/>
     </w:p>
     <w:p>
       <w:r>
@@ -25038,7 +25327,7 @@
       <w:pPr>
         <w:pStyle w:val="Caption"/>
       </w:pPr>
-      <w:bookmarkStart w:id="71" w:name="_Toc234313422"/>
+      <w:bookmarkStart w:id="72" w:name="_Toc234933584"/>
       <w:r>
         <w:t xml:space="preserve">Figura </w:t>
       </w:r>
@@ -25061,7 +25350,7 @@
       <w:r>
         <w:t xml:space="preserve"> Policy (n = 50, en azul) frente al planificador heurístico determinista (línea naranja segmentada) para una misma pose objetivo (estrella verde). Tres vistas: perspectiva 3D, superior y lateral.</w:t>
       </w:r>
-      <w:bookmarkEnd w:id="71"/>
+      <w:bookmarkEnd w:id="72"/>
     </w:p>
     <w:p>
       <w:r>
@@ -25138,7 +25427,7 @@
       <w:pPr>
         <w:pStyle w:val="Heading3"/>
       </w:pPr>
-      <w:bookmarkStart w:id="72" w:name="_Toc234313389"/>
+      <w:bookmarkStart w:id="73" w:name="_Toc234933551"/>
       <w:proofErr w:type="spellStart"/>
       <w:r>
         <w:t>Profiling</w:t>
@@ -25147,7 +25436,7 @@
       <w:r>
         <w:t xml:space="preserve"> del pipeline y cuello de botella</w:t>
       </w:r>
-      <w:bookmarkEnd w:id="72"/>
+      <w:bookmarkEnd w:id="73"/>
     </w:p>
     <w:p>
       <w:r>
@@ -25198,7 +25487,7 @@
       <w:pPr>
         <w:pStyle w:val="Caption"/>
       </w:pPr>
-      <w:bookmarkStart w:id="73" w:name="_Toc234313423"/>
+      <w:bookmarkStart w:id="74" w:name="_Toc234933585"/>
       <w:r>
         <w:t xml:space="preserve">Figura </w:t>
       </w:r>
@@ -25253,7 +25542,7 @@
       <w:r>
         <w:t xml:space="preserve"> Policy en función del número de pasos DDIM con barras mean / p95 sobre n = 15 muestras.</w:t>
       </w:r>
-      <w:bookmarkEnd w:id="73"/>
+      <w:bookmarkEnd w:id="74"/>
     </w:p>
     <w:p>
       <w:r>
@@ -25431,7 +25720,7 @@
       <w:pPr>
         <w:pStyle w:val="Heading3"/>
       </w:pPr>
-      <w:bookmarkStart w:id="74" w:name="_Toc234313390"/>
+      <w:bookmarkStart w:id="75" w:name="_Toc234933552"/>
       <w:r>
         <w:t xml:space="preserve">Re-entrenamiento progresivo y escalabilidad del modelo </w:t>
       </w:r>
@@ -25439,7 +25728,7 @@
       <w:r>
         <w:t>Diffusion</w:t>
       </w:r>
-      <w:bookmarkEnd w:id="74"/>
+      <w:bookmarkEnd w:id="75"/>
       <w:proofErr w:type="spellEnd"/>
     </w:p>
     <w:p>
@@ -25475,7 +25764,7 @@
       <w:pPr>
         <w:pStyle w:val="Caption"/>
       </w:pPr>
-      <w:bookmarkStart w:id="75" w:name="_Toc234313435"/>
+      <w:bookmarkStart w:id="76" w:name="_Toc234933598"/>
       <w:r>
         <w:t xml:space="preserve">Tabla </w:t>
       </w:r>
@@ -25484,7 +25773,7 @@
           <w:rPr>
             <w:noProof/>
           </w:rPr>
-          <w:t>7</w:t>
+          <w:t>8</w:t>
         </w:r>
       </w:fldSimple>
       <w:r>
@@ -25514,7 +25803,7 @@
       <w:r>
         <w:t xml:space="preserve"> (dispersión espacial).</w:t>
       </w:r>
-      <w:bookmarkEnd w:id="75"/>
+      <w:bookmarkEnd w:id="76"/>
     </w:p>
     <w:p/>
     <w:tbl>
@@ -26048,7 +26337,7 @@
       <w:pPr>
         <w:pStyle w:val="Caption"/>
       </w:pPr>
-      <w:bookmarkStart w:id="76" w:name="_Toc234313424"/>
+      <w:bookmarkStart w:id="77" w:name="_Toc234933586"/>
       <w:r>
         <w:t xml:space="preserve">Figura </w:t>
       </w:r>
@@ -26079,7 +26368,7 @@
       <w:r>
         <w:t>.</w:t>
       </w:r>
-      <w:bookmarkEnd w:id="76"/>
+      <w:bookmarkEnd w:id="77"/>
     </w:p>
     <w:p>
       <w:r>
@@ -26246,11 +26535,11 @@
       <w:pPr>
         <w:pStyle w:val="Heading3"/>
       </w:pPr>
-      <w:bookmarkStart w:id="77" w:name="_Toc234313391"/>
+      <w:bookmarkStart w:id="78" w:name="_Toc234933553"/>
       <w:r>
         <w:t>Decisiones de diseño y dificultades de implementación</w:t>
       </w:r>
-      <w:bookmarkEnd w:id="77"/>
+      <w:bookmarkEnd w:id="78"/>
     </w:p>
     <w:p>
       <w:r>
@@ -26738,7 +27027,7 @@
       <w:pPr>
         <w:pStyle w:val="Caption"/>
       </w:pPr>
-      <w:bookmarkStart w:id="78" w:name="_Toc234313425"/>
+      <w:bookmarkStart w:id="79" w:name="_Toc234933587"/>
       <w:r>
         <w:t xml:space="preserve">Figura </w:t>
       </w:r>
@@ -26849,7 +27138,7 @@
       <w:r>
         <w:t xml:space="preserve"> 2026.</w:t>
       </w:r>
-      <w:bookmarkEnd w:id="78"/>
+      <w:bookmarkEnd w:id="79"/>
     </w:p>
     <w:p>
       <w:pPr>
@@ -26938,7 +27227,7 @@
       <w:pPr>
         <w:pStyle w:val="Heading3"/>
       </w:pPr>
-      <w:bookmarkStart w:id="79" w:name="_Toc234313392"/>
+      <w:bookmarkStart w:id="80" w:name="_Toc234933554"/>
       <w:r>
         <w:t>Selección de la pieza objetivo en entornos con distractores (</w:t>
       </w:r>
@@ -26950,7 +27239,7 @@
       <w:r>
         <w:t>)</w:t>
       </w:r>
-      <w:bookmarkEnd w:id="79"/>
+      <w:bookmarkEnd w:id="80"/>
     </w:p>
     <w:p>
       <w:r>
@@ -27051,7 +27340,7 @@
       <w:pPr>
         <w:pStyle w:val="Caption"/>
       </w:pPr>
-      <w:bookmarkStart w:id="80" w:name="_Toc234313426"/>
+      <w:bookmarkStart w:id="81" w:name="_Toc234933588"/>
       <w:r>
         <w:t xml:space="preserve">Figura </w:t>
       </w:r>
@@ -27090,13 +27379,13 @@
       <w:r>
         <w:t>.</w:t>
       </w:r>
-      <w:bookmarkEnd w:id="80"/>
+      <w:bookmarkEnd w:id="81"/>
     </w:p>
     <w:p>
       <w:pPr>
         <w:pStyle w:val="Caption"/>
       </w:pPr>
-      <w:bookmarkStart w:id="81" w:name="_Toc234313436"/>
+      <w:bookmarkStart w:id="82" w:name="_Toc234933599"/>
       <w:r>
         <w:t xml:space="preserve">Tabla </w:t>
       </w:r>
@@ -27105,7 +27394,7 @@
           <w:rPr>
             <w:noProof/>
           </w:rPr>
-          <w:t>8</w:t>
+          <w:t>9</w:t>
         </w:r>
       </w:fldSimple>
       <w:r>
@@ -27119,7 +27408,7 @@
       <w:r>
         <w:t xml:space="preserve"> por condición (n = 25, 2 distractores, semilla 2026). Fuente: elaboración propia.</w:t>
       </w:r>
-      <w:bookmarkEnd w:id="81"/>
+      <w:bookmarkEnd w:id="82"/>
     </w:p>
     <w:tbl>
       <w:tblPr>
@@ -27617,11 +27906,11 @@
       <w:pPr>
         <w:pStyle w:val="Heading3"/>
       </w:pPr>
-      <w:bookmarkStart w:id="82" w:name="_Toc234313393"/>
+      <w:bookmarkStart w:id="83" w:name="_Toc234933555"/>
       <w:r>
         <w:t>Análisis de casos fallidos y límites observados</w:t>
       </w:r>
-      <w:bookmarkEnd w:id="82"/>
+      <w:bookmarkEnd w:id="83"/>
     </w:p>
     <w:p>
       <w:r>
@@ -27728,7 +28017,7 @@
       <w:pPr>
         <w:pStyle w:val="Heading3"/>
       </w:pPr>
-      <w:bookmarkStart w:id="83" w:name="_Toc234313394"/>
+      <w:bookmarkStart w:id="84" w:name="_Toc234933556"/>
       <w:proofErr w:type="spellStart"/>
       <w:r>
         <w:t>Bin</w:t>
@@ -27745,11 +28034,11 @@
       <w:r>
         <w:t xml:space="preserve"> guiado por lenguaje natural: arquitectura</w:t>
       </w:r>
-      <w:bookmarkEnd w:id="83"/>
-    </w:p>
-    <w:p>
-      <w:r>
-        <w:t xml:space="preserve">El sistema de la Entrega 4 incorpora una capa de comprensión de lenguaje natural que se sitúa por encima del pipeline de </w:t>
+      <w:bookmarkEnd w:id="84"/>
+    </w:p>
+    <w:p>
+      <w:r>
+        <w:t xml:space="preserve">El sistema incorpora una capa de comprensión de lenguaje natural que se sitúa por encima del pipeline de </w:t>
       </w:r>
       <w:proofErr w:type="spellStart"/>
       <w:r>
@@ -27780,7 +28069,7 @@
       <w:pPr>
         <w:pStyle w:val="Heading3"/>
       </w:pPr>
-      <w:bookmarkStart w:id="84" w:name="_Toc234313395"/>
+      <w:bookmarkStart w:id="85" w:name="_Toc234933557"/>
       <w:proofErr w:type="gramStart"/>
       <w:r>
         <w:t>Ejecución extremo</w:t>
@@ -27789,7 +28078,7 @@
       <w:r>
         <w:t xml:space="preserve"> a extremo en simulación</w:t>
       </w:r>
-      <w:bookmarkEnd w:id="84"/>
+      <w:bookmarkEnd w:id="85"/>
     </w:p>
     <w:p>
       <w:r>
@@ -27816,11 +28105,11 @@
       <w:pPr>
         <w:pStyle w:val="Heading3"/>
       </w:pPr>
-      <w:bookmarkStart w:id="85" w:name="_Toc234313396"/>
+      <w:bookmarkStart w:id="86" w:name="_Toc234933558"/>
       <w:r>
         <w:t>Resultados y validación de la capa de lenguaje</w:t>
       </w:r>
-      <w:bookmarkEnd w:id="85"/>
+      <w:bookmarkEnd w:id="86"/>
     </w:p>
     <w:p>
       <w:r>
@@ -27832,14 +28121,14 @@
       </w:r>
       <w:proofErr w:type="spellEnd"/>
       <w:r>
-        <w:t>. La Tabla 10 sintetiza lo que la Entrega 4 añade frente a la anterior, mientras que la Tabla 11 reúne la evidencia de validación. En el banco reproducible (noventa escenas con formas variadas) la selección fue correcta en el 100 % de los casos para las tres familias consideradas: color, forma y relación espacial. Cabe matizar el alcance de esa cifra: confirma que la cadena de análisis, anclaje y selección funciona de principio a fin sobre un banco donde la pieza descrita es inequívoca, mientras que la solidez ante lenguaje ambiguo o no visto descansa en las exploraciones exp16 a exp26 sobre el modelo aprendido. En el plano real, la prueba de integración cerró el ciclo en noventa y ocho segundos; una ejecución representativa de la orden «dame el cubo rojo de la izquierda» (Figura 14) escogió la pieza adecuada con una distancia pinza-objeto de cuatro milímetros (holgadamente por debajo del umbral de cinco centímetros) y con la cinemática inversa convergiendo; y el banco en simulador, de nueve escenas, volvió a alcanzar el 100 %.</w:t>
+        <w:t>. La Tabla 10 sintetiza las capacidades que la capa de lenguaje natural añade sobre el pipeline base, mientras que la Tabla 11 reúne la evidencia de validación. En el banco reproducible (noventa escenas con formas variadas) la selección fue correcta en el 100 % de los casos para las tres familias consideradas: color, forma y relación espacial. Cabe matizar el alcance de esa cifra: confirma que la cadena de análisis, anclaje y selección funciona de principio a fin sobre un banco donde la pieza descrita es inequívoca, mientras que la solidez ante lenguaje ambiguo o no visto descansa en las exploraciones exp16 a exp26 sobre el modelo aprendido. En el plano real, la prueba de integración cerró el ciclo en noventa y ocho segundos; una ejecución representativa de la orden «dame el cubo rojo de la izquierda» (Figura 14) escogió la pieza adecuada con una distancia pinza-objeto de cuatro milímetros (holgadamente por debajo del umbral de cinco centímetros) y con la cinemática inversa convergiendo; y el banco en simulador, de nueve escenas, volvió a alcanzar el 100 %.</w:t>
       </w:r>
     </w:p>
     <w:p>
       <w:pPr>
         <w:pStyle w:val="Caption"/>
       </w:pPr>
-      <w:bookmarkStart w:id="86" w:name="_Toc234313437"/>
+      <w:bookmarkStart w:id="87" w:name="_Toc234933600"/>
       <w:r>
         <w:t xml:space="preserve">Tabla </w:t>
       </w:r>
@@ -27848,13 +28137,13 @@
           <w:rPr>
             <w:noProof/>
           </w:rPr>
-          <w:t>9</w:t>
+          <w:t>10</w:t>
         </w:r>
       </w:fldSimple>
       <w:r>
-        <w:t>. Comparación de capacidades entre la Entrega 3 y la Entrega 4. Fuente: elaboración propia.</w:t>
-      </w:r>
-      <w:bookmarkEnd w:id="86"/>
+        <w:t>. Capacidades del pipeline base frente al pipeline extendido con lenguaje natural. Fuente: elaboración propia.</w:t>
+      </w:r>
+      <w:bookmarkEnd w:id="87"/>
     </w:p>
     <w:tbl>
       <w:tblPr>
@@ -27884,7 +28173,7 @@
           </w:tcPr>
           <w:p>
             <w:r>
-              <w:t>Entrega 3</w:t>
+              <w:t>Pipeline base (pose + agarre)</w:t>
             </w:r>
           </w:p>
         </w:tc>
@@ -27894,7 +28183,7 @@
           </w:tcPr>
           <w:p>
             <w:r>
-              <w:t>Entrega 4</w:t>
+              <w:t>Pipeline extendido (+ lenguaje natural)</w:t>
             </w:r>
           </w:p>
         </w:tc>
@@ -28101,7 +28390,7 @@
       <w:pPr>
         <w:pStyle w:val="Caption"/>
       </w:pPr>
-      <w:bookmarkStart w:id="87" w:name="_Toc234313438"/>
+      <w:bookmarkStart w:id="88" w:name="_Toc234933601"/>
       <w:r>
         <w:t xml:space="preserve">Tabla </w:t>
       </w:r>
@@ -28110,13 +28399,13 @@
           <w:rPr>
             <w:noProof/>
           </w:rPr>
-          <w:t>10</w:t>
+          <w:t>11</w:t>
         </w:r>
       </w:fldSimple>
       <w:r>
         <w:t>. Evidencia de validación de la capa de lenguaje (junio de 2026). Fuente: elaboración propia.</w:t>
       </w:r>
-      <w:bookmarkEnd w:id="87"/>
+      <w:bookmarkEnd w:id="88"/>
     </w:p>
     <w:tbl>
       <w:tblPr>
@@ -28376,7 +28665,7 @@
       <w:pPr>
         <w:pStyle w:val="Caption"/>
       </w:pPr>
-      <w:bookmarkStart w:id="88" w:name="_Toc234313427"/>
+      <w:bookmarkStart w:id="89" w:name="_Toc234933589"/>
       <w:r>
         <w:t xml:space="preserve">Figura </w:t>
       </w:r>
@@ -28399,17 +28688,17 @@
       <w:r>
         <w:t xml:space="preserve"> a extremo de la instrucción «dame el cubo rojo de la izquierda» en una escena con variedad de formas. Fuente: elaboración propia.</w:t>
       </w:r>
-      <w:bookmarkEnd w:id="88"/>
+      <w:bookmarkEnd w:id="89"/>
     </w:p>
     <w:p>
       <w:pPr>
         <w:pStyle w:val="Heading3"/>
       </w:pPr>
-      <w:bookmarkStart w:id="89" w:name="_Toc234313397"/>
+      <w:bookmarkStart w:id="90" w:name="_Toc234933559"/>
       <w:r>
         <w:t>Limitaciones y trabajo futuro de la capa de lenguaje</w:t>
       </w:r>
-      <w:bookmarkEnd w:id="89"/>
+      <w:bookmarkEnd w:id="90"/>
     </w:p>
     <w:p>
       <w:r>
@@ -28428,7 +28717,7 @@
       <w:pPr>
         <w:pStyle w:val="Heading3"/>
       </w:pPr>
-      <w:bookmarkStart w:id="90" w:name="_Toc234313398"/>
+      <w:bookmarkStart w:id="91" w:name="_Toc234933560"/>
       <w:r>
         <w:t xml:space="preserve">Generación de objetos de prueba mediante </w:t>
       </w:r>
@@ -28448,7 +28737,7 @@
       <w:r>
         <w:t>-CAD</w:t>
       </w:r>
-      <w:bookmarkEnd w:id="90"/>
+      <w:bookmarkEnd w:id="91"/>
     </w:p>
     <w:p>
       <w:r>
@@ -28543,7 +28832,7 @@
       <w:pPr>
         <w:pStyle w:val="Caption"/>
       </w:pPr>
-      <w:bookmarkStart w:id="91" w:name="_Toc234313428"/>
+      <w:bookmarkStart w:id="92" w:name="_Toc234933590"/>
       <w:r>
         <w:t xml:space="preserve">Figura </w:t>
       </w:r>
@@ -28558,7 +28847,7 @@
       <w:r>
         <w:t>. Catálogo de piezas generadas desde descripciones en lenguaje mediante build123d: escuadra en L, tuerca hexagonal y bloque escalonado. Fuente: elaboración propia.</w:t>
       </w:r>
-      <w:bookmarkEnd w:id="91"/>
+      <w:bookmarkEnd w:id="92"/>
     </w:p>
     <w:p>
       <w:pPr>
@@ -28569,7 +28858,7 @@
           <w:szCs w:val="24"/>
         </w:rPr>
       </w:pPr>
-      <w:bookmarkStart w:id="92" w:name="_Toc234313439"/>
+      <w:bookmarkStart w:id="93" w:name="_Toc234933602"/>
       <w:r>
         <w:rPr>
           <w:sz w:val="24"/>
@@ -28604,7 +28893,7 @@
           <w:sz w:val="24"/>
           <w:szCs w:val="24"/>
         </w:rPr>
-        <w:t>11</w:t>
+        <w:t>12</w:t>
       </w:r>
       <w:r>
         <w:rPr>
@@ -28632,7 +28921,7 @@
       <w:r>
         <w:t>-CAD, a partir de profundidad real en simulación. Fuente: elaboración propia.</w:t>
       </w:r>
-      <w:bookmarkEnd w:id="92"/>
+      <w:bookmarkEnd w:id="93"/>
     </w:p>
     <w:tbl>
       <w:tblPr>
@@ -28859,11 +29148,11 @@
       <w:pPr>
         <w:pStyle w:val="Heading3"/>
       </w:pPr>
-      <w:bookmarkStart w:id="93" w:name="_Toc234313399"/>
+      <w:bookmarkStart w:id="94" w:name="_Toc234933561"/>
       <w:r>
         <w:t>Resumen consolidado de la evidencia experimental</w:t>
       </w:r>
-      <w:bookmarkEnd w:id="93"/>
+      <w:bookmarkEnd w:id="94"/>
     </w:p>
     <w:p>
       <w:r>
@@ -28890,7 +29179,7 @@
       <w:pPr>
         <w:pStyle w:val="Caption"/>
       </w:pPr>
-      <w:bookmarkStart w:id="94" w:name="_Toc234313440"/>
+      <w:bookmarkStart w:id="95" w:name="_Toc234933603"/>
       <w:r>
         <w:t xml:space="preserve">Tabla </w:t>
       </w:r>
@@ -28899,13 +29188,13 @@
           <w:rPr>
             <w:noProof/>
           </w:rPr>
-          <w:t>12</w:t>
+          <w:t>13</w:t>
         </w:r>
       </w:fldSimple>
       <w:r>
         <w:t>. Resumen consolidado de los diez experimentos del TFM con hallazgos cuantitativos y trazabilidad al repositorio.</w:t>
       </w:r>
-      <w:bookmarkEnd w:id="94"/>
+      <w:bookmarkEnd w:id="95"/>
     </w:p>
     <w:p>
       <w:pPr>
@@ -28972,7 +29261,7 @@
       <w:pPr>
         <w:pStyle w:val="Caption"/>
       </w:pPr>
-      <w:bookmarkStart w:id="95" w:name="_Toc234313441"/>
+      <w:bookmarkStart w:id="96" w:name="_Toc234933604"/>
       <w:r>
         <w:t xml:space="preserve">Tabla </w:t>
       </w:r>
@@ -28981,13 +29270,13 @@
           <w:rPr>
             <w:noProof/>
           </w:rPr>
-          <w:t>13</w:t>
+          <w:t>14</w:t>
         </w:r>
       </w:fldSimple>
       <w:r>
         <w:t>. Trazabilidad de los experimentos a objetivos e hipótesis. Fuente: elaboración propia.</w:t>
       </w:r>
-      <w:bookmarkEnd w:id="95"/>
+      <w:bookmarkEnd w:id="96"/>
     </w:p>
     <w:tbl>
       <w:tblPr>
@@ -30782,11 +31071,11 @@
       <w:pPr>
         <w:pStyle w:val="Heading1"/>
       </w:pPr>
-      <w:bookmarkStart w:id="96" w:name="_Toc234313400"/>
+      <w:bookmarkStart w:id="97" w:name="_Toc234933562"/>
       <w:r>
         <w:t>Conclusiones y trabajo futuro</w:t>
       </w:r>
-      <w:bookmarkEnd w:id="96"/>
+      <w:bookmarkEnd w:id="97"/>
     </w:p>
     <w:p>
       <w:r>
@@ -30797,11 +31086,11 @@
       <w:pPr>
         <w:pStyle w:val="Heading2"/>
       </w:pPr>
-      <w:bookmarkStart w:id="97" w:name="_Toc234313401"/>
+      <w:bookmarkStart w:id="98" w:name="_Toc234933563"/>
       <w:r>
         <w:t>Conclusiones</w:t>
       </w:r>
-      <w:bookmarkEnd w:id="97"/>
+      <w:bookmarkEnd w:id="98"/>
     </w:p>
     <w:p>
       <w:r>
@@ -31060,11 +31349,11 @@
       <w:pPr>
         <w:pStyle w:val="Heading2"/>
       </w:pPr>
-      <w:bookmarkStart w:id="98" w:name="_Toc234313402"/>
+      <w:bookmarkStart w:id="99" w:name="_Toc234933564"/>
       <w:r>
         <w:t>Discusión y cierre de hipótesis</w:t>
       </w:r>
-      <w:bookmarkEnd w:id="98"/>
+      <w:bookmarkEnd w:id="99"/>
     </w:p>
     <w:p>
       <w:r>
@@ -31075,7 +31364,7 @@
       <w:pPr>
         <w:pStyle w:val="Caption"/>
       </w:pPr>
-      <w:bookmarkStart w:id="99" w:name="_Toc234313442"/>
+      <w:bookmarkStart w:id="100" w:name="_Toc234933605"/>
       <w:r>
         <w:t xml:space="preserve">Tabla </w:t>
       </w:r>
@@ -31084,13 +31373,13 @@
           <w:rPr>
             <w:noProof/>
           </w:rPr>
-          <w:t>14</w:t>
+          <w:t>15</w:t>
         </w:r>
       </w:fldSimple>
       <w:r>
         <w:t>. Cierre de las hipótesis de investigación: criterio de aceptación, evidencia y decisión. Fuente: elaboración propia.</w:t>
       </w:r>
-      <w:bookmarkEnd w:id="99"/>
+      <w:bookmarkEnd w:id="100"/>
     </w:p>
     <w:tbl>
       <w:tblPr>
@@ -31854,13 +32143,13 @@
       <w:pPr>
         <w:pStyle w:val="Heading2"/>
       </w:pPr>
-      <w:bookmarkStart w:id="100" w:name="_Toc54278735"/>
-      <w:bookmarkStart w:id="101" w:name="_Toc234313403"/>
+      <w:bookmarkStart w:id="101" w:name="_Toc54278735"/>
+      <w:bookmarkStart w:id="102" w:name="_Toc234933565"/>
       <w:r>
         <w:t>Trabajo futuro</w:t>
       </w:r>
-      <w:bookmarkEnd w:id="100"/>
       <w:bookmarkEnd w:id="101"/>
+      <w:bookmarkEnd w:id="102"/>
     </w:p>
     <w:p>
       <w:r>
@@ -32073,11 +32362,11 @@
       <w:pPr>
         <w:pStyle w:val="Heading2"/>
       </w:pPr>
-      <w:bookmarkStart w:id="102" w:name="_Toc234313404"/>
+      <w:bookmarkStart w:id="103" w:name="_Toc234933566"/>
       <w:r>
         <w:t>Aporte e innovación del Trabajo Fin de Máster</w:t>
       </w:r>
-      <w:bookmarkEnd w:id="102"/>
+      <w:bookmarkEnd w:id="103"/>
     </w:p>
     <w:p>
       <w:r>
@@ -32104,11 +32393,11 @@
       <w:pPr>
         <w:pStyle w:val="Heading3"/>
       </w:pPr>
-      <w:bookmarkStart w:id="103" w:name="_Toc234313405"/>
+      <w:bookmarkStart w:id="104" w:name="_Toc234933567"/>
       <w:r>
         <w:t>Aporte 1: Integración matemática unificada de dos paradigmas</w:t>
       </w:r>
-      <w:bookmarkEnd w:id="103"/>
+      <w:bookmarkEnd w:id="104"/>
     </w:p>
     <w:p>
       <w:r>
@@ -32167,11 +32456,11 @@
       <w:pPr>
         <w:pStyle w:val="Heading3"/>
       </w:pPr>
-      <w:bookmarkStart w:id="104" w:name="_Toc234313406"/>
+      <w:bookmarkStart w:id="105" w:name="_Toc234933568"/>
       <w:r>
         <w:t>Aporte 2: Reproducibilidad cuantitativa del estado del arte sin GPU dedicada</w:t>
       </w:r>
-      <w:bookmarkEnd w:id="104"/>
+      <w:bookmarkEnd w:id="105"/>
     </w:p>
     <w:p>
       <w:r>
@@ -32248,11 +32537,11 @@
       <w:pPr>
         <w:pStyle w:val="Heading3"/>
       </w:pPr>
-      <w:bookmarkStart w:id="105" w:name="_Toc234313407"/>
+      <w:bookmarkStart w:id="106" w:name="_Toc234933569"/>
       <w:r>
         <w:t>Aporte 3: Rigor metodológico superior al estándar del área</w:t>
       </w:r>
-      <w:bookmarkEnd w:id="105"/>
+      <w:bookmarkEnd w:id="106"/>
     </w:p>
     <w:p>
       <w:r>
@@ -32362,7 +32651,7 @@
       <w:pPr>
         <w:pStyle w:val="Heading3"/>
       </w:pPr>
-      <w:bookmarkStart w:id="106" w:name="_Toc234313408"/>
+      <w:bookmarkStart w:id="107" w:name="_Toc234933570"/>
       <w:r>
         <w:t xml:space="preserve">Aporte 4: Validación </w:t>
       </w:r>
@@ -32374,7 +32663,7 @@
       <w:r>
         <w:t xml:space="preserve"> con evidencia visual reproducible</w:t>
       </w:r>
-      <w:bookmarkEnd w:id="106"/>
+      <w:bookmarkEnd w:id="107"/>
     </w:p>
     <w:p>
       <w:r>
@@ -32433,11 +32722,11 @@
       <w:pPr>
         <w:pStyle w:val="Heading2"/>
       </w:pPr>
-      <w:bookmarkStart w:id="107" w:name="_Toc234313409"/>
+      <w:bookmarkStart w:id="108" w:name="_Toc234933571"/>
       <w:r>
         <w:t>Comparativa de costes de hardware y democratización</w:t>
       </w:r>
-      <w:bookmarkEnd w:id="107"/>
+      <w:bookmarkEnd w:id="108"/>
     </w:p>
     <w:p>
       <w:r>
@@ -32456,7 +32745,7 @@
       <w:pPr>
         <w:pStyle w:val="Caption"/>
       </w:pPr>
-      <w:bookmarkStart w:id="108" w:name="_Toc234313443"/>
+      <w:bookmarkStart w:id="109" w:name="_Toc234933606"/>
       <w:r>
         <w:t xml:space="preserve">Tabla </w:t>
       </w:r>
@@ -32465,7 +32754,7 @@
           <w:rPr>
             <w:noProof/>
           </w:rPr>
-          <w:t>15</w:t>
+          <w:t>16</w:t>
         </w:r>
       </w:fldSimple>
       <w:r>
@@ -32479,7 +32768,7 @@
       <w:r>
         <w:t xml:space="preserve"> 6-DoF + planificación.</w:t>
       </w:r>
-      <w:bookmarkEnd w:id="108"/>
+      <w:bookmarkEnd w:id="109"/>
     </w:p>
     <w:p>
       <w:pPr>
@@ -32629,11 +32918,11 @@
       <w:pPr>
         <w:pStyle w:val="Heading2"/>
       </w:pPr>
-      <w:bookmarkStart w:id="109" w:name="_Toc234313410"/>
+      <w:bookmarkStart w:id="110" w:name="_Toc234933572"/>
       <w:r>
         <w:t>Alcance y limitaciones del trabajo</w:t>
       </w:r>
-      <w:bookmarkEnd w:id="109"/>
+      <w:bookmarkEnd w:id="110"/>
     </w:p>
     <w:p>
       <w:r>
@@ -32830,11 +33119,11 @@
       <w:pPr>
         <w:pStyle w:val="Heading2"/>
       </w:pPr>
-      <w:bookmarkStart w:id="110" w:name="_Toc234313411"/>
+      <w:bookmarkStart w:id="111" w:name="_Toc234933573"/>
       <w:r>
         <w:t>Delimitación del alcance</w:t>
       </w:r>
-      <w:bookmarkEnd w:id="110"/>
+      <w:bookmarkEnd w:id="111"/>
     </w:p>
     <w:p>
       <w:r>
@@ -33523,14 +33812,14 @@
           <w:lang w:val="pt-BR"/>
         </w:rPr>
       </w:pPr>
-      <w:bookmarkStart w:id="111" w:name="_Toc234313412"/>
+      <w:bookmarkStart w:id="112" w:name="_Toc234933574"/>
       <w:r>
         <w:rPr>
           <w:lang w:val="pt-BR"/>
         </w:rPr>
         <w:t>Referencias bibliográficas</w:t>
       </w:r>
-      <w:bookmarkEnd w:id="111"/>
+      <w:bookmarkEnd w:id="112"/>
     </w:p>
     <w:p>
       <w:pPr>
@@ -34988,11 +35277,11 @@
       <w:pPr>
         <w:pStyle w:val="Anexo"/>
       </w:pPr>
-      <w:bookmarkStart w:id="112" w:name="_Toc234313413"/>
+      <w:bookmarkStart w:id="113" w:name="_Toc234933575"/>
       <w:r>
         <w:t>Repositorio de código y reproducibilidad</w:t>
       </w:r>
-      <w:bookmarkEnd w:id="112"/>
+      <w:bookmarkEnd w:id="113"/>
     </w:p>
     <w:p>
       <w:r>
@@ -39143,12 +39432,7 @@
 </file>
 
 <file path=customXml/item2.xml><?xml version="1.0" encoding="utf-8"?>
-<?mso-contentType ?>
-<FormTemplates xmlns="http://schemas.microsoft.com/sharepoint/v3/contenttype/forms">
-  <Display>DocumentLibraryForm</Display>
-  <Edit>DocumentLibraryForm</Edit>
-  <New>DocumentLibraryForm</New>
-</FormTemplates>
+<b:Sources xmlns:b="http://schemas.openxmlformats.org/officeDocument/2006/bibliography" xmlns="http://schemas.openxmlformats.org/officeDocument/2006/bibliography" SelectedStyle="\APASixthEditionOfficeOnline.xsl" StyleName="APA" Version="6"/>
 </file>
 
 <file path=customXml/item3.xml><?xml version="1.0" encoding="utf-8"?>
@@ -39413,7 +39697,12 @@
 </file>
 
 <file path=customXml/item4.xml><?xml version="1.0" encoding="utf-8"?>
-<b:Sources xmlns:b="http://schemas.openxmlformats.org/officeDocument/2006/bibliography" xmlns="http://schemas.openxmlformats.org/officeDocument/2006/bibliography" SelectedStyle="\APASixthEditionOfficeOnline.xsl" StyleName="APA" Version="6"/>
+<?mso-contentType ?>
+<FormTemplates xmlns="http://schemas.microsoft.com/sharepoint/v3/contenttype/forms">
+  <Display>DocumentLibraryForm</Display>
+  <Edit>DocumentLibraryForm</Edit>
+  <New>DocumentLibraryForm</New>
+</FormTemplates>
 </file>
 
 <file path=customXml/itemProps1.xml><?xml version="1.0" encoding="utf-8"?>
@@ -39428,9 +39717,9 @@
 </file>
 
 <file path=customXml/itemProps2.xml><?xml version="1.0" encoding="utf-8"?>
-<ds:datastoreItem xmlns:ds="http://schemas.openxmlformats.org/officeDocument/2006/customXml" ds:itemID="{76AF1F18-BD40-4DEA-81CE-A8C571440A5E}">
+<ds:datastoreItem xmlns:ds="http://schemas.openxmlformats.org/officeDocument/2006/customXml" ds:itemID="{68FB56F5-3CE8-4167-9790-3E517CF47AC9}">
   <ds:schemaRefs>
-    <ds:schemaRef ds:uri="http://schemas.microsoft.com/sharepoint/v3/contenttype/forms"/>
+    <ds:schemaRef ds:uri="http://schemas.openxmlformats.org/officeDocument/2006/bibliography"/>
   </ds:schemaRefs>
 </ds:datastoreItem>
 </file>
@@ -39455,9 +39744,9 @@
 </file>
 
 <file path=customXml/itemProps4.xml><?xml version="1.0" encoding="utf-8"?>
-<ds:datastoreItem xmlns:ds="http://schemas.openxmlformats.org/officeDocument/2006/customXml" ds:itemID="{68FB56F5-3CE8-4167-9790-3E517CF47AC9}">
+<ds:datastoreItem xmlns:ds="http://schemas.openxmlformats.org/officeDocument/2006/customXml" ds:itemID="{76AF1F18-BD40-4DEA-81CE-A8C571440A5E}">
   <ds:schemaRefs>
-    <ds:schemaRef ds:uri="http://schemas.openxmlformats.org/officeDocument/2006/bibliography"/>
+    <ds:schemaRef ds:uri="http://schemas.microsoft.com/sharepoint/v3/contenttype/forms"/>
   </ds:schemaRefs>
 </ds:datastoreItem>
 </file>